--- a/apps/web-app/cantine-connect/docs/from-labs/livraison/user-guide.docx
+++ b/apps/web-app/cantine-connect/docs/from-labs/livraison/user-guide.docx
@@ -6,38 +6,66 @@
       <w:pPr>
         <w:pStyle w:val="Heading1"/>
         <w:bidi w:val="0"/>
-        <w:spacing w:before="75" w:after="150"/>
-        <w:jc w:val="left"/>
-        <w:rPr>
-          <w:bdr w:val="single" w:sz="2" w:space="12" w:color="F0D9BC"/>
-        </w:rPr>
-      </w:pPr>
-      <w:r>
-        <w:rPr>
-          <w:bdr w:val="single" w:sz="2" w:space="12" w:color="F0D9BC"/>
-        </w:rPr>
+        <w:spacing w:before="240" w:after="283"/>
+        <w:jc w:val="left"/>
+        <w:rPr/>
+      </w:pPr>
+      <w:r>
+        <w:rPr/>
         <w:t>Manuel Utilisateur — Cantine Connect</w:t>
       </w:r>
     </w:p>
     <w:p>
       <w:pPr>
-        <w:pStyle w:val="TextBody"/>
-        <w:bidi w:val="0"/>
-        <w:spacing w:before="75" w:after="150"/>
-        <w:jc w:val="left"/>
-        <w:rPr>
-          <w:color w:val="6B5E52"/>
-          <w:sz w:val="21"/>
-          <w:bdr w:val="single" w:sz="2" w:space="12" w:color="F0D9BC"/>
-        </w:rPr>
-      </w:pPr>
-      <w:r>
-        <w:rPr>
-          <w:color w:val="6B5E52"/>
-          <w:sz w:val="21"/>
-          <w:bdr w:val="single" w:sz="2" w:space="12" w:color="F0D9BC"/>
-        </w:rPr>
-        <w:t>Guide fonctionnel de l'application, organisé par rôle — état au 2026-08-04</w:t>
+        <w:pStyle w:val="Quotations"/>
+        <w:pBdr>
+          <w:left w:val="single" w:sz="24" w:space="11" w:color="D4A017"/>
+        </w:pBdr>
+        <w:shd w:fill="FFF9F2" w:val="clear"/>
+        <w:bidi w:val="0"/>
+        <w:spacing w:before="0" w:after="283"/>
+        <w:ind w:left="567" w:right="567" w:hanging="0"/>
+        <w:jc w:val="left"/>
+        <w:rPr/>
+      </w:pPr>
+      <w:r>
+        <w:rPr/>
+        <w:t xml:space="preserve">Guide fonctionnel de l'application, organisé par rôle. Reflète l'état de l'application au 2026-08-04. Pour les décisions techniques sous-jacentes, voir </w:t>
+      </w:r>
+      <w:r>
+        <w:rPr>
+          <w:rStyle w:val="SourceText"/>
+        </w:rPr>
+        <w:t>collaboration/history/decision-log.md</w:t>
+      </w:r>
+      <w:r>
+        <w:rPr/>
+        <w:t xml:space="preserve"> (ADR-017, ADR-018) et </w:t>
+      </w:r>
+      <w:r>
+        <w:rPr>
+          <w:rStyle w:val="SourceText"/>
+        </w:rPr>
+        <w:t>collaboration/history/adr/</w:t>
+      </w:r>
+      <w:r>
+        <w:rPr/>
+        <w:t>.</w:t>
+      </w:r>
+    </w:p>
+    <w:p>
+      <w:pPr>
+        <w:pStyle w:val="HorizontalLine"/>
+        <w:pBdr>
+          <w:bottom w:val="double" w:sz="2" w:space="0" w:color="808080"/>
+        </w:pBdr>
+        <w:bidi w:val="0"/>
+        <w:spacing w:before="0" w:after="283"/>
+        <w:jc w:val="left"/>
+        <w:rPr/>
+      </w:pPr>
+      <w:r>
+        <w:rPr/>
       </w:r>
     </w:p>
     <w:p>
@@ -56,8 +84,7 @@
       <w:pPr>
         <w:pStyle w:val="TextBody"/>
         <w:bidi w:val="0"/>
-        <w:spacing w:before="75" w:after="75"/>
-        <w:ind w:left="75" w:right="75" w:hanging="0"/>
+        <w:spacing w:before="0" w:after="283"/>
         <w:jc w:val="left"/>
         <w:rPr/>
       </w:pPr>
@@ -85,11 +112,11 @@
         </w:numPr>
         <w:tabs>
           <w:tab w:val="clear" w:pos="1134"/>
-          <w:tab w:val="left" w:pos="784" w:leader="none"/>
-        </w:tabs>
-        <w:bidi w:val="0"/>
-        <w:spacing w:before="75" w:after="0"/>
-        <w:ind w:left="784" w:right="75" w:hanging="283"/>
+          <w:tab w:val="left" w:pos="709" w:leader="none"/>
+        </w:tabs>
+        <w:bidi w:val="0"/>
+        <w:spacing w:before="0" w:after="0"/>
+        <w:ind w:left="709" w:hanging="283"/>
         <w:jc w:val="left"/>
         <w:rPr/>
       </w:pPr>
@@ -123,10 +150,10 @@
         </w:numPr>
         <w:tabs>
           <w:tab w:val="clear" w:pos="1134"/>
-          <w:tab w:val="left" w:pos="784" w:leader="none"/>
-        </w:tabs>
-        <w:bidi w:val="0"/>
-        <w:ind w:left="784" w:right="75" w:hanging="283"/>
+          <w:tab w:val="left" w:pos="709" w:leader="none"/>
+        </w:tabs>
+        <w:bidi w:val="0"/>
+        <w:ind w:left="709" w:hanging="283"/>
         <w:jc w:val="left"/>
         <w:rPr/>
       </w:pPr>
@@ -165,6 +192,21 @@
     </w:p>
     <w:p>
       <w:pPr>
+        <w:pStyle w:val="HorizontalLine"/>
+        <w:pBdr>
+          <w:bottom w:val="double" w:sz="2" w:space="0" w:color="808080"/>
+        </w:pBdr>
+        <w:bidi w:val="0"/>
+        <w:spacing w:before="0" w:after="283"/>
+        <w:jc w:val="left"/>
+        <w:rPr/>
+      </w:pPr>
+      <w:r>
+        <w:rPr/>
+      </w:r>
+    </w:p>
+    <w:p>
+      <w:pPr>
         <w:pStyle w:val="Heading2"/>
         <w:bidi w:val="0"/>
         <w:jc w:val="left"/>
@@ -179,8 +221,7 @@
       <w:pPr>
         <w:pStyle w:val="TextBody"/>
         <w:bidi w:val="0"/>
-        <w:spacing w:before="75" w:after="75"/>
-        <w:ind w:left="75" w:right="75" w:hanging="0"/>
+        <w:spacing w:before="0" w:after="283"/>
         <w:jc w:val="left"/>
         <w:rPr/>
       </w:pPr>
@@ -203,8 +244,7 @@
       <w:pPr>
         <w:pStyle w:val="TextBody"/>
         <w:bidi w:val="0"/>
-        <w:spacing w:before="75" w:after="75"/>
-        <w:ind w:left="75" w:right="75" w:hanging="0"/>
+        <w:spacing w:before="0" w:after="283"/>
         <w:jc w:val="left"/>
         <w:rPr/>
       </w:pPr>
@@ -217,8 +257,7 @@
       <w:pPr>
         <w:pStyle w:val="TextBody"/>
         <w:bidi w:val="0"/>
-        <w:spacing w:before="75" w:after="75"/>
-        <w:ind w:left="75" w:right="75" w:hanging="0"/>
+        <w:spacing w:before="0" w:after="283"/>
         <w:jc w:val="left"/>
         <w:rPr/>
       </w:pPr>
@@ -281,7 +320,7 @@
     </w:p>
     <w:tbl>
       <w:tblPr>
-        <w:tblW w:w="7398" w:type="dxa"/>
+        <w:tblW w:w="7368" w:type="dxa"/>
         <w:jc w:val="left"/>
         <w:tblInd w:w="0" w:type="dxa"/>
         <w:tblLayout w:type="fixed"/>
@@ -293,15 +332,17 @@
         </w:tblCellMar>
       </w:tblPr>
       <w:tblGrid>
-        <w:gridCol w:w="1786"/>
-        <w:gridCol w:w="3436"/>
-        <w:gridCol w:w="2176"/>
+        <w:gridCol w:w="1831"/>
+        <w:gridCol w:w="3466"/>
+        <w:gridCol w:w="2071"/>
       </w:tblGrid>
       <w:tr>
-        <w:trPr/>
-        <w:tc>
-          <w:tcPr>
-            <w:tcW w:w="1786" w:type="dxa"/>
+        <w:trPr>
+          <w:tblHeader w:val="true"/>
+        </w:trPr>
+        <w:tc>
+          <w:tcPr>
+            <w:tcW w:w="1831" w:type="dxa"/>
             <w:tcBorders/>
             <w:vAlign w:val="center"/>
           </w:tcPr>
@@ -311,7 +352,7 @@
               <w:suppressLineNumbers/>
               <w:shd w:fill="FFF3E4" w:val="clear"/>
               <w:bidi w:val="0"/>
-              <w:spacing w:before="75" w:after="75"/>
+              <w:spacing w:before="0" w:after="283"/>
               <w:jc w:val="left"/>
               <w:rPr/>
             </w:pPr>
@@ -323,7 +364,7 @@
         </w:tc>
         <w:tc>
           <w:tcPr>
-            <w:tcW w:w="3436" w:type="dxa"/>
+            <w:tcW w:w="3466" w:type="dxa"/>
             <w:tcBorders/>
             <w:vAlign w:val="center"/>
           </w:tcPr>
@@ -333,7 +374,7 @@
               <w:suppressLineNumbers/>
               <w:shd w:fill="FFF3E4" w:val="clear"/>
               <w:bidi w:val="0"/>
-              <w:spacing w:before="75" w:after="75"/>
+              <w:spacing w:before="0" w:after="283"/>
               <w:jc w:val="left"/>
               <w:rPr/>
             </w:pPr>
@@ -345,7 +386,7 @@
         </w:tc>
         <w:tc>
           <w:tcPr>
-            <w:tcW w:w="2176" w:type="dxa"/>
+            <w:tcW w:w="2071" w:type="dxa"/>
             <w:tcBorders/>
             <w:vAlign w:val="center"/>
           </w:tcPr>
@@ -355,7 +396,7 @@
               <w:suppressLineNumbers/>
               <w:shd w:fill="FFF3E4" w:val="clear"/>
               <w:bidi w:val="0"/>
-              <w:spacing w:before="75" w:after="75"/>
+              <w:spacing w:before="0" w:after="283"/>
               <w:jc w:val="left"/>
               <w:rPr/>
             </w:pPr>
@@ -370,15 +411,15 @@
         <w:trPr/>
         <w:tc>
           <w:tcPr>
-            <w:tcW w:w="1786" w:type="dxa"/>
-            <w:tcBorders/>
-            <w:vAlign w:val="center"/>
-          </w:tcPr>
-          <w:p>
-            <w:pPr>
-              <w:pStyle w:val="TableContents"/>
-              <w:bidi w:val="0"/>
-              <w:spacing w:before="75" w:after="75"/>
+            <w:tcW w:w="1831" w:type="dxa"/>
+            <w:tcBorders/>
+            <w:vAlign w:val="center"/>
+          </w:tcPr>
+          <w:p>
+            <w:pPr>
+              <w:pStyle w:val="TableContents"/>
+              <w:bidi w:val="0"/>
+              <w:spacing w:before="0" w:after="283"/>
               <w:jc w:val="left"/>
               <w:rPr/>
             </w:pPr>
@@ -390,40 +431,44 @@
         </w:tc>
         <w:tc>
           <w:tcPr>
-            <w:tcW w:w="3436" w:type="dxa"/>
-            <w:tcBorders/>
-            <w:vAlign w:val="center"/>
-          </w:tcPr>
-          <w:p>
-            <w:pPr>
-              <w:pStyle w:val="TableContents"/>
-              <w:bidi w:val="0"/>
-              <w:spacing w:before="75" w:after="75"/>
+            <w:tcW w:w="3466" w:type="dxa"/>
+            <w:tcBorders/>
+            <w:vAlign w:val="center"/>
+          </w:tcPr>
+          <w:p>
+            <w:pPr>
+              <w:pStyle w:val="TableContents"/>
+              <w:bidi w:val="0"/>
+              <w:spacing w:before="0" w:after="283"/>
               <w:jc w:val="left"/>
               <w:rPr/>
             </w:pPr>
             <w:r>
-              <w:rPr/>
+              <w:rPr>
+                <w:rStyle w:val="SourceText"/>
+              </w:rPr>
               <w:t>admin@cantine.connect</w:t>
             </w:r>
           </w:p>
         </w:tc>
         <w:tc>
           <w:tcPr>
-            <w:tcW w:w="2176" w:type="dxa"/>
-            <w:tcBorders/>
-            <w:vAlign w:val="center"/>
-          </w:tcPr>
-          <w:p>
-            <w:pPr>
-              <w:pStyle w:val="TableContents"/>
-              <w:bidi w:val="0"/>
-              <w:spacing w:before="75" w:after="75"/>
+            <w:tcW w:w="2071" w:type="dxa"/>
+            <w:tcBorders/>
+            <w:vAlign w:val="center"/>
+          </w:tcPr>
+          <w:p>
+            <w:pPr>
+              <w:pStyle w:val="TableContents"/>
+              <w:bidi w:val="0"/>
+              <w:spacing w:before="0" w:after="283"/>
               <w:jc w:val="left"/>
               <w:rPr/>
             </w:pPr>
             <w:r>
-              <w:rPr/>
+              <w:rPr>
+                <w:rStyle w:val="SourceText"/>
+              </w:rPr>
               <w:t>admin@123</w:t>
             </w:r>
           </w:p>
@@ -433,15 +478,15 @@
         <w:trPr/>
         <w:tc>
           <w:tcPr>
-            <w:tcW w:w="1786" w:type="dxa"/>
-            <w:tcBorders/>
-            <w:vAlign w:val="center"/>
-          </w:tcPr>
-          <w:p>
-            <w:pPr>
-              <w:pStyle w:val="TableContents"/>
-              <w:bidi w:val="0"/>
-              <w:spacing w:before="75" w:after="75"/>
+            <w:tcW w:w="1831" w:type="dxa"/>
+            <w:tcBorders/>
+            <w:vAlign w:val="center"/>
+          </w:tcPr>
+          <w:p>
+            <w:pPr>
+              <w:pStyle w:val="TableContents"/>
+              <w:bidi w:val="0"/>
+              <w:spacing w:before="0" w:after="283"/>
               <w:jc w:val="left"/>
               <w:rPr/>
             </w:pPr>
@@ -453,40 +498,44 @@
         </w:tc>
         <w:tc>
           <w:tcPr>
-            <w:tcW w:w="3436" w:type="dxa"/>
-            <w:tcBorders/>
-            <w:vAlign w:val="center"/>
-          </w:tcPr>
-          <w:p>
-            <w:pPr>
-              <w:pStyle w:val="TableContents"/>
-              <w:bidi w:val="0"/>
-              <w:spacing w:before="75" w:after="75"/>
+            <w:tcW w:w="3466" w:type="dxa"/>
+            <w:tcBorders/>
+            <w:vAlign w:val="center"/>
+          </w:tcPr>
+          <w:p>
+            <w:pPr>
+              <w:pStyle w:val="TableContents"/>
+              <w:bidi w:val="0"/>
+              <w:spacing w:before="0" w:after="283"/>
               <w:jc w:val="left"/>
               <w:rPr/>
             </w:pPr>
             <w:r>
-              <w:rPr/>
+              <w:rPr>
+                <w:rStyle w:val="SourceText"/>
+              </w:rPr>
               <w:t>gestionnaire@cantine.connect</w:t>
             </w:r>
           </w:p>
         </w:tc>
         <w:tc>
           <w:tcPr>
-            <w:tcW w:w="2176" w:type="dxa"/>
-            <w:tcBorders/>
-            <w:vAlign w:val="center"/>
-          </w:tcPr>
-          <w:p>
-            <w:pPr>
-              <w:pStyle w:val="TableContents"/>
-              <w:bidi w:val="0"/>
-              <w:spacing w:before="75" w:after="75"/>
+            <w:tcW w:w="2071" w:type="dxa"/>
+            <w:tcBorders/>
+            <w:vAlign w:val="center"/>
+          </w:tcPr>
+          <w:p>
+            <w:pPr>
+              <w:pStyle w:val="TableContents"/>
+              <w:bidi w:val="0"/>
+              <w:spacing w:before="0" w:after="283"/>
               <w:jc w:val="left"/>
               <w:rPr/>
             </w:pPr>
             <w:r>
-              <w:rPr/>
+              <w:rPr>
+                <w:rStyle w:val="SourceText"/>
+              </w:rPr>
               <w:t>gestionnaire@123</w:t>
             </w:r>
           </w:p>
@@ -496,15 +545,15 @@
         <w:trPr/>
         <w:tc>
           <w:tcPr>
-            <w:tcW w:w="1786" w:type="dxa"/>
-            <w:tcBorders/>
-            <w:vAlign w:val="center"/>
-          </w:tcPr>
-          <w:p>
-            <w:pPr>
-              <w:pStyle w:val="TableContents"/>
-              <w:bidi w:val="0"/>
-              <w:spacing w:before="75" w:after="75"/>
+            <w:tcW w:w="1831" w:type="dxa"/>
+            <w:tcBorders/>
+            <w:vAlign w:val="center"/>
+          </w:tcPr>
+          <w:p>
+            <w:pPr>
+              <w:pStyle w:val="TableContents"/>
+              <w:bidi w:val="0"/>
+              <w:spacing w:before="0" w:after="283"/>
               <w:jc w:val="left"/>
               <w:rPr/>
             </w:pPr>
@@ -516,40 +565,44 @@
         </w:tc>
         <w:tc>
           <w:tcPr>
-            <w:tcW w:w="3436" w:type="dxa"/>
-            <w:tcBorders/>
-            <w:vAlign w:val="center"/>
-          </w:tcPr>
-          <w:p>
-            <w:pPr>
-              <w:pStyle w:val="TableContents"/>
-              <w:bidi w:val="0"/>
-              <w:spacing w:before="75" w:after="75"/>
+            <w:tcW w:w="3466" w:type="dxa"/>
+            <w:tcBorders/>
+            <w:vAlign w:val="center"/>
+          </w:tcPr>
+          <w:p>
+            <w:pPr>
+              <w:pStyle w:val="TableContents"/>
+              <w:bidi w:val="0"/>
+              <w:spacing w:before="0" w:after="283"/>
               <w:jc w:val="left"/>
               <w:rPr/>
             </w:pPr>
             <w:r>
-              <w:rPr/>
+              <w:rPr>
+                <w:rStyle w:val="SourceText"/>
+              </w:rPr>
               <w:t>caissier@cantine.connect</w:t>
             </w:r>
           </w:p>
         </w:tc>
         <w:tc>
           <w:tcPr>
-            <w:tcW w:w="2176" w:type="dxa"/>
-            <w:tcBorders/>
-            <w:vAlign w:val="center"/>
-          </w:tcPr>
-          <w:p>
-            <w:pPr>
-              <w:pStyle w:val="TableContents"/>
-              <w:bidi w:val="0"/>
-              <w:spacing w:before="75" w:after="75"/>
+            <w:tcW w:w="2071" w:type="dxa"/>
+            <w:tcBorders/>
+            <w:vAlign w:val="center"/>
+          </w:tcPr>
+          <w:p>
+            <w:pPr>
+              <w:pStyle w:val="TableContents"/>
+              <w:bidi w:val="0"/>
+              <w:spacing w:before="0" w:after="283"/>
               <w:jc w:val="left"/>
               <w:rPr/>
             </w:pPr>
             <w:r>
-              <w:rPr/>
+              <w:rPr>
+                <w:rStyle w:val="SourceText"/>
+              </w:rPr>
               <w:t>caissier@123</w:t>
             </w:r>
           </w:p>
@@ -559,15 +612,15 @@
         <w:trPr/>
         <w:tc>
           <w:tcPr>
-            <w:tcW w:w="1786" w:type="dxa"/>
-            <w:tcBorders/>
-            <w:vAlign w:val="center"/>
-          </w:tcPr>
-          <w:p>
-            <w:pPr>
-              <w:pStyle w:val="TableContents"/>
-              <w:bidi w:val="0"/>
-              <w:spacing w:before="75" w:after="75"/>
+            <w:tcW w:w="1831" w:type="dxa"/>
+            <w:tcBorders/>
+            <w:vAlign w:val="center"/>
+          </w:tcPr>
+          <w:p>
+            <w:pPr>
+              <w:pStyle w:val="TableContents"/>
+              <w:bidi w:val="0"/>
+              <w:spacing w:before="0" w:after="283"/>
               <w:jc w:val="left"/>
               <w:rPr/>
             </w:pPr>
@@ -579,40 +632,44 @@
         </w:tc>
         <w:tc>
           <w:tcPr>
-            <w:tcW w:w="3436" w:type="dxa"/>
-            <w:tcBorders/>
-            <w:vAlign w:val="center"/>
-          </w:tcPr>
-          <w:p>
-            <w:pPr>
-              <w:pStyle w:val="TableContents"/>
-              <w:bidi w:val="0"/>
-              <w:spacing w:before="75" w:after="75"/>
+            <w:tcW w:w="3466" w:type="dxa"/>
+            <w:tcBorders/>
+            <w:vAlign w:val="center"/>
+          </w:tcPr>
+          <w:p>
+            <w:pPr>
+              <w:pStyle w:val="TableContents"/>
+              <w:bidi w:val="0"/>
+              <w:spacing w:before="0" w:after="283"/>
               <w:jc w:val="left"/>
               <w:rPr/>
             </w:pPr>
             <w:r>
-              <w:rPr/>
+              <w:rPr>
+                <w:rStyle w:val="SourceText"/>
+              </w:rPr>
               <w:t>parent@cantine.connect</w:t>
             </w:r>
           </w:p>
         </w:tc>
         <w:tc>
           <w:tcPr>
-            <w:tcW w:w="2176" w:type="dxa"/>
-            <w:tcBorders/>
-            <w:vAlign w:val="center"/>
-          </w:tcPr>
-          <w:p>
-            <w:pPr>
-              <w:pStyle w:val="TableContents"/>
-              <w:bidi w:val="0"/>
-              <w:spacing w:before="75" w:after="75"/>
+            <w:tcW w:w="2071" w:type="dxa"/>
+            <w:tcBorders/>
+            <w:vAlign w:val="center"/>
+          </w:tcPr>
+          <w:p>
+            <w:pPr>
+              <w:pStyle w:val="TableContents"/>
+              <w:bidi w:val="0"/>
+              <w:spacing w:before="0" w:after="283"/>
               <w:jc w:val="left"/>
               <w:rPr/>
             </w:pPr>
             <w:r>
-              <w:rPr/>
+              <w:rPr>
+                <w:rStyle w:val="SourceText"/>
+              </w:rPr>
               <w:t>parent@123</w:t>
             </w:r>
           </w:p>
@@ -623,8 +680,7 @@
       <w:pPr>
         <w:pStyle w:val="TextBody"/>
         <w:bidi w:val="0"/>
-        <w:spacing w:before="75" w:after="75"/>
-        <w:ind w:left="75" w:right="75" w:hanging="0"/>
+        <w:spacing w:before="0" w:after="283"/>
         <w:jc w:val="left"/>
         <w:rPr/>
       </w:pPr>
@@ -645,6 +701,21 @@
     </w:p>
     <w:p>
       <w:pPr>
+        <w:pStyle w:val="HorizontalLine"/>
+        <w:pBdr>
+          <w:bottom w:val="double" w:sz="2" w:space="0" w:color="808080"/>
+        </w:pBdr>
+        <w:bidi w:val="0"/>
+        <w:spacing w:before="0" w:after="283"/>
+        <w:jc w:val="left"/>
+        <w:rPr/>
+      </w:pPr>
+      <w:r>
+        <w:rPr/>
+      </w:r>
+    </w:p>
+    <w:p>
+      <w:pPr>
         <w:pStyle w:val="Heading2"/>
         <w:bidi w:val="0"/>
         <w:jc w:val="left"/>
@@ -659,8 +730,7 @@
       <w:pPr>
         <w:pStyle w:val="TextBody"/>
         <w:bidi w:val="0"/>
-        <w:spacing w:before="75" w:after="75"/>
-        <w:ind w:left="75" w:right="75" w:hanging="0"/>
+        <w:spacing w:before="0" w:after="283"/>
         <w:jc w:val="left"/>
         <w:rPr/>
       </w:pPr>
@@ -688,11 +758,11 @@
         </w:numPr>
         <w:tabs>
           <w:tab w:val="clear" w:pos="1134"/>
-          <w:tab w:val="left" w:pos="784" w:leader="none"/>
-        </w:tabs>
-        <w:bidi w:val="0"/>
-        <w:spacing w:before="75" w:after="0"/>
-        <w:ind w:left="784" w:right="75" w:hanging="283"/>
+          <w:tab w:val="left" w:pos="709" w:leader="none"/>
+        </w:tabs>
+        <w:bidi w:val="0"/>
+        <w:spacing w:before="0" w:after="0"/>
+        <w:ind w:left="709" w:hanging="283"/>
         <w:jc w:val="left"/>
         <w:rPr/>
       </w:pPr>
@@ -716,11 +786,11 @@
         </w:numPr>
         <w:tabs>
           <w:tab w:val="clear" w:pos="1134"/>
-          <w:tab w:val="left" w:pos="784" w:leader="none"/>
-        </w:tabs>
-        <w:bidi w:val="0"/>
-        <w:spacing w:before="75" w:after="0"/>
-        <w:ind w:left="784" w:right="75" w:hanging="283"/>
+          <w:tab w:val="left" w:pos="709" w:leader="none"/>
+        </w:tabs>
+        <w:bidi w:val="0"/>
+        <w:spacing w:before="0" w:after="0"/>
+        <w:ind w:left="709" w:hanging="283"/>
         <w:jc w:val="left"/>
         <w:rPr/>
       </w:pPr>
@@ -732,7 +802,7 @@
       </w:r>
       <w:r>
         <w:rPr/>
-        <w:t xml:space="preserve"> : téléphone principal (obligatoire), case « Ce numéro est aussi mon WhatsApp » (sinon un second numéro WhatsApp peut être saisi), téléphone secondaire (facultatif), email (facultatif) </w:t>
+        <w:t xml:space="preserve"> : téléphone principal (obligatoire), case « Ce numéro est aussi mon WhatsApp » (sinon un second numéro WhatsApp peut être saisi), téléphone secondaire (facultatif), email (facultatif). Un message rappelle qu'une notification sera envoyée par SMS et invite à vérifier le numéro saisi. </w:t>
       </w:r>
     </w:p>
     <w:p>
@@ -744,10 +814,10 @@
         </w:numPr>
         <w:tabs>
           <w:tab w:val="clear" w:pos="1134"/>
-          <w:tab w:val="left" w:pos="784" w:leader="none"/>
-        </w:tabs>
-        <w:bidi w:val="0"/>
-        <w:ind w:left="784" w:right="75" w:hanging="283"/>
+          <w:tab w:val="left" w:pos="709" w:leader="none"/>
+        </w:tabs>
+        <w:bidi w:val="0"/>
+        <w:ind w:left="709" w:hanging="283"/>
         <w:jc w:val="left"/>
         <w:rPr/>
       </w:pPr>
@@ -771,6 +841,39 @@
       </w:pPr>
       <w:r>
         <w:rPr/>
+        <w:t xml:space="preserve">Le téléphone principal, le numéro WhatsApp et le second téléphone doivent respecter le format ivoirien (10 chiffres commençant par 0, ex. </w:t>
+      </w:r>
+      <w:r>
+        <w:rPr>
+          <w:rStyle w:val="SourceText"/>
+        </w:rPr>
+        <w:t>07 08 09 10 11</w:t>
+      </w:r>
+      <w:r>
+        <w:rPr/>
+        <w:t xml:space="preserve">, indicatif </w:t>
+      </w:r>
+      <w:r>
+        <w:rPr>
+          <w:rStyle w:val="SourceText"/>
+        </w:rPr>
+        <w:t>+225</w:t>
+      </w:r>
+      <w:r>
+        <w:rPr/>
+        <w:t xml:space="preserve"> optionnel) ; l'email, s'il est renseigné, doit être une adresse valide. Ce contrôle de format s'applique à la fois dans le formulaire et côté serveur.</w:t>
+      </w:r>
+    </w:p>
+    <w:p>
+      <w:pPr>
+        <w:pStyle w:val="TextBody"/>
+        <w:bidi w:val="0"/>
+        <w:spacing w:before="0" w:after="283"/>
+        <w:jc w:val="left"/>
+        <w:rPr/>
+      </w:pPr>
+      <w:r>
+        <w:rPr/>
         <w:t xml:space="preserve">À la soumission, un écran de confirmation s'affiche : </w:t>
       </w:r>
       <w:r>
@@ -810,8 +913,7 @@
       <w:pPr>
         <w:pStyle w:val="TextBody"/>
         <w:bidi w:val="0"/>
-        <w:spacing w:before="75" w:after="75"/>
-        <w:ind w:left="75" w:right="75" w:hanging="0"/>
+        <w:spacing w:before="0" w:after="283"/>
         <w:jc w:val="left"/>
         <w:rPr/>
       </w:pPr>
@@ -827,7 +929,17 @@
       </w:r>
       <w:r>
         <w:rPr/>
-        <w:t xml:space="preserve"> (ADMIN uniquement) : liste des demandes, filtrable par statut (En attente / Validées / Rejetées).</w:t>
+        <w:t xml:space="preserve"> (ADMIN uniquement) : liste des demandes, filtrable par statut (En attente / Validées / Rejetées). Chaque ligne dispose d'une icône « Voir détails » ouvrant une fiche complète du demandeur (identité, tous les téléphones, email, résidence, historique de traitement) — pour une demande en attente, cette fiche est aussi l'endroit où l'on </w:t>
+      </w:r>
+      <w:r>
+        <w:rPr>
+          <w:rStyle w:val="StrongEmphasis"/>
+        </w:rPr>
+        <w:t>valide ou rejette</w:t>
+      </w:r>
+      <w:r>
+        <w:rPr/>
+        <w:t>, afin de toujours vérifier les informations avant de créer le compte.</w:t>
       </w:r>
     </w:p>
     <w:p>
@@ -839,11 +951,11 @@
         </w:numPr>
         <w:tabs>
           <w:tab w:val="clear" w:pos="1134"/>
-          <w:tab w:val="left" w:pos="784" w:leader="none"/>
-        </w:tabs>
-        <w:bidi w:val="0"/>
-        <w:spacing w:before="75" w:after="0"/>
-        <w:ind w:left="784" w:right="75" w:hanging="283"/>
+          <w:tab w:val="left" w:pos="709" w:leader="none"/>
+        </w:tabs>
+        <w:bidi w:val="0"/>
+        <w:spacing w:before="0" w:after="0"/>
+        <w:ind w:left="709" w:hanging="283"/>
         <w:jc w:val="left"/>
         <w:rPr/>
       </w:pPr>
@@ -855,7 +967,79 @@
       </w:r>
       <w:r>
         <w:rPr/>
-        <w:t xml:space="preserve"> : crée le compte Utilisateur (rôle PARENT) et le profil Parent associé, génère un identifiant de connexion et un mot de passe temporaire. Une boîte de dialogue affiche l'identifiant et le mot de passe générés à l'écran, à communiquer manuellement si besoin. </w:t>
+        <w:t xml:space="preserve"> : crée le compte </w:t>
+      </w:r>
+      <w:r>
+        <w:rPr>
+          <w:rStyle w:val="SourceText"/>
+        </w:rPr>
+        <w:t>Utilisateur</w:t>
+      </w:r>
+      <w:r>
+        <w:rPr/>
+        <w:t xml:space="preserve"> (rôle PARENT) et le profil </w:t>
+      </w:r>
+      <w:r>
+        <w:rPr>
+          <w:rStyle w:val="SourceText"/>
+        </w:rPr>
+        <w:t>Parent</w:t>
+      </w:r>
+      <w:r>
+        <w:rPr/>
+        <w:t xml:space="preserve"> associé, génère un identifiant de connexion et un mot de passe temporaire. Si des notifications email/SMS sont activées (§13 Configuration), le parent les reçoit automatiquement ; </w:t>
+      </w:r>
+      <w:r>
+        <w:rPr>
+          <w:rStyle w:val="StrongEmphasis"/>
+        </w:rPr>
+        <w:t>dans tous les cas</w:t>
+      </w:r>
+      <w:r>
+        <w:rPr/>
+        <w:t>, une boîte de dialogue affiche l'identifiant et le mot de passe générés à l'écran, à communiquer manuellement si besoin (utile tant que les notifications réelles ne sont pas configurées).</w:t>
+      </w:r>
+    </w:p>
+    <w:p>
+      <w:pPr>
+        <w:pStyle w:val="TextBody"/>
+        <w:numPr>
+          <w:ilvl w:val="1"/>
+          <w:numId w:val="3"/>
+        </w:numPr>
+        <w:tabs>
+          <w:tab w:val="clear" w:pos="1134"/>
+          <w:tab w:val="left" w:pos="1418" w:leader="none"/>
+        </w:tabs>
+        <w:bidi w:val="0"/>
+        <w:spacing w:before="0" w:after="0"/>
+        <w:ind w:left="1418" w:hanging="283"/>
+        <w:jc w:val="left"/>
+        <w:rPr/>
+      </w:pPr>
+      <w:r>
+        <w:rPr/>
+        <w:t xml:space="preserve">Si le parent n'a fourni </w:t>
+      </w:r>
+      <w:r>
+        <w:rPr>
+          <w:rStyle w:val="StrongEmphasis"/>
+        </w:rPr>
+        <w:t>aucun email</w:t>
+      </w:r>
+      <w:r>
+        <w:rPr/>
+        <w:t xml:space="preserve">, un identifiant de connexion est généré automatiquement à partir de son numéro de téléphone (format </w:t>
+      </w:r>
+      <w:r>
+        <w:rPr>
+          <w:rStyle w:val="SourceText"/>
+        </w:rPr>
+        <w:t>p&lt;téléphone&gt;@parent.cantine-connect.ci</w:t>
+      </w:r>
+      <w:r>
+        <w:rPr/>
+        <w:t xml:space="preserve">) — ce n'est pas une adresse email fonctionnelle, seulement un identifiant de connexion interne. </w:t>
       </w:r>
     </w:p>
     <w:p>
@@ -867,90 +1051,72 @@
         </w:numPr>
         <w:tabs>
           <w:tab w:val="clear" w:pos="1134"/>
-          <w:tab w:val="left" w:pos="784" w:leader="none"/>
-        </w:tabs>
-        <w:bidi w:val="0"/>
-        <w:spacing w:before="75" w:after="0"/>
-        <w:ind w:left="784" w:right="75" w:hanging="283"/>
-        <w:jc w:val="left"/>
-        <w:rPr/>
-      </w:pPr>
-      <w:r>
-        <w:rPr/>
-        <w:t xml:space="preserve">Si le parent n'a fourni </w:t>
-      </w:r>
+          <w:tab w:val="left" w:pos="709" w:leader="none"/>
+        </w:tabs>
+        <w:bidi w:val="0"/>
+        <w:ind w:left="709" w:hanging="283"/>
+        <w:jc w:val="left"/>
+        <w:rPr/>
+      </w:pPr>
       <w:r>
         <w:rPr>
           <w:rStyle w:val="StrongEmphasis"/>
         </w:rPr>
-        <w:t>aucun email</w:t>
-      </w:r>
-      <w:r>
-        <w:rPr/>
-        <w:t xml:space="preserve">, un identifiant de connexion est généré automatiquement à partir de son numéro de téléphone — ce n'est pas une adresse email fonctionnelle, seulement un identifiant de connexion interne. </w:t>
-      </w:r>
-    </w:p>
-    <w:p>
-      <w:pPr>
-        <w:pStyle w:val="TextBody"/>
-        <w:numPr>
-          <w:ilvl w:val="0"/>
-          <w:numId w:val="3"/>
-        </w:numPr>
-        <w:tabs>
-          <w:tab w:val="clear" w:pos="1134"/>
-          <w:tab w:val="left" w:pos="784" w:leader="none"/>
-        </w:tabs>
-        <w:bidi w:val="0"/>
-        <w:ind w:left="784" w:right="75" w:hanging="283"/>
-        <w:jc w:val="left"/>
-        <w:rPr/>
-      </w:pPr>
+        <w:t>Rejeter</w:t>
+      </w:r>
+      <w:r>
+        <w:rPr/>
+        <w:t xml:space="preserve"> : motif obligatoire, conserve la demande avec son statut et le motif pour traçabilité. </w:t>
+      </w:r>
+    </w:p>
+    <w:p>
+      <w:pPr>
+        <w:pStyle w:val="Heading3"/>
+        <w:bidi w:val="0"/>
+        <w:jc w:val="left"/>
+        <w:rPr/>
+      </w:pPr>
+      <w:r>
+        <w:rPr/>
+        <w:t>Première connexion</w:t>
+      </w:r>
+    </w:p>
+    <w:p>
+      <w:pPr>
+        <w:pStyle w:val="TextBody"/>
+        <w:bidi w:val="0"/>
+        <w:spacing w:before="0" w:after="283"/>
+        <w:jc w:val="left"/>
+        <w:rPr/>
+      </w:pPr>
+      <w:r>
+        <w:rPr/>
+        <w:t xml:space="preserve">Un parent dont le compte vient d'être créé par validation </w:t>
+      </w:r>
       <w:r>
         <w:rPr>
           <w:rStyle w:val="StrongEmphasis"/>
         </w:rPr>
-        <w:t>Rejeter</w:t>
-      </w:r>
-      <w:r>
-        <w:rPr/>
-        <w:t xml:space="preserve"> : motif obligatoire, conserve la demande avec son statut et le motif pour traçabilité. </w:t>
-      </w:r>
-    </w:p>
-    <w:p>
-      <w:pPr>
-        <w:pStyle w:val="Heading3"/>
-        <w:bidi w:val="0"/>
-        <w:jc w:val="left"/>
-        <w:rPr/>
-      </w:pPr>
-      <w:r>
-        <w:rPr/>
-        <w:t>Première connexion</w:t>
-      </w:r>
-    </w:p>
-    <w:p>
-      <w:pPr>
-        <w:pStyle w:val="TextBody"/>
-        <w:bidi w:val="0"/>
-        <w:spacing w:before="75" w:after="75"/>
-        <w:ind w:left="75" w:right="75" w:hanging="0"/>
-        <w:jc w:val="left"/>
-        <w:rPr/>
-      </w:pPr>
-      <w:r>
-        <w:rPr/>
-        <w:t xml:space="preserve">Un parent dont le compte vient d'être créé par validation </w:t>
-      </w:r>
-      <w:r>
-        <w:rPr>
-          <w:rStyle w:val="StrongEmphasis"/>
-        </w:rPr>
         <w:t>doit changer son mot de passe temporaire</w:t>
       </w:r>
       <w:r>
         <w:rPr/>
         <w:t xml:space="preserve"> dès sa première connexion — l'application le redirige automatiquement vers cet écran et bloque l'accès au reste du site tant que ce n'est pas fait.</w:t>
+      </w:r>
+    </w:p>
+    <w:p>
+      <w:pPr>
+        <w:pStyle w:val="HorizontalLine"/>
+        <w:pBdr>
+          <w:bottom w:val="double" w:sz="2" w:space="0" w:color="808080"/>
+        </w:pBdr>
+        <w:bidi w:val="0"/>
+        <w:spacing w:before="0" w:after="283"/>
+        <w:jc w:val="left"/>
+        <w:rPr/>
+      </w:pPr>
+      <w:r>
+        <w:rPr/>
       </w:r>
     </w:p>
     <w:p>
@@ -967,7 +1133,7 @@
     </w:p>
     <w:tbl>
       <w:tblPr>
-        <w:tblW w:w="9920" w:type="dxa"/>
+        <w:tblW w:w="7368" w:type="dxa"/>
         <w:jc w:val="left"/>
         <w:tblInd w:w="0" w:type="dxa"/>
         <w:tblLayout w:type="fixed"/>
@@ -979,17 +1145,19 @@
         </w:tblCellMar>
       </w:tblPr>
       <w:tblGrid>
-        <w:gridCol w:w="3706"/>
-        <w:gridCol w:w="1096"/>
-        <w:gridCol w:w="1966"/>
-        <w:gridCol w:w="1261"/>
-        <w:gridCol w:w="1891"/>
+        <w:gridCol w:w="1813"/>
+        <w:gridCol w:w="954"/>
+        <w:gridCol w:w="1831"/>
+        <w:gridCol w:w="1171"/>
+        <w:gridCol w:w="1599"/>
       </w:tblGrid>
       <w:tr>
-        <w:trPr/>
-        <w:tc>
-          <w:tcPr>
-            <w:tcW w:w="3706" w:type="dxa"/>
+        <w:trPr>
+          <w:tblHeader w:val="true"/>
+        </w:trPr>
+        <w:tc>
+          <w:tcPr>
+            <w:tcW w:w="1813" w:type="dxa"/>
             <w:tcBorders/>
             <w:vAlign w:val="center"/>
           </w:tcPr>
@@ -999,7 +1167,7 @@
               <w:suppressLineNumbers/>
               <w:shd w:fill="FFF3E4" w:val="clear"/>
               <w:bidi w:val="0"/>
-              <w:spacing w:before="75" w:after="75"/>
+              <w:spacing w:before="0" w:after="283"/>
               <w:jc w:val="left"/>
               <w:rPr/>
             </w:pPr>
@@ -1011,18 +1179,16 @@
         </w:tc>
         <w:tc>
           <w:tcPr>
-            <w:tcW w:w="1096" w:type="dxa"/>
+            <w:tcW w:w="954" w:type="dxa"/>
             <w:tcBorders/>
             <w:vAlign w:val="center"/>
           </w:tcPr>
           <w:p>
             <w:pPr>
               <w:pStyle w:val="TableHeading"/>
-              <w:suppressLineNumbers/>
-              <w:shd w:fill="FFF3E4" w:val="clear"/>
-              <w:bidi w:val="0"/>
-              <w:spacing w:before="75" w:after="75"/>
-              <w:jc w:val="left"/>
+              <w:bidi w:val="0"/>
+              <w:spacing w:before="0" w:after="283"/>
+              <w:jc w:val="center"/>
               <w:rPr/>
             </w:pPr>
             <w:r>
@@ -1033,18 +1199,16 @@
         </w:tc>
         <w:tc>
           <w:tcPr>
-            <w:tcW w:w="1966" w:type="dxa"/>
+            <w:tcW w:w="1831" w:type="dxa"/>
             <w:tcBorders/>
             <w:vAlign w:val="center"/>
           </w:tcPr>
           <w:p>
             <w:pPr>
               <w:pStyle w:val="TableHeading"/>
-              <w:suppressLineNumbers/>
-              <w:shd w:fill="FFF3E4" w:val="clear"/>
-              <w:bidi w:val="0"/>
-              <w:spacing w:before="75" w:after="75"/>
-              <w:jc w:val="left"/>
+              <w:bidi w:val="0"/>
+              <w:spacing w:before="0" w:after="283"/>
+              <w:jc w:val="center"/>
               <w:rPr/>
             </w:pPr>
             <w:r>
@@ -1055,18 +1219,16 @@
         </w:tc>
         <w:tc>
           <w:tcPr>
-            <w:tcW w:w="1261" w:type="dxa"/>
+            <w:tcW w:w="1171" w:type="dxa"/>
             <w:tcBorders/>
             <w:vAlign w:val="center"/>
           </w:tcPr>
           <w:p>
             <w:pPr>
               <w:pStyle w:val="TableHeading"/>
-              <w:suppressLineNumbers/>
-              <w:shd w:fill="FFF3E4" w:val="clear"/>
-              <w:bidi w:val="0"/>
-              <w:spacing w:before="75" w:after="75"/>
-              <w:jc w:val="left"/>
+              <w:bidi w:val="0"/>
+              <w:spacing w:before="0" w:after="283"/>
+              <w:jc w:val="center"/>
               <w:rPr/>
             </w:pPr>
             <w:r>
@@ -1077,18 +1239,16 @@
         </w:tc>
         <w:tc>
           <w:tcPr>
-            <w:tcW w:w="1891" w:type="dxa"/>
+            <w:tcW w:w="1599" w:type="dxa"/>
             <w:tcBorders/>
             <w:vAlign w:val="center"/>
           </w:tcPr>
           <w:p>
             <w:pPr>
               <w:pStyle w:val="TableHeading"/>
-              <w:suppressLineNumbers/>
-              <w:shd w:fill="FFF3E4" w:val="clear"/>
-              <w:bidi w:val="0"/>
-              <w:spacing w:before="75" w:after="75"/>
-              <w:jc w:val="left"/>
+              <w:bidi w:val="0"/>
+              <w:spacing w:before="0" w:after="283"/>
+              <w:jc w:val="center"/>
               <w:rPr/>
             </w:pPr>
             <w:r>
@@ -1102,15 +1262,15 @@
         <w:trPr/>
         <w:tc>
           <w:tcPr>
-            <w:tcW w:w="3706" w:type="dxa"/>
-            <w:tcBorders/>
-            <w:vAlign w:val="center"/>
-          </w:tcPr>
-          <w:p>
-            <w:pPr>
-              <w:pStyle w:val="TableContents"/>
-              <w:bidi w:val="0"/>
-              <w:spacing w:before="75" w:after="75"/>
+            <w:tcW w:w="1813" w:type="dxa"/>
+            <w:tcBorders/>
+            <w:vAlign w:val="center"/>
+          </w:tcPr>
+          <w:p>
+            <w:pPr>
+              <w:pStyle w:val="TableContents"/>
+              <w:bidi w:val="0"/>
+              <w:spacing w:before="0" w:after="283"/>
               <w:jc w:val="left"/>
               <w:rPr/>
             </w:pPr>
@@ -1122,16 +1282,16 @@
         </w:tc>
         <w:tc>
           <w:tcPr>
-            <w:tcW w:w="1096" w:type="dxa"/>
-            <w:tcBorders/>
-            <w:vAlign w:val="center"/>
-          </w:tcPr>
-          <w:p>
-            <w:pPr>
-              <w:pStyle w:val="TableContents"/>
-              <w:bidi w:val="0"/>
-              <w:spacing w:before="75" w:after="75"/>
-              <w:jc w:val="left"/>
+            <w:tcW w:w="954" w:type="dxa"/>
+            <w:tcBorders/>
+            <w:vAlign w:val="center"/>
+          </w:tcPr>
+          <w:p>
+            <w:pPr>
+              <w:pStyle w:val="TableContents"/>
+              <w:bidi w:val="0"/>
+              <w:spacing w:before="0" w:after="283"/>
+              <w:jc w:val="center"/>
               <w:rPr/>
             </w:pPr>
             <w:r>
@@ -1142,16 +1302,16 @@
         </w:tc>
         <w:tc>
           <w:tcPr>
-            <w:tcW w:w="1966" w:type="dxa"/>
-            <w:tcBorders/>
-            <w:vAlign w:val="center"/>
-          </w:tcPr>
-          <w:p>
-            <w:pPr>
-              <w:pStyle w:val="TableContents"/>
-              <w:bidi w:val="0"/>
-              <w:spacing w:before="75" w:after="75"/>
-              <w:jc w:val="left"/>
+            <w:tcW w:w="1831" w:type="dxa"/>
+            <w:tcBorders/>
+            <w:vAlign w:val="center"/>
+          </w:tcPr>
+          <w:p>
+            <w:pPr>
+              <w:pStyle w:val="TableContents"/>
+              <w:bidi w:val="0"/>
+              <w:spacing w:before="0" w:after="283"/>
+              <w:jc w:val="center"/>
               <w:rPr/>
             </w:pPr>
             <w:r>
@@ -1162,16 +1322,16 @@
         </w:tc>
         <w:tc>
           <w:tcPr>
-            <w:tcW w:w="1261" w:type="dxa"/>
-            <w:tcBorders/>
-            <w:vAlign w:val="center"/>
-          </w:tcPr>
-          <w:p>
-            <w:pPr>
-              <w:pStyle w:val="TableContents"/>
-              <w:bidi w:val="0"/>
-              <w:spacing w:before="75" w:after="75"/>
-              <w:jc w:val="left"/>
+            <w:tcW w:w="1171" w:type="dxa"/>
+            <w:tcBorders/>
+            <w:vAlign w:val="center"/>
+          </w:tcPr>
+          <w:p>
+            <w:pPr>
+              <w:pStyle w:val="TableContents"/>
+              <w:bidi w:val="0"/>
+              <w:spacing w:before="0" w:after="283"/>
+              <w:jc w:val="center"/>
               <w:rPr/>
             </w:pPr>
             <w:r>
@@ -1182,16 +1342,16 @@
         </w:tc>
         <w:tc>
           <w:tcPr>
-            <w:tcW w:w="1891" w:type="dxa"/>
-            <w:tcBorders/>
-            <w:vAlign w:val="center"/>
-          </w:tcPr>
-          <w:p>
-            <w:pPr>
-              <w:pStyle w:val="TableContents"/>
-              <w:bidi w:val="0"/>
-              <w:spacing w:before="75" w:after="75"/>
-              <w:jc w:val="left"/>
+            <w:tcW w:w="1599" w:type="dxa"/>
+            <w:tcBorders/>
+            <w:vAlign w:val="center"/>
+          </w:tcPr>
+          <w:p>
+            <w:pPr>
+              <w:pStyle w:val="TableContents"/>
+              <w:bidi w:val="0"/>
+              <w:spacing w:before="0" w:after="283"/>
+              <w:jc w:val="center"/>
               <w:rPr/>
             </w:pPr>
             <w:r>
@@ -1205,15 +1365,15 @@
         <w:trPr/>
         <w:tc>
           <w:tcPr>
-            <w:tcW w:w="3706" w:type="dxa"/>
-            <w:tcBorders/>
-            <w:vAlign w:val="center"/>
-          </w:tcPr>
-          <w:p>
-            <w:pPr>
-              <w:pStyle w:val="TableContents"/>
-              <w:bidi w:val="0"/>
-              <w:spacing w:before="75" w:after="75"/>
+            <w:tcW w:w="1813" w:type="dxa"/>
+            <w:tcBorders/>
+            <w:vAlign w:val="center"/>
+          </w:tcPr>
+          <w:p>
+            <w:pPr>
+              <w:pStyle w:val="TableContents"/>
+              <w:bidi w:val="0"/>
+              <w:spacing w:before="0" w:after="283"/>
               <w:jc w:val="left"/>
               <w:rPr/>
             </w:pPr>
@@ -1225,16 +1385,16 @@
         </w:tc>
         <w:tc>
           <w:tcPr>
-            <w:tcW w:w="1096" w:type="dxa"/>
-            <w:tcBorders/>
-            <w:vAlign w:val="center"/>
-          </w:tcPr>
-          <w:p>
-            <w:pPr>
-              <w:pStyle w:val="TableContents"/>
-              <w:bidi w:val="0"/>
-              <w:spacing w:before="75" w:after="75"/>
-              <w:jc w:val="left"/>
+            <w:tcW w:w="954" w:type="dxa"/>
+            <w:tcBorders/>
+            <w:vAlign w:val="center"/>
+          </w:tcPr>
+          <w:p>
+            <w:pPr>
+              <w:pStyle w:val="TableContents"/>
+              <w:bidi w:val="0"/>
+              <w:spacing w:before="0" w:after="283"/>
+              <w:jc w:val="center"/>
               <w:rPr/>
             </w:pPr>
             <w:r>
@@ -1245,16 +1405,16 @@
         </w:tc>
         <w:tc>
           <w:tcPr>
-            <w:tcW w:w="1966" w:type="dxa"/>
-            <w:tcBorders/>
-            <w:vAlign w:val="center"/>
-          </w:tcPr>
-          <w:p>
-            <w:pPr>
-              <w:pStyle w:val="TableContents"/>
-              <w:bidi w:val="0"/>
-              <w:spacing w:before="75" w:after="75"/>
-              <w:jc w:val="left"/>
+            <w:tcW w:w="1831" w:type="dxa"/>
+            <w:tcBorders/>
+            <w:vAlign w:val="center"/>
+          </w:tcPr>
+          <w:p>
+            <w:pPr>
+              <w:pStyle w:val="TableContents"/>
+              <w:bidi w:val="0"/>
+              <w:spacing w:before="0" w:after="283"/>
+              <w:jc w:val="center"/>
               <w:rPr/>
             </w:pPr>
             <w:r>
@@ -1265,16 +1425,16 @@
         </w:tc>
         <w:tc>
           <w:tcPr>
-            <w:tcW w:w="1261" w:type="dxa"/>
-            <w:tcBorders/>
-            <w:vAlign w:val="center"/>
-          </w:tcPr>
-          <w:p>
-            <w:pPr>
-              <w:pStyle w:val="TableContents"/>
-              <w:bidi w:val="0"/>
-              <w:spacing w:before="75" w:after="75"/>
-              <w:jc w:val="left"/>
+            <w:tcW w:w="1171" w:type="dxa"/>
+            <w:tcBorders/>
+            <w:vAlign w:val="center"/>
+          </w:tcPr>
+          <w:p>
+            <w:pPr>
+              <w:pStyle w:val="TableContents"/>
+              <w:bidi w:val="0"/>
+              <w:spacing w:before="0" w:after="283"/>
+              <w:jc w:val="center"/>
               <w:rPr/>
             </w:pPr>
             <w:r>
@@ -1285,16 +1445,16 @@
         </w:tc>
         <w:tc>
           <w:tcPr>
-            <w:tcW w:w="1891" w:type="dxa"/>
-            <w:tcBorders/>
-            <w:vAlign w:val="center"/>
-          </w:tcPr>
-          <w:p>
-            <w:pPr>
-              <w:pStyle w:val="TableContents"/>
-              <w:bidi w:val="0"/>
-              <w:spacing w:before="75" w:after="75"/>
-              <w:jc w:val="left"/>
+            <w:tcW w:w="1599" w:type="dxa"/>
+            <w:tcBorders/>
+            <w:vAlign w:val="center"/>
+          </w:tcPr>
+          <w:p>
+            <w:pPr>
+              <w:pStyle w:val="TableContents"/>
+              <w:bidi w:val="0"/>
+              <w:spacing w:before="0" w:after="283"/>
+              <w:jc w:val="center"/>
               <w:rPr/>
             </w:pPr>
             <w:r>
@@ -1312,15 +1472,15 @@
         <w:trPr/>
         <w:tc>
           <w:tcPr>
-            <w:tcW w:w="3706" w:type="dxa"/>
-            <w:tcBorders/>
-            <w:vAlign w:val="center"/>
-          </w:tcPr>
-          <w:p>
-            <w:pPr>
-              <w:pStyle w:val="TableContents"/>
-              <w:bidi w:val="0"/>
-              <w:spacing w:before="75" w:after="75"/>
+            <w:tcW w:w="1813" w:type="dxa"/>
+            <w:tcBorders/>
+            <w:vAlign w:val="center"/>
+          </w:tcPr>
+          <w:p>
+            <w:pPr>
+              <w:pStyle w:val="TableContents"/>
+              <w:bidi w:val="0"/>
+              <w:spacing w:before="0" w:after="283"/>
               <w:jc w:val="left"/>
               <w:rPr/>
             </w:pPr>
@@ -1332,16 +1492,16 @@
         </w:tc>
         <w:tc>
           <w:tcPr>
-            <w:tcW w:w="1096" w:type="dxa"/>
-            <w:tcBorders/>
-            <w:vAlign w:val="center"/>
-          </w:tcPr>
-          <w:p>
-            <w:pPr>
-              <w:pStyle w:val="TableContents"/>
-              <w:bidi w:val="0"/>
-              <w:spacing w:before="75" w:after="75"/>
-              <w:jc w:val="left"/>
+            <w:tcW w:w="954" w:type="dxa"/>
+            <w:tcBorders/>
+            <w:vAlign w:val="center"/>
+          </w:tcPr>
+          <w:p>
+            <w:pPr>
+              <w:pStyle w:val="TableContents"/>
+              <w:bidi w:val="0"/>
+              <w:spacing w:before="0" w:after="283"/>
+              <w:jc w:val="center"/>
               <w:rPr/>
             </w:pPr>
             <w:r>
@@ -1352,16 +1512,16 @@
         </w:tc>
         <w:tc>
           <w:tcPr>
-            <w:tcW w:w="1966" w:type="dxa"/>
-            <w:tcBorders/>
-            <w:vAlign w:val="center"/>
-          </w:tcPr>
-          <w:p>
-            <w:pPr>
-              <w:pStyle w:val="TableContents"/>
-              <w:bidi w:val="0"/>
-              <w:spacing w:before="75" w:after="75"/>
-              <w:jc w:val="left"/>
+            <w:tcW w:w="1831" w:type="dxa"/>
+            <w:tcBorders/>
+            <w:vAlign w:val="center"/>
+          </w:tcPr>
+          <w:p>
+            <w:pPr>
+              <w:pStyle w:val="TableContents"/>
+              <w:bidi w:val="0"/>
+              <w:spacing w:before="0" w:after="283"/>
+              <w:jc w:val="center"/>
               <w:rPr/>
             </w:pPr>
             <w:r>
@@ -1372,16 +1532,16 @@
         </w:tc>
         <w:tc>
           <w:tcPr>
-            <w:tcW w:w="1261" w:type="dxa"/>
-            <w:tcBorders/>
-            <w:vAlign w:val="center"/>
-          </w:tcPr>
-          <w:p>
-            <w:pPr>
-              <w:pStyle w:val="TableContents"/>
-              <w:bidi w:val="0"/>
-              <w:spacing w:before="75" w:after="75"/>
-              <w:jc w:val="left"/>
+            <w:tcW w:w="1171" w:type="dxa"/>
+            <w:tcBorders/>
+            <w:vAlign w:val="center"/>
+          </w:tcPr>
+          <w:p>
+            <w:pPr>
+              <w:pStyle w:val="TableContents"/>
+              <w:bidi w:val="0"/>
+              <w:spacing w:before="0" w:after="283"/>
+              <w:jc w:val="center"/>
               <w:rPr/>
             </w:pPr>
             <w:r>
@@ -1392,16 +1552,16 @@
         </w:tc>
         <w:tc>
           <w:tcPr>
-            <w:tcW w:w="1891" w:type="dxa"/>
-            <w:tcBorders/>
-            <w:vAlign w:val="center"/>
-          </w:tcPr>
-          <w:p>
-            <w:pPr>
-              <w:pStyle w:val="TableContents"/>
-              <w:bidi w:val="0"/>
-              <w:spacing w:before="75" w:after="75"/>
-              <w:jc w:val="left"/>
+            <w:tcW w:w="1599" w:type="dxa"/>
+            <w:tcBorders/>
+            <w:vAlign w:val="center"/>
+          </w:tcPr>
+          <w:p>
+            <w:pPr>
+              <w:pStyle w:val="TableContents"/>
+              <w:bidi w:val="0"/>
+              <w:spacing w:before="0" w:after="283"/>
+              <w:jc w:val="center"/>
               <w:rPr/>
             </w:pPr>
             <w:r>
@@ -1419,36 +1579,42 @@
         <w:trPr/>
         <w:tc>
           <w:tcPr>
-            <w:tcW w:w="3706" w:type="dxa"/>
-            <w:tcBorders/>
-            <w:vAlign w:val="center"/>
-          </w:tcPr>
-          <w:p>
-            <w:pPr>
-              <w:pStyle w:val="TableContents"/>
-              <w:bidi w:val="0"/>
-              <w:spacing w:before="75" w:after="75"/>
+            <w:tcW w:w="1813" w:type="dxa"/>
+            <w:tcBorders/>
+            <w:vAlign w:val="center"/>
+          </w:tcPr>
+          <w:p>
+            <w:pPr>
+              <w:pStyle w:val="TableContents"/>
+              <w:bidi w:val="0"/>
+              <w:spacing w:before="0" w:after="283"/>
               <w:jc w:val="left"/>
               <w:rPr/>
             </w:pPr>
             <w:r>
-              <w:rPr/>
-              <w:t>Mes enfants (ajout self-service)</w:t>
-            </w:r>
-          </w:p>
-        </w:tc>
-        <w:tc>
-          <w:tcPr>
-            <w:tcW w:w="1096" w:type="dxa"/>
-            <w:tcBorders/>
-            <w:vAlign w:val="center"/>
-          </w:tcPr>
-          <w:p>
-            <w:pPr>
-              <w:pStyle w:val="TableContents"/>
-              <w:bidi w:val="0"/>
-              <w:spacing w:before="75" w:after="75"/>
-              <w:jc w:val="left"/>
+              <w:rPr>
+                <w:rStyle w:val="StrongEmphasis"/>
+              </w:rPr>
+              <w:t>Mes enfants</w:t>
+            </w:r>
+            <w:r>
+              <w:rPr/>
+              <w:t xml:space="preserve"> (ajout self-service)</w:t>
+            </w:r>
+          </w:p>
+        </w:tc>
+        <w:tc>
+          <w:tcPr>
+            <w:tcW w:w="954" w:type="dxa"/>
+            <w:tcBorders/>
+            <w:vAlign w:val="center"/>
+          </w:tcPr>
+          <w:p>
+            <w:pPr>
+              <w:pStyle w:val="TableContents"/>
+              <w:bidi w:val="0"/>
+              <w:spacing w:before="0" w:after="283"/>
+              <w:jc w:val="center"/>
               <w:rPr/>
             </w:pPr>
             <w:r>
@@ -1459,16 +1625,16 @@
         </w:tc>
         <w:tc>
           <w:tcPr>
-            <w:tcW w:w="1966" w:type="dxa"/>
-            <w:tcBorders/>
-            <w:vAlign w:val="center"/>
-          </w:tcPr>
-          <w:p>
-            <w:pPr>
-              <w:pStyle w:val="TableContents"/>
-              <w:bidi w:val="0"/>
-              <w:spacing w:before="75" w:after="75"/>
-              <w:jc w:val="left"/>
+            <w:tcW w:w="1831" w:type="dxa"/>
+            <w:tcBorders/>
+            <w:vAlign w:val="center"/>
+          </w:tcPr>
+          <w:p>
+            <w:pPr>
+              <w:pStyle w:val="TableContents"/>
+              <w:bidi w:val="0"/>
+              <w:spacing w:before="0" w:after="283"/>
+              <w:jc w:val="center"/>
               <w:rPr/>
             </w:pPr>
             <w:r>
@@ -1479,16 +1645,16 @@
         </w:tc>
         <w:tc>
           <w:tcPr>
-            <w:tcW w:w="1261" w:type="dxa"/>
-            <w:tcBorders/>
-            <w:vAlign w:val="center"/>
-          </w:tcPr>
-          <w:p>
-            <w:pPr>
-              <w:pStyle w:val="TableContents"/>
-              <w:bidi w:val="0"/>
-              <w:spacing w:before="75" w:after="75"/>
-              <w:jc w:val="left"/>
+            <w:tcW w:w="1171" w:type="dxa"/>
+            <w:tcBorders/>
+            <w:vAlign w:val="center"/>
+          </w:tcPr>
+          <w:p>
+            <w:pPr>
+              <w:pStyle w:val="TableContents"/>
+              <w:bidi w:val="0"/>
+              <w:spacing w:before="0" w:after="283"/>
+              <w:jc w:val="center"/>
               <w:rPr/>
             </w:pPr>
             <w:r>
@@ -1499,16 +1665,16 @@
         </w:tc>
         <w:tc>
           <w:tcPr>
-            <w:tcW w:w="1891" w:type="dxa"/>
-            <w:tcBorders/>
-            <w:vAlign w:val="center"/>
-          </w:tcPr>
-          <w:p>
-            <w:pPr>
-              <w:pStyle w:val="TableContents"/>
-              <w:bidi w:val="0"/>
-              <w:spacing w:before="75" w:after="75"/>
-              <w:jc w:val="left"/>
+            <w:tcW w:w="1599" w:type="dxa"/>
+            <w:tcBorders/>
+            <w:vAlign w:val="center"/>
+          </w:tcPr>
+          <w:p>
+            <w:pPr>
+              <w:pStyle w:val="TableContents"/>
+              <w:bidi w:val="0"/>
+              <w:spacing w:before="0" w:after="283"/>
+              <w:jc w:val="center"/>
               <w:rPr/>
             </w:pPr>
             <w:r>
@@ -1522,15 +1688,15 @@
         <w:trPr/>
         <w:tc>
           <w:tcPr>
-            <w:tcW w:w="3706" w:type="dxa"/>
-            <w:tcBorders/>
-            <w:vAlign w:val="center"/>
-          </w:tcPr>
-          <w:p>
-            <w:pPr>
-              <w:pStyle w:val="TableContents"/>
-              <w:bidi w:val="0"/>
-              <w:spacing w:before="75" w:after="75"/>
+            <w:tcW w:w="1813" w:type="dxa"/>
+            <w:tcBorders/>
+            <w:vAlign w:val="center"/>
+          </w:tcPr>
+          <w:p>
+            <w:pPr>
+              <w:pStyle w:val="TableContents"/>
+              <w:bidi w:val="0"/>
+              <w:spacing w:before="0" w:after="283"/>
               <w:jc w:val="left"/>
               <w:rPr/>
             </w:pPr>
@@ -1542,16 +1708,16 @@
         </w:tc>
         <w:tc>
           <w:tcPr>
-            <w:tcW w:w="1096" w:type="dxa"/>
-            <w:tcBorders/>
-            <w:vAlign w:val="center"/>
-          </w:tcPr>
-          <w:p>
-            <w:pPr>
-              <w:pStyle w:val="TableContents"/>
-              <w:bidi w:val="0"/>
-              <w:spacing w:before="75" w:after="75"/>
-              <w:jc w:val="left"/>
+            <w:tcW w:w="954" w:type="dxa"/>
+            <w:tcBorders/>
+            <w:vAlign w:val="center"/>
+          </w:tcPr>
+          <w:p>
+            <w:pPr>
+              <w:pStyle w:val="TableContents"/>
+              <w:bidi w:val="0"/>
+              <w:spacing w:before="0" w:after="283"/>
+              <w:jc w:val="center"/>
               <w:rPr/>
             </w:pPr>
             <w:r>
@@ -1566,16 +1732,16 @@
         </w:tc>
         <w:tc>
           <w:tcPr>
-            <w:tcW w:w="1966" w:type="dxa"/>
-            <w:tcBorders/>
-            <w:vAlign w:val="center"/>
-          </w:tcPr>
-          <w:p>
-            <w:pPr>
-              <w:pStyle w:val="TableContents"/>
-              <w:bidi w:val="0"/>
-              <w:spacing w:before="75" w:after="75"/>
-              <w:jc w:val="left"/>
+            <w:tcW w:w="1831" w:type="dxa"/>
+            <w:tcBorders/>
+            <w:vAlign w:val="center"/>
+          </w:tcPr>
+          <w:p>
+            <w:pPr>
+              <w:pStyle w:val="TableContents"/>
+              <w:bidi w:val="0"/>
+              <w:spacing w:before="0" w:after="283"/>
+              <w:jc w:val="center"/>
               <w:rPr/>
             </w:pPr>
             <w:r>
@@ -1590,16 +1756,16 @@
         </w:tc>
         <w:tc>
           <w:tcPr>
-            <w:tcW w:w="1261" w:type="dxa"/>
-            <w:tcBorders/>
-            <w:vAlign w:val="center"/>
-          </w:tcPr>
-          <w:p>
-            <w:pPr>
-              <w:pStyle w:val="TableContents"/>
-              <w:bidi w:val="0"/>
-              <w:spacing w:before="75" w:after="75"/>
-              <w:jc w:val="left"/>
+            <w:tcW w:w="1171" w:type="dxa"/>
+            <w:tcBorders/>
+            <w:vAlign w:val="center"/>
+          </w:tcPr>
+          <w:p>
+            <w:pPr>
+              <w:pStyle w:val="TableContents"/>
+              <w:bidi w:val="0"/>
+              <w:spacing w:before="0" w:after="283"/>
+              <w:jc w:val="center"/>
               <w:rPr/>
             </w:pPr>
             <w:r>
@@ -1614,16 +1780,16 @@
         </w:tc>
         <w:tc>
           <w:tcPr>
-            <w:tcW w:w="1891" w:type="dxa"/>
-            <w:tcBorders/>
-            <w:vAlign w:val="center"/>
-          </w:tcPr>
-          <w:p>
-            <w:pPr>
-              <w:pStyle w:val="TableContents"/>
-              <w:bidi w:val="0"/>
-              <w:spacing w:before="75" w:after="75"/>
-              <w:jc w:val="left"/>
+            <w:tcW w:w="1599" w:type="dxa"/>
+            <w:tcBorders/>
+            <w:vAlign w:val="center"/>
+          </w:tcPr>
+          <w:p>
+            <w:pPr>
+              <w:pStyle w:val="TableContents"/>
+              <w:bidi w:val="0"/>
+              <w:spacing w:before="0" w:after="283"/>
+              <w:jc w:val="center"/>
               <w:rPr/>
             </w:pPr>
             <w:r>
@@ -1632,7 +1798,17 @@
             </w:r>
             <w:r>
               <w:rPr/>
-              <w:t>(ses enfants)</w:t>
+              <w:t>(</w:t>
+            </w:r>
+            <w:r>
+              <w:rPr>
+                <w:rStyle w:val="StrongEmphasis"/>
+              </w:rPr>
+              <w:t>ses enfants uniquement</w:t>
+            </w:r>
+            <w:r>
+              <w:rPr/>
+              <w:t>)</w:t>
             </w:r>
           </w:p>
         </w:tc>
@@ -1641,15 +1817,15 @@
         <w:trPr/>
         <w:tc>
           <w:tcPr>
-            <w:tcW w:w="3706" w:type="dxa"/>
-            <w:tcBorders/>
-            <w:vAlign w:val="center"/>
-          </w:tcPr>
-          <w:p>
-            <w:pPr>
-              <w:pStyle w:val="TableContents"/>
-              <w:bidi w:val="0"/>
-              <w:spacing w:before="75" w:after="75"/>
+            <w:tcW w:w="1813" w:type="dxa"/>
+            <w:tcBorders/>
+            <w:vAlign w:val="center"/>
+          </w:tcPr>
+          <w:p>
+            <w:pPr>
+              <w:pStyle w:val="TableContents"/>
+              <w:bidi w:val="0"/>
+              <w:spacing w:before="0" w:after="283"/>
               <w:jc w:val="left"/>
               <w:rPr/>
             </w:pPr>
@@ -1661,16 +1837,16 @@
         </w:tc>
         <w:tc>
           <w:tcPr>
-            <w:tcW w:w="1096" w:type="dxa"/>
-            <w:tcBorders/>
-            <w:vAlign w:val="center"/>
-          </w:tcPr>
-          <w:p>
-            <w:pPr>
-              <w:pStyle w:val="TableContents"/>
-              <w:bidi w:val="0"/>
-              <w:spacing w:before="75" w:after="75"/>
-              <w:jc w:val="left"/>
+            <w:tcW w:w="954" w:type="dxa"/>
+            <w:tcBorders/>
+            <w:vAlign w:val="center"/>
+          </w:tcPr>
+          <w:p>
+            <w:pPr>
+              <w:pStyle w:val="TableContents"/>
+              <w:bidi w:val="0"/>
+              <w:spacing w:before="0" w:after="283"/>
+              <w:jc w:val="center"/>
               <w:rPr/>
             </w:pPr>
             <w:r>
@@ -1681,16 +1857,16 @@
         </w:tc>
         <w:tc>
           <w:tcPr>
-            <w:tcW w:w="1966" w:type="dxa"/>
-            <w:tcBorders/>
-            <w:vAlign w:val="center"/>
-          </w:tcPr>
-          <w:p>
-            <w:pPr>
-              <w:pStyle w:val="TableContents"/>
-              <w:bidi w:val="0"/>
-              <w:spacing w:before="75" w:after="75"/>
-              <w:jc w:val="left"/>
+            <w:tcW w:w="1831" w:type="dxa"/>
+            <w:tcBorders/>
+            <w:vAlign w:val="center"/>
+          </w:tcPr>
+          <w:p>
+            <w:pPr>
+              <w:pStyle w:val="TableContents"/>
+              <w:bidi w:val="0"/>
+              <w:spacing w:before="0" w:after="283"/>
+              <w:jc w:val="center"/>
               <w:rPr/>
             </w:pPr>
             <w:r>
@@ -1701,16 +1877,16 @@
         </w:tc>
         <w:tc>
           <w:tcPr>
-            <w:tcW w:w="1261" w:type="dxa"/>
-            <w:tcBorders/>
-            <w:vAlign w:val="center"/>
-          </w:tcPr>
-          <w:p>
-            <w:pPr>
-              <w:pStyle w:val="TableContents"/>
-              <w:bidi w:val="0"/>
-              <w:spacing w:before="75" w:after="75"/>
-              <w:jc w:val="left"/>
+            <w:tcW w:w="1171" w:type="dxa"/>
+            <w:tcBorders/>
+            <w:vAlign w:val="center"/>
+          </w:tcPr>
+          <w:p>
+            <w:pPr>
+              <w:pStyle w:val="TableContents"/>
+              <w:bidi w:val="0"/>
+              <w:spacing w:before="0" w:after="283"/>
+              <w:jc w:val="center"/>
               <w:rPr/>
             </w:pPr>
             <w:r>
@@ -1721,16 +1897,16 @@
         </w:tc>
         <w:tc>
           <w:tcPr>
-            <w:tcW w:w="1891" w:type="dxa"/>
-            <w:tcBorders/>
-            <w:vAlign w:val="center"/>
-          </w:tcPr>
-          <w:p>
-            <w:pPr>
-              <w:pStyle w:val="TableContents"/>
-              <w:bidi w:val="0"/>
-              <w:spacing w:before="75" w:after="75"/>
-              <w:jc w:val="left"/>
+            <w:tcW w:w="1599" w:type="dxa"/>
+            <w:tcBorders/>
+            <w:vAlign w:val="center"/>
+          </w:tcPr>
+          <w:p>
+            <w:pPr>
+              <w:pStyle w:val="TableContents"/>
+              <w:bidi w:val="0"/>
+              <w:spacing w:before="0" w:after="283"/>
+              <w:jc w:val="center"/>
               <w:rPr/>
             </w:pPr>
             <w:r>
@@ -1744,15 +1920,15 @@
         <w:trPr/>
         <w:tc>
           <w:tcPr>
-            <w:tcW w:w="3706" w:type="dxa"/>
-            <w:tcBorders/>
-            <w:vAlign w:val="center"/>
-          </w:tcPr>
-          <w:p>
-            <w:pPr>
-              <w:pStyle w:val="TableContents"/>
-              <w:bidi w:val="0"/>
-              <w:spacing w:before="75" w:after="75"/>
+            <w:tcW w:w="1813" w:type="dxa"/>
+            <w:tcBorders/>
+            <w:vAlign w:val="center"/>
+          </w:tcPr>
+          <w:p>
+            <w:pPr>
+              <w:pStyle w:val="TableContents"/>
+              <w:bidi w:val="0"/>
+              <w:spacing w:before="0" w:after="283"/>
               <w:jc w:val="left"/>
               <w:rPr/>
             </w:pPr>
@@ -1764,16 +1940,16 @@
         </w:tc>
         <w:tc>
           <w:tcPr>
-            <w:tcW w:w="1096" w:type="dxa"/>
-            <w:tcBorders/>
-            <w:vAlign w:val="center"/>
-          </w:tcPr>
-          <w:p>
-            <w:pPr>
-              <w:pStyle w:val="TableContents"/>
-              <w:bidi w:val="0"/>
-              <w:spacing w:before="75" w:after="75"/>
-              <w:jc w:val="left"/>
+            <w:tcW w:w="954" w:type="dxa"/>
+            <w:tcBorders/>
+            <w:vAlign w:val="center"/>
+          </w:tcPr>
+          <w:p>
+            <w:pPr>
+              <w:pStyle w:val="TableContents"/>
+              <w:bidi w:val="0"/>
+              <w:spacing w:before="0" w:after="283"/>
+              <w:jc w:val="center"/>
               <w:rPr/>
             </w:pPr>
             <w:r>
@@ -1784,16 +1960,16 @@
         </w:tc>
         <w:tc>
           <w:tcPr>
-            <w:tcW w:w="1966" w:type="dxa"/>
-            <w:tcBorders/>
-            <w:vAlign w:val="center"/>
-          </w:tcPr>
-          <w:p>
-            <w:pPr>
-              <w:pStyle w:val="TableContents"/>
-              <w:bidi w:val="0"/>
-              <w:spacing w:before="75" w:after="75"/>
-              <w:jc w:val="left"/>
+            <w:tcW w:w="1831" w:type="dxa"/>
+            <w:tcBorders/>
+            <w:vAlign w:val="center"/>
+          </w:tcPr>
+          <w:p>
+            <w:pPr>
+              <w:pStyle w:val="TableContents"/>
+              <w:bidi w:val="0"/>
+              <w:spacing w:before="0" w:after="283"/>
+              <w:jc w:val="center"/>
               <w:rPr/>
             </w:pPr>
             <w:r>
@@ -1804,16 +1980,16 @@
         </w:tc>
         <w:tc>
           <w:tcPr>
-            <w:tcW w:w="1261" w:type="dxa"/>
-            <w:tcBorders/>
-            <w:vAlign w:val="center"/>
-          </w:tcPr>
-          <w:p>
-            <w:pPr>
-              <w:pStyle w:val="TableContents"/>
-              <w:bidi w:val="0"/>
-              <w:spacing w:before="75" w:after="75"/>
-              <w:jc w:val="left"/>
+            <w:tcW w:w="1171" w:type="dxa"/>
+            <w:tcBorders/>
+            <w:vAlign w:val="center"/>
+          </w:tcPr>
+          <w:p>
+            <w:pPr>
+              <w:pStyle w:val="TableContents"/>
+              <w:bidi w:val="0"/>
+              <w:spacing w:before="0" w:after="283"/>
+              <w:jc w:val="center"/>
               <w:rPr/>
             </w:pPr>
             <w:r>
@@ -1824,16 +2000,16 @@
         </w:tc>
         <w:tc>
           <w:tcPr>
-            <w:tcW w:w="1891" w:type="dxa"/>
-            <w:tcBorders/>
-            <w:vAlign w:val="center"/>
-          </w:tcPr>
-          <w:p>
-            <w:pPr>
-              <w:pStyle w:val="TableContents"/>
-              <w:bidi w:val="0"/>
-              <w:spacing w:before="75" w:after="75"/>
-              <w:jc w:val="left"/>
+            <w:tcW w:w="1599" w:type="dxa"/>
+            <w:tcBorders/>
+            <w:vAlign w:val="center"/>
+          </w:tcPr>
+          <w:p>
+            <w:pPr>
+              <w:pStyle w:val="TableContents"/>
+              <w:bidi w:val="0"/>
+              <w:spacing w:before="0" w:after="283"/>
+              <w:jc w:val="center"/>
               <w:rPr/>
             </w:pPr>
             <w:r>
@@ -1851,15 +2027,15 @@
         <w:trPr/>
         <w:tc>
           <w:tcPr>
-            <w:tcW w:w="3706" w:type="dxa"/>
-            <w:tcBorders/>
-            <w:vAlign w:val="center"/>
-          </w:tcPr>
-          <w:p>
-            <w:pPr>
-              <w:pStyle w:val="TableContents"/>
-              <w:bidi w:val="0"/>
-              <w:spacing w:before="75" w:after="75"/>
+            <w:tcW w:w="1813" w:type="dxa"/>
+            <w:tcBorders/>
+            <w:vAlign w:val="center"/>
+          </w:tcPr>
+          <w:p>
+            <w:pPr>
+              <w:pStyle w:val="TableContents"/>
+              <w:bidi w:val="0"/>
+              <w:spacing w:before="0" w:after="283"/>
               <w:jc w:val="left"/>
               <w:rPr/>
             </w:pPr>
@@ -1871,16 +2047,16 @@
         </w:tc>
         <w:tc>
           <w:tcPr>
-            <w:tcW w:w="1096" w:type="dxa"/>
-            <w:tcBorders/>
-            <w:vAlign w:val="center"/>
-          </w:tcPr>
-          <w:p>
-            <w:pPr>
-              <w:pStyle w:val="TableContents"/>
-              <w:bidi w:val="0"/>
-              <w:spacing w:before="75" w:after="75"/>
-              <w:jc w:val="left"/>
+            <w:tcW w:w="954" w:type="dxa"/>
+            <w:tcBorders/>
+            <w:vAlign w:val="center"/>
+          </w:tcPr>
+          <w:p>
+            <w:pPr>
+              <w:pStyle w:val="TableContents"/>
+              <w:bidi w:val="0"/>
+              <w:spacing w:before="0" w:after="283"/>
+              <w:jc w:val="center"/>
               <w:rPr/>
             </w:pPr>
             <w:r>
@@ -1895,16 +2071,16 @@
         </w:tc>
         <w:tc>
           <w:tcPr>
-            <w:tcW w:w="1966" w:type="dxa"/>
-            <w:tcBorders/>
-            <w:vAlign w:val="center"/>
-          </w:tcPr>
-          <w:p>
-            <w:pPr>
-              <w:pStyle w:val="TableContents"/>
-              <w:bidi w:val="0"/>
-              <w:spacing w:before="75" w:after="75"/>
-              <w:jc w:val="left"/>
+            <w:tcW w:w="1831" w:type="dxa"/>
+            <w:tcBorders/>
+            <w:vAlign w:val="center"/>
+          </w:tcPr>
+          <w:p>
+            <w:pPr>
+              <w:pStyle w:val="TableContents"/>
+              <w:bidi w:val="0"/>
+              <w:spacing w:before="0" w:after="283"/>
+              <w:jc w:val="center"/>
               <w:rPr/>
             </w:pPr>
             <w:r>
@@ -1919,16 +2095,16 @@
         </w:tc>
         <w:tc>
           <w:tcPr>
-            <w:tcW w:w="1261" w:type="dxa"/>
-            <w:tcBorders/>
-            <w:vAlign w:val="center"/>
-          </w:tcPr>
-          <w:p>
-            <w:pPr>
-              <w:pStyle w:val="TableContents"/>
-              <w:bidi w:val="0"/>
-              <w:spacing w:before="75" w:after="75"/>
-              <w:jc w:val="left"/>
+            <w:tcW w:w="1171" w:type="dxa"/>
+            <w:tcBorders/>
+            <w:vAlign w:val="center"/>
+          </w:tcPr>
+          <w:p>
+            <w:pPr>
+              <w:pStyle w:val="TableContents"/>
+              <w:bidi w:val="0"/>
+              <w:spacing w:before="0" w:after="283"/>
+              <w:jc w:val="center"/>
               <w:rPr/>
             </w:pPr>
             <w:r>
@@ -1943,16 +2119,16 @@
         </w:tc>
         <w:tc>
           <w:tcPr>
-            <w:tcW w:w="1891" w:type="dxa"/>
-            <w:tcBorders/>
-            <w:vAlign w:val="center"/>
-          </w:tcPr>
-          <w:p>
-            <w:pPr>
-              <w:pStyle w:val="TableContents"/>
-              <w:bidi w:val="0"/>
-              <w:spacing w:before="75" w:after="75"/>
-              <w:jc w:val="left"/>
+            <w:tcW w:w="1599" w:type="dxa"/>
+            <w:tcBorders/>
+            <w:vAlign w:val="center"/>
+          </w:tcPr>
+          <w:p>
+            <w:pPr>
+              <w:pStyle w:val="TableContents"/>
+              <w:bidi w:val="0"/>
+              <w:spacing w:before="0" w:after="283"/>
+              <w:jc w:val="center"/>
               <w:rPr/>
             </w:pPr>
             <w:r>
@@ -1961,7 +2137,17 @@
             </w:r>
             <w:r>
               <w:rPr/>
-              <w:t>(ses enfants)</w:t>
+              <w:t>(</w:t>
+            </w:r>
+            <w:r>
+              <w:rPr>
+                <w:rStyle w:val="StrongEmphasis"/>
+              </w:rPr>
+              <w:t>ses enfants uniquement</w:t>
+            </w:r>
+            <w:r>
+              <w:rPr/>
+              <w:t>)</w:t>
             </w:r>
           </w:p>
         </w:tc>
@@ -1970,15 +2156,15 @@
         <w:trPr/>
         <w:tc>
           <w:tcPr>
-            <w:tcW w:w="3706" w:type="dxa"/>
-            <w:tcBorders/>
-            <w:vAlign w:val="center"/>
-          </w:tcPr>
-          <w:p>
-            <w:pPr>
-              <w:pStyle w:val="TableContents"/>
-              <w:bidi w:val="0"/>
-              <w:spacing w:before="75" w:after="75"/>
+            <w:tcW w:w="1813" w:type="dxa"/>
+            <w:tcBorders/>
+            <w:vAlign w:val="center"/>
+          </w:tcPr>
+          <w:p>
+            <w:pPr>
+              <w:pStyle w:val="TableContents"/>
+              <w:bidi w:val="0"/>
+              <w:spacing w:before="0" w:after="283"/>
               <w:jc w:val="left"/>
               <w:rPr/>
             </w:pPr>
@@ -1990,16 +2176,16 @@
         </w:tc>
         <w:tc>
           <w:tcPr>
-            <w:tcW w:w="1096" w:type="dxa"/>
-            <w:tcBorders/>
-            <w:vAlign w:val="center"/>
-          </w:tcPr>
-          <w:p>
-            <w:pPr>
-              <w:pStyle w:val="TableContents"/>
-              <w:bidi w:val="0"/>
-              <w:spacing w:before="75" w:after="75"/>
-              <w:jc w:val="left"/>
+            <w:tcW w:w="954" w:type="dxa"/>
+            <w:tcBorders/>
+            <w:vAlign w:val="center"/>
+          </w:tcPr>
+          <w:p>
+            <w:pPr>
+              <w:pStyle w:val="TableContents"/>
+              <w:bidi w:val="0"/>
+              <w:spacing w:before="0" w:after="283"/>
+              <w:jc w:val="center"/>
               <w:rPr/>
             </w:pPr>
             <w:r>
@@ -2010,16 +2196,16 @@
         </w:tc>
         <w:tc>
           <w:tcPr>
-            <w:tcW w:w="1966" w:type="dxa"/>
-            <w:tcBorders/>
-            <w:vAlign w:val="center"/>
-          </w:tcPr>
-          <w:p>
-            <w:pPr>
-              <w:pStyle w:val="TableContents"/>
-              <w:bidi w:val="0"/>
-              <w:spacing w:before="75" w:after="75"/>
-              <w:jc w:val="left"/>
+            <w:tcW w:w="1831" w:type="dxa"/>
+            <w:tcBorders/>
+            <w:vAlign w:val="center"/>
+          </w:tcPr>
+          <w:p>
+            <w:pPr>
+              <w:pStyle w:val="TableContents"/>
+              <w:bidi w:val="0"/>
+              <w:spacing w:before="0" w:after="283"/>
+              <w:jc w:val="center"/>
               <w:rPr/>
             </w:pPr>
             <w:r>
@@ -2030,16 +2216,16 @@
         </w:tc>
         <w:tc>
           <w:tcPr>
-            <w:tcW w:w="1261" w:type="dxa"/>
-            <w:tcBorders/>
-            <w:vAlign w:val="center"/>
-          </w:tcPr>
-          <w:p>
-            <w:pPr>
-              <w:pStyle w:val="TableContents"/>
-              <w:bidi w:val="0"/>
-              <w:spacing w:before="75" w:after="75"/>
-              <w:jc w:val="left"/>
+            <w:tcW w:w="1171" w:type="dxa"/>
+            <w:tcBorders/>
+            <w:vAlign w:val="center"/>
+          </w:tcPr>
+          <w:p>
+            <w:pPr>
+              <w:pStyle w:val="TableContents"/>
+              <w:bidi w:val="0"/>
+              <w:spacing w:before="0" w:after="283"/>
+              <w:jc w:val="center"/>
               <w:rPr/>
             </w:pPr>
             <w:r>
@@ -2050,16 +2236,16 @@
         </w:tc>
         <w:tc>
           <w:tcPr>
-            <w:tcW w:w="1891" w:type="dxa"/>
-            <w:tcBorders/>
-            <w:vAlign w:val="center"/>
-          </w:tcPr>
-          <w:p>
-            <w:pPr>
-              <w:pStyle w:val="TableContents"/>
-              <w:bidi w:val="0"/>
-              <w:spacing w:before="75" w:after="75"/>
-              <w:jc w:val="left"/>
+            <w:tcW w:w="1599" w:type="dxa"/>
+            <w:tcBorders/>
+            <w:vAlign w:val="center"/>
+          </w:tcPr>
+          <w:p>
+            <w:pPr>
+              <w:pStyle w:val="TableContents"/>
+              <w:bidi w:val="0"/>
+              <w:spacing w:before="0" w:after="283"/>
+              <w:jc w:val="center"/>
               <w:rPr/>
             </w:pPr>
             <w:r>
@@ -2077,15 +2263,15 @@
         <w:trPr/>
         <w:tc>
           <w:tcPr>
-            <w:tcW w:w="3706" w:type="dxa"/>
-            <w:tcBorders/>
-            <w:vAlign w:val="center"/>
-          </w:tcPr>
-          <w:p>
-            <w:pPr>
-              <w:pStyle w:val="TableContents"/>
-              <w:bidi w:val="0"/>
-              <w:spacing w:before="75" w:after="75"/>
+            <w:tcW w:w="1813" w:type="dxa"/>
+            <w:tcBorders/>
+            <w:vAlign w:val="center"/>
+          </w:tcPr>
+          <w:p>
+            <w:pPr>
+              <w:pStyle w:val="TableContents"/>
+              <w:bidi w:val="0"/>
+              <w:spacing w:before="0" w:after="283"/>
               <w:jc w:val="left"/>
               <w:rPr/>
             </w:pPr>
@@ -2097,16 +2283,16 @@
         </w:tc>
         <w:tc>
           <w:tcPr>
-            <w:tcW w:w="1096" w:type="dxa"/>
-            <w:tcBorders/>
-            <w:vAlign w:val="center"/>
-          </w:tcPr>
-          <w:p>
-            <w:pPr>
-              <w:pStyle w:val="TableContents"/>
-              <w:bidi w:val="0"/>
-              <w:spacing w:before="75" w:after="75"/>
-              <w:jc w:val="left"/>
+            <w:tcW w:w="954" w:type="dxa"/>
+            <w:tcBorders/>
+            <w:vAlign w:val="center"/>
+          </w:tcPr>
+          <w:p>
+            <w:pPr>
+              <w:pStyle w:val="TableContents"/>
+              <w:bidi w:val="0"/>
+              <w:spacing w:before="0" w:after="283"/>
+              <w:jc w:val="center"/>
               <w:rPr/>
             </w:pPr>
             <w:r>
@@ -2117,16 +2303,16 @@
         </w:tc>
         <w:tc>
           <w:tcPr>
-            <w:tcW w:w="1966" w:type="dxa"/>
-            <w:tcBorders/>
-            <w:vAlign w:val="center"/>
-          </w:tcPr>
-          <w:p>
-            <w:pPr>
-              <w:pStyle w:val="TableContents"/>
-              <w:bidi w:val="0"/>
-              <w:spacing w:before="75" w:after="75"/>
-              <w:jc w:val="left"/>
+            <w:tcW w:w="1831" w:type="dxa"/>
+            <w:tcBorders/>
+            <w:vAlign w:val="center"/>
+          </w:tcPr>
+          <w:p>
+            <w:pPr>
+              <w:pStyle w:val="TableContents"/>
+              <w:bidi w:val="0"/>
+              <w:spacing w:before="0" w:after="283"/>
+              <w:jc w:val="center"/>
               <w:rPr/>
             </w:pPr>
             <w:r>
@@ -2137,16 +2323,16 @@
         </w:tc>
         <w:tc>
           <w:tcPr>
-            <w:tcW w:w="1261" w:type="dxa"/>
-            <w:tcBorders/>
-            <w:vAlign w:val="center"/>
-          </w:tcPr>
-          <w:p>
-            <w:pPr>
-              <w:pStyle w:val="TableContents"/>
-              <w:bidi w:val="0"/>
-              <w:spacing w:before="75" w:after="75"/>
-              <w:jc w:val="left"/>
+            <w:tcW w:w="1171" w:type="dxa"/>
+            <w:tcBorders/>
+            <w:vAlign w:val="center"/>
+          </w:tcPr>
+          <w:p>
+            <w:pPr>
+              <w:pStyle w:val="TableContents"/>
+              <w:bidi w:val="0"/>
+              <w:spacing w:before="0" w:after="283"/>
+              <w:jc w:val="center"/>
               <w:rPr/>
             </w:pPr>
             <w:r>
@@ -2157,16 +2343,16 @@
         </w:tc>
         <w:tc>
           <w:tcPr>
-            <w:tcW w:w="1891" w:type="dxa"/>
-            <w:tcBorders/>
-            <w:vAlign w:val="center"/>
-          </w:tcPr>
-          <w:p>
-            <w:pPr>
-              <w:pStyle w:val="TableContents"/>
-              <w:bidi w:val="0"/>
-              <w:spacing w:before="75" w:after="75"/>
-              <w:jc w:val="left"/>
+            <w:tcW w:w="1599" w:type="dxa"/>
+            <w:tcBorders/>
+            <w:vAlign w:val="center"/>
+          </w:tcPr>
+          <w:p>
+            <w:pPr>
+              <w:pStyle w:val="TableContents"/>
+              <w:bidi w:val="0"/>
+              <w:spacing w:before="0" w:after="283"/>
+              <w:jc w:val="center"/>
               <w:rPr/>
             </w:pPr>
             <w:r>
@@ -2180,15 +2366,15 @@
         <w:trPr/>
         <w:tc>
           <w:tcPr>
-            <w:tcW w:w="3706" w:type="dxa"/>
-            <w:tcBorders/>
-            <w:vAlign w:val="center"/>
-          </w:tcPr>
-          <w:p>
-            <w:pPr>
-              <w:pStyle w:val="TableContents"/>
-              <w:bidi w:val="0"/>
-              <w:spacing w:before="75" w:after="75"/>
+            <w:tcW w:w="1813" w:type="dxa"/>
+            <w:tcBorders/>
+            <w:vAlign w:val="center"/>
+          </w:tcPr>
+          <w:p>
+            <w:pPr>
+              <w:pStyle w:val="TableContents"/>
+              <w:bidi w:val="0"/>
+              <w:spacing w:before="0" w:after="283"/>
               <w:jc w:val="left"/>
               <w:rPr/>
             </w:pPr>
@@ -2200,16 +2386,16 @@
         </w:tc>
         <w:tc>
           <w:tcPr>
-            <w:tcW w:w="1096" w:type="dxa"/>
-            <w:tcBorders/>
-            <w:vAlign w:val="center"/>
-          </w:tcPr>
-          <w:p>
-            <w:pPr>
-              <w:pStyle w:val="TableContents"/>
-              <w:bidi w:val="0"/>
-              <w:spacing w:before="75" w:after="75"/>
-              <w:jc w:val="left"/>
+            <w:tcW w:w="954" w:type="dxa"/>
+            <w:tcBorders/>
+            <w:vAlign w:val="center"/>
+          </w:tcPr>
+          <w:p>
+            <w:pPr>
+              <w:pStyle w:val="TableContents"/>
+              <w:bidi w:val="0"/>
+              <w:spacing w:before="0" w:after="283"/>
+              <w:jc w:val="center"/>
               <w:rPr/>
             </w:pPr>
             <w:r>
@@ -2220,16 +2406,16 @@
         </w:tc>
         <w:tc>
           <w:tcPr>
-            <w:tcW w:w="1966" w:type="dxa"/>
-            <w:tcBorders/>
-            <w:vAlign w:val="center"/>
-          </w:tcPr>
-          <w:p>
-            <w:pPr>
-              <w:pStyle w:val="TableContents"/>
-              <w:bidi w:val="0"/>
-              <w:spacing w:before="75" w:after="75"/>
-              <w:jc w:val="left"/>
+            <w:tcW w:w="1831" w:type="dxa"/>
+            <w:tcBorders/>
+            <w:vAlign w:val="center"/>
+          </w:tcPr>
+          <w:p>
+            <w:pPr>
+              <w:pStyle w:val="TableContents"/>
+              <w:bidi w:val="0"/>
+              <w:spacing w:before="0" w:after="283"/>
+              <w:jc w:val="center"/>
               <w:rPr/>
             </w:pPr>
             <w:r>
@@ -2240,16 +2426,16 @@
         </w:tc>
         <w:tc>
           <w:tcPr>
-            <w:tcW w:w="1261" w:type="dxa"/>
-            <w:tcBorders/>
-            <w:vAlign w:val="center"/>
-          </w:tcPr>
-          <w:p>
-            <w:pPr>
-              <w:pStyle w:val="TableContents"/>
-              <w:bidi w:val="0"/>
-              <w:spacing w:before="75" w:after="75"/>
-              <w:jc w:val="left"/>
+            <w:tcW w:w="1171" w:type="dxa"/>
+            <w:tcBorders/>
+            <w:vAlign w:val="center"/>
+          </w:tcPr>
+          <w:p>
+            <w:pPr>
+              <w:pStyle w:val="TableContents"/>
+              <w:bidi w:val="0"/>
+              <w:spacing w:before="0" w:after="283"/>
+              <w:jc w:val="center"/>
               <w:rPr/>
             </w:pPr>
             <w:r>
@@ -2260,16 +2446,16 @@
         </w:tc>
         <w:tc>
           <w:tcPr>
-            <w:tcW w:w="1891" w:type="dxa"/>
-            <w:tcBorders/>
-            <w:vAlign w:val="center"/>
-          </w:tcPr>
-          <w:p>
-            <w:pPr>
-              <w:pStyle w:val="TableContents"/>
-              <w:bidi w:val="0"/>
-              <w:spacing w:before="75" w:after="75"/>
-              <w:jc w:val="left"/>
+            <w:tcW w:w="1599" w:type="dxa"/>
+            <w:tcBorders/>
+            <w:vAlign w:val="center"/>
+          </w:tcPr>
+          <w:p>
+            <w:pPr>
+              <w:pStyle w:val="TableContents"/>
+              <w:bidi w:val="0"/>
+              <w:spacing w:before="0" w:after="283"/>
+              <w:jc w:val="center"/>
               <w:rPr/>
             </w:pPr>
             <w:r>
@@ -2283,36 +2469,42 @@
         <w:trPr/>
         <w:tc>
           <w:tcPr>
-            <w:tcW w:w="3706" w:type="dxa"/>
-            <w:tcBorders/>
-            <w:vAlign w:val="center"/>
-          </w:tcPr>
-          <w:p>
-            <w:pPr>
-              <w:pStyle w:val="TableContents"/>
-              <w:bidi w:val="0"/>
-              <w:spacing w:before="75" w:after="75"/>
+            <w:tcW w:w="1813" w:type="dxa"/>
+            <w:tcBorders/>
+            <w:vAlign w:val="center"/>
+          </w:tcPr>
+          <w:p>
+            <w:pPr>
+              <w:pStyle w:val="TableContents"/>
+              <w:bidi w:val="0"/>
+              <w:spacing w:before="0" w:after="283"/>
               <w:jc w:val="left"/>
               <w:rPr/>
             </w:pPr>
             <w:r>
-              <w:rPr/>
-              <w:t>Demandes d'accès (validation)</w:t>
-            </w:r>
-          </w:p>
-        </w:tc>
-        <w:tc>
-          <w:tcPr>
-            <w:tcW w:w="1096" w:type="dxa"/>
-            <w:tcBorders/>
-            <w:vAlign w:val="center"/>
-          </w:tcPr>
-          <w:p>
-            <w:pPr>
-              <w:pStyle w:val="TableContents"/>
-              <w:bidi w:val="0"/>
-              <w:spacing w:before="75" w:after="75"/>
-              <w:jc w:val="left"/>
+              <w:rPr>
+                <w:rStyle w:val="StrongEmphasis"/>
+              </w:rPr>
+              <w:t>Demandes d'accès</w:t>
+            </w:r>
+            <w:r>
+              <w:rPr/>
+              <w:t xml:space="preserve"> (validation)</w:t>
+            </w:r>
+          </w:p>
+        </w:tc>
+        <w:tc>
+          <w:tcPr>
+            <w:tcW w:w="954" w:type="dxa"/>
+            <w:tcBorders/>
+            <w:vAlign w:val="center"/>
+          </w:tcPr>
+          <w:p>
+            <w:pPr>
+              <w:pStyle w:val="TableContents"/>
+              <w:bidi w:val="0"/>
+              <w:spacing w:before="0" w:after="283"/>
+              <w:jc w:val="center"/>
               <w:rPr/>
             </w:pPr>
             <w:r>
@@ -2323,16 +2515,16 @@
         </w:tc>
         <w:tc>
           <w:tcPr>
-            <w:tcW w:w="1966" w:type="dxa"/>
-            <w:tcBorders/>
-            <w:vAlign w:val="center"/>
-          </w:tcPr>
-          <w:p>
-            <w:pPr>
-              <w:pStyle w:val="TableContents"/>
-              <w:bidi w:val="0"/>
-              <w:spacing w:before="75" w:after="75"/>
-              <w:jc w:val="left"/>
+            <w:tcW w:w="1831" w:type="dxa"/>
+            <w:tcBorders/>
+            <w:vAlign w:val="center"/>
+          </w:tcPr>
+          <w:p>
+            <w:pPr>
+              <w:pStyle w:val="TableContents"/>
+              <w:bidi w:val="0"/>
+              <w:spacing w:before="0" w:after="283"/>
+              <w:jc w:val="center"/>
               <w:rPr/>
             </w:pPr>
             <w:r>
@@ -2343,16 +2535,16 @@
         </w:tc>
         <w:tc>
           <w:tcPr>
-            <w:tcW w:w="1261" w:type="dxa"/>
-            <w:tcBorders/>
-            <w:vAlign w:val="center"/>
-          </w:tcPr>
-          <w:p>
-            <w:pPr>
-              <w:pStyle w:val="TableContents"/>
-              <w:bidi w:val="0"/>
-              <w:spacing w:before="75" w:after="75"/>
-              <w:jc w:val="left"/>
+            <w:tcW w:w="1171" w:type="dxa"/>
+            <w:tcBorders/>
+            <w:vAlign w:val="center"/>
+          </w:tcPr>
+          <w:p>
+            <w:pPr>
+              <w:pStyle w:val="TableContents"/>
+              <w:bidi w:val="0"/>
+              <w:spacing w:before="0" w:after="283"/>
+              <w:jc w:val="center"/>
               <w:rPr/>
             </w:pPr>
             <w:r>
@@ -2363,16 +2555,16 @@
         </w:tc>
         <w:tc>
           <w:tcPr>
-            <w:tcW w:w="1891" w:type="dxa"/>
-            <w:tcBorders/>
-            <w:vAlign w:val="center"/>
-          </w:tcPr>
-          <w:p>
-            <w:pPr>
-              <w:pStyle w:val="TableContents"/>
-              <w:bidi w:val="0"/>
-              <w:spacing w:before="75" w:after="75"/>
-              <w:jc w:val="left"/>
+            <w:tcW w:w="1599" w:type="dxa"/>
+            <w:tcBorders/>
+            <w:vAlign w:val="center"/>
+          </w:tcPr>
+          <w:p>
+            <w:pPr>
+              <w:pStyle w:val="TableContents"/>
+              <w:bidi w:val="0"/>
+              <w:spacing w:before="0" w:after="283"/>
+              <w:jc w:val="center"/>
               <w:rPr/>
             </w:pPr>
             <w:r>
@@ -2386,15 +2578,15 @@
         <w:trPr/>
         <w:tc>
           <w:tcPr>
-            <w:tcW w:w="3706" w:type="dxa"/>
-            <w:tcBorders/>
-            <w:vAlign w:val="center"/>
-          </w:tcPr>
-          <w:p>
-            <w:pPr>
-              <w:pStyle w:val="TableContents"/>
-              <w:bidi w:val="0"/>
-              <w:spacing w:before="75" w:after="75"/>
+            <w:tcW w:w="1813" w:type="dxa"/>
+            <w:tcBorders/>
+            <w:vAlign w:val="center"/>
+          </w:tcPr>
+          <w:p>
+            <w:pPr>
+              <w:pStyle w:val="TableContents"/>
+              <w:bidi w:val="0"/>
+              <w:spacing w:before="0" w:after="283"/>
               <w:jc w:val="left"/>
               <w:rPr/>
             </w:pPr>
@@ -2406,16 +2598,16 @@
         </w:tc>
         <w:tc>
           <w:tcPr>
-            <w:tcW w:w="1096" w:type="dxa"/>
-            <w:tcBorders/>
-            <w:vAlign w:val="center"/>
-          </w:tcPr>
-          <w:p>
-            <w:pPr>
-              <w:pStyle w:val="TableContents"/>
-              <w:bidi w:val="0"/>
-              <w:spacing w:before="75" w:after="75"/>
-              <w:jc w:val="left"/>
+            <w:tcW w:w="954" w:type="dxa"/>
+            <w:tcBorders/>
+            <w:vAlign w:val="center"/>
+          </w:tcPr>
+          <w:p>
+            <w:pPr>
+              <w:pStyle w:val="TableContents"/>
+              <w:bidi w:val="0"/>
+              <w:spacing w:before="0" w:after="283"/>
+              <w:jc w:val="center"/>
               <w:rPr/>
             </w:pPr>
             <w:r>
@@ -2426,16 +2618,16 @@
         </w:tc>
         <w:tc>
           <w:tcPr>
-            <w:tcW w:w="1966" w:type="dxa"/>
-            <w:tcBorders/>
-            <w:vAlign w:val="center"/>
-          </w:tcPr>
-          <w:p>
-            <w:pPr>
-              <w:pStyle w:val="TableContents"/>
-              <w:bidi w:val="0"/>
-              <w:spacing w:before="75" w:after="75"/>
-              <w:jc w:val="left"/>
+            <w:tcW w:w="1831" w:type="dxa"/>
+            <w:tcBorders/>
+            <w:vAlign w:val="center"/>
+          </w:tcPr>
+          <w:p>
+            <w:pPr>
+              <w:pStyle w:val="TableContents"/>
+              <w:bidi w:val="0"/>
+              <w:spacing w:before="0" w:after="283"/>
+              <w:jc w:val="center"/>
               <w:rPr/>
             </w:pPr>
             <w:r>
@@ -2446,16 +2638,16 @@
         </w:tc>
         <w:tc>
           <w:tcPr>
-            <w:tcW w:w="1261" w:type="dxa"/>
-            <w:tcBorders/>
-            <w:vAlign w:val="center"/>
-          </w:tcPr>
-          <w:p>
-            <w:pPr>
-              <w:pStyle w:val="TableContents"/>
-              <w:bidi w:val="0"/>
-              <w:spacing w:before="75" w:after="75"/>
-              <w:jc w:val="left"/>
+            <w:tcW w:w="1171" w:type="dxa"/>
+            <w:tcBorders/>
+            <w:vAlign w:val="center"/>
+          </w:tcPr>
+          <w:p>
+            <w:pPr>
+              <w:pStyle w:val="TableContents"/>
+              <w:bidi w:val="0"/>
+              <w:spacing w:before="0" w:after="283"/>
+              <w:jc w:val="center"/>
               <w:rPr/>
             </w:pPr>
             <w:r>
@@ -2466,16 +2658,16 @@
         </w:tc>
         <w:tc>
           <w:tcPr>
-            <w:tcW w:w="1891" w:type="dxa"/>
-            <w:tcBorders/>
-            <w:vAlign w:val="center"/>
-          </w:tcPr>
-          <w:p>
-            <w:pPr>
-              <w:pStyle w:val="TableContents"/>
-              <w:bidi w:val="0"/>
-              <w:spacing w:before="75" w:after="75"/>
-              <w:jc w:val="left"/>
+            <w:tcW w:w="1599" w:type="dxa"/>
+            <w:tcBorders/>
+            <w:vAlign w:val="center"/>
+          </w:tcPr>
+          <w:p>
+            <w:pPr>
+              <w:pStyle w:val="TableContents"/>
+              <w:bidi w:val="0"/>
+              <w:spacing w:before="0" w:after="283"/>
+              <w:jc w:val="center"/>
               <w:rPr/>
             </w:pPr>
             <w:r>
@@ -2490,8 +2682,7 @@
       <w:pPr>
         <w:pStyle w:val="TextBody"/>
         <w:bidi w:val="0"/>
-        <w:spacing w:before="75" w:after="75"/>
-        <w:ind w:left="75" w:right="75" w:hanging="0"/>
+        <w:spacing w:before="0" w:after="283"/>
         <w:jc w:val="left"/>
         <w:rPr/>
       </w:pPr>
@@ -2507,7 +2698,74 @@
       </w:r>
       <w:r>
         <w:rPr/>
-        <w:t xml:space="preserve"> — masquer un menu côté navigateur ne suffirait pas à protéger les données ; un parent qui interrogerait directement l'API resterait bloqué.</w:t>
+        <w:t xml:space="preserve"> (</w:t>
+      </w:r>
+      <w:r>
+        <w:rPr>
+          <w:rStyle w:val="SourceText"/>
+        </w:rPr>
+        <w:t>@PreAuthorize</w:t>
+      </w:r>
+      <w:r>
+        <w:rPr/>
+        <w:t xml:space="preserve">, filtrage des requêtes en base) — masquer un menu côté navigateur ne suffirait pas à protéger les données ; un parent qui interrogerait directement l'API resterait bloqué. </w:t>
+      </w:r>
+      <w:r>
+        <w:rPr>
+          <w:rStyle w:val="Emphasis"/>
+        </w:rPr>
+        <w:t xml:space="preserve">Exception : le module Rapports lui-même n'a pas d'endpoint dédié — il réutilise </w:t>
+      </w:r>
+      <w:r>
+        <w:rPr>
+          <w:rStyle w:val="SourceText"/>
+        </w:rPr>
+        <w:t>GET /paiements</w:t>
+      </w:r>
+      <w:r>
+        <w:rPr>
+          <w:rStyle w:val="Emphasis"/>
+        </w:rPr>
+        <w:t>/</w:t>
+      </w:r>
+      <w:r>
+        <w:rPr>
+          <w:rStyle w:val="SourceText"/>
+        </w:rPr>
+        <w:t>GET /passages</w:t>
+      </w:r>
+      <w:r>
+        <w:rPr>
+          <w:rStyle w:val="Emphasis"/>
+        </w:rPr>
+        <w:t xml:space="preserve">, déjà protégés (un PARENT y reste limité à ses enfants) ; seul l'accès à la page </w:t>
+      </w:r>
+      <w:r>
+        <w:rPr>
+          <w:rStyle w:val="SourceText"/>
+        </w:rPr>
+        <w:t>/rapports</w:t>
+      </w:r>
+      <w:r>
+        <w:rPr>
+          <w:rStyle w:val="Emphasis"/>
+        </w:rPr>
+        <w:t xml:space="preserve"> est filtré côté navigateur (menu masqué + redirection automatique).</w:t>
+      </w:r>
+    </w:p>
+    <w:p>
+      <w:pPr>
+        <w:pStyle w:val="HorizontalLine"/>
+        <w:pBdr>
+          <w:bottom w:val="double" w:sz="2" w:space="0" w:color="808080"/>
+        </w:pBdr>
+        <w:bidi w:val="0"/>
+        <w:spacing w:before="0" w:after="283"/>
+        <w:jc w:val="left"/>
+        <w:rPr/>
+      </w:pPr>
+      <w:r>
+        <w:rPr/>
       </w:r>
     </w:p>
     <w:p>
@@ -2526,14 +2784,28 @@
       <w:pPr>
         <w:pStyle w:val="TextBody"/>
         <w:bidi w:val="0"/>
-        <w:spacing w:before="75" w:after="75"/>
-        <w:ind w:left="75" w:right="75" w:hanging="0"/>
+        <w:spacing w:before="0" w:after="283"/>
         <w:jc w:val="left"/>
         <w:rPr/>
       </w:pPr>
       <w:r>
         <w:rPr/>
         <w:t>Vue d'ensemble : nombre d'élèves, répartition par statut d'accès, paiements récents, résumé des passages du jour. Identique pour tous les rôles connectés.</w:t>
+      </w:r>
+    </w:p>
+    <w:p>
+      <w:pPr>
+        <w:pStyle w:val="HorizontalLine"/>
+        <w:pBdr>
+          <w:bottom w:val="double" w:sz="2" w:space="0" w:color="808080"/>
+        </w:pBdr>
+        <w:bidi w:val="0"/>
+        <w:spacing w:before="0" w:after="283"/>
+        <w:jc w:val="left"/>
+        <w:rPr/>
+      </w:pPr>
+      <w:r>
+        <w:rPr/>
       </w:r>
     </w:p>
     <w:p>
@@ -2557,11 +2829,11 @@
         </w:numPr>
         <w:tabs>
           <w:tab w:val="clear" w:pos="1134"/>
-          <w:tab w:val="left" w:pos="784" w:leader="none"/>
-        </w:tabs>
-        <w:bidi w:val="0"/>
-        <w:spacing w:before="75" w:after="0"/>
-        <w:ind w:left="784" w:right="75" w:hanging="283"/>
+          <w:tab w:val="left" w:pos="709" w:leader="none"/>
+        </w:tabs>
+        <w:bidi w:val="0"/>
+        <w:spacing w:before="0" w:after="0"/>
+        <w:ind w:left="709" w:hanging="283"/>
         <w:jc w:val="left"/>
         <w:rPr/>
       </w:pPr>
@@ -2579,17 +2851,27 @@
         </w:numPr>
         <w:tabs>
           <w:tab w:val="clear" w:pos="1134"/>
-          <w:tab w:val="left" w:pos="784" w:leader="none"/>
-        </w:tabs>
-        <w:bidi w:val="0"/>
-        <w:spacing w:before="75" w:after="0"/>
-        <w:ind w:left="784" w:right="75" w:hanging="283"/>
-        <w:jc w:val="left"/>
-        <w:rPr/>
-      </w:pPr>
-      <w:r>
-        <w:rPr/>
-        <w:t xml:space="preserve">Dialogue « Gérer la structure » : création de niveaux et de classes en masse, édition inline. </w:t>
+          <w:tab w:val="left" w:pos="709" w:leader="none"/>
+        </w:tabs>
+        <w:bidi w:val="0"/>
+        <w:spacing w:before="0" w:after="0"/>
+        <w:ind w:left="709" w:hanging="283"/>
+        <w:jc w:val="left"/>
+        <w:rPr/>
+      </w:pPr>
+      <w:r>
+        <w:rPr/>
+        <w:t xml:space="preserve">Dialogue « Gérer la structure » : création de niveaux et de classes en masse (ex. saisir </w:t>
+      </w:r>
+      <w:r>
+        <w:rPr>
+          <w:rStyle w:val="SourceText"/>
+        </w:rPr>
+        <w:t>CP, CE1, CM1</w:t>
+      </w:r>
+      <w:r>
+        <w:rPr/>
+        <w:t xml:space="preserve"> crée 3 niveaux d'un coup), édition inline d'un niveau ou d'une classe. </w:t>
       </w:r>
     </w:p>
     <w:p>
@@ -2601,11 +2883,11 @@
         </w:numPr>
         <w:tabs>
           <w:tab w:val="clear" w:pos="1134"/>
-          <w:tab w:val="left" w:pos="784" w:leader="none"/>
-        </w:tabs>
-        <w:bidi w:val="0"/>
-        <w:spacing w:before="75" w:after="0"/>
-        <w:ind w:left="784" w:right="75" w:hanging="283"/>
+          <w:tab w:val="left" w:pos="709" w:leader="none"/>
+        </w:tabs>
+        <w:bidi w:val="0"/>
+        <w:spacing w:before="0" w:after="0"/>
+        <w:ind w:left="709" w:hanging="283"/>
         <w:jc w:val="left"/>
         <w:rPr/>
       </w:pPr>
@@ -2617,7 +2899,7 @@
       </w:r>
       <w:r>
         <w:rPr/>
-        <w:t xml:space="preserve"> : champ optionnel pour surcharger, par établissement, le délai global (7 jours par défaut). </w:t>
+        <w:t xml:space="preserve"> : un champ optionnel permet de surcharger, pour cet établissement uniquement, le délai de grâce global (7 jours par défaut, réglable en Configuration §13). Laisser vide pour utiliser la valeur globale. </w:t>
       </w:r>
     </w:p>
     <w:p>
@@ -2629,16 +2911,27 @@
         </w:numPr>
         <w:tabs>
           <w:tab w:val="clear" w:pos="1134"/>
-          <w:tab w:val="left" w:pos="784" w:leader="none"/>
-        </w:tabs>
-        <w:bidi w:val="0"/>
-        <w:ind w:left="784" w:right="75" w:hanging="283"/>
-        <w:jc w:val="left"/>
-        <w:rPr/>
-      </w:pPr>
-      <w:r>
-        <w:rPr/>
-        <w:t xml:space="preserve">La liste des établissements/classes est désormais lisible par un PARENT authentifié (nécessaire à la cascade du formulaire « Mes enfants », §8) — la création/modification reste réservée au staff. </w:t>
+          <w:tab w:val="left" w:pos="709" w:leader="none"/>
+        </w:tabs>
+        <w:bidi w:val="0"/>
+        <w:ind w:left="709" w:hanging="283"/>
+        <w:jc w:val="left"/>
+        <w:rPr/>
+      </w:pPr>
+      <w:r>
+        <w:rPr/>
+        <w:t xml:space="preserve">Non accessible au rôle PARENT en direct depuis ce menu, mais la liste des établissements/classes est désormais lisible par un PARENT authentifié (nécessaire à la cascade du formulaire « Mes enfants », §8) — la création/modification reste réservée au staff. </w:t>
+      </w:r>
+    </w:p>
+    <w:p>
+      <w:pPr>
+        <w:pStyle w:val="HorizontalLine"/>
+        <w:bidi w:val="0"/>
+        <w:jc w:val="left"/>
+        <w:rPr/>
+      </w:pPr>
+      <w:r>
+        <w:rPr/>
       </w:r>
     </w:p>
     <w:p>
@@ -2662,11 +2955,11 @@
         </w:numPr>
         <w:tabs>
           <w:tab w:val="clear" w:pos="1134"/>
-          <w:tab w:val="left" w:pos="784" w:leader="none"/>
-        </w:tabs>
-        <w:bidi w:val="0"/>
-        <w:spacing w:before="75" w:after="0"/>
-        <w:ind w:left="784" w:right="75" w:hanging="283"/>
+          <w:tab w:val="left" w:pos="709" w:leader="none"/>
+        </w:tabs>
+        <w:bidi w:val="0"/>
+        <w:spacing w:before="0" w:after="0"/>
+        <w:ind w:left="709" w:hanging="283"/>
         <w:jc w:val="left"/>
         <w:rPr/>
       </w:pPr>
@@ -2684,11 +2977,11 @@
         </w:numPr>
         <w:tabs>
           <w:tab w:val="clear" w:pos="1134"/>
-          <w:tab w:val="left" w:pos="784" w:leader="none"/>
-        </w:tabs>
-        <w:bidi w:val="0"/>
-        <w:spacing w:before="75" w:after="0"/>
-        <w:ind w:left="784" w:right="75" w:hanging="283"/>
+          <w:tab w:val="left" w:pos="709" w:leader="none"/>
+        </w:tabs>
+        <w:bidi w:val="0"/>
+        <w:spacing w:before="0" w:after="0"/>
+        <w:ind w:left="709" w:hanging="283"/>
         <w:jc w:val="left"/>
         <w:rPr/>
       </w:pPr>
@@ -2712,11 +3005,11 @@
         </w:numPr>
         <w:tabs>
           <w:tab w:val="clear" w:pos="1134"/>
-          <w:tab w:val="left" w:pos="784" w:leader="none"/>
-        </w:tabs>
-        <w:bidi w:val="0"/>
-        <w:spacing w:before="75" w:after="0"/>
-        <w:ind w:left="784" w:right="75" w:hanging="283"/>
+          <w:tab w:val="left" w:pos="709" w:leader="none"/>
+        </w:tabs>
+        <w:bidi w:val="0"/>
+        <w:spacing w:before="0" w:after="0"/>
+        <w:ind w:left="709" w:hanging="283"/>
         <w:jc w:val="left"/>
         <w:rPr/>
       </w:pPr>
@@ -2728,7 +3021,7 @@
       </w:r>
       <w:r>
         <w:rPr/>
-        <w:t xml:space="preserve"> de la page courante. </w:t>
+        <w:t xml:space="preserve"> de la page courante (bouton « CSV » dans l'en-tête). </w:t>
       </w:r>
     </w:p>
     <w:p>
@@ -2740,17 +3033,17 @@
         </w:numPr>
         <w:tabs>
           <w:tab w:val="clear" w:pos="1134"/>
-          <w:tab w:val="left" w:pos="784" w:leader="none"/>
-        </w:tabs>
-        <w:bidi w:val="0"/>
-        <w:spacing w:before="75" w:after="0"/>
-        <w:ind w:left="784" w:right="75" w:hanging="283"/>
-        <w:jc w:val="left"/>
-        <w:rPr/>
-      </w:pPr>
-      <w:r>
-        <w:rPr/>
-        <w:t xml:space="preserve">Formulaire de création/modification à 3 onglets (Général / Cantine-Affectation / Contacts-Allergies). </w:t>
+          <w:tab w:val="left" w:pos="709" w:leader="none"/>
+        </w:tabs>
+        <w:bidi w:val="0"/>
+        <w:spacing w:before="0" w:after="0"/>
+        <w:ind w:left="709" w:hanging="283"/>
+        <w:jc w:val="left"/>
+        <w:rPr/>
+      </w:pPr>
+      <w:r>
+        <w:rPr/>
+        <w:t xml:space="preserve">Formulaire de création/modification à 3 onglets (Général / Cantine-Affectation / Contacts-Allergies) — pas de défilement vertical, adapté aux écrans compacts des gestionnaires. </w:t>
       </w:r>
     </w:p>
     <w:p>
@@ -2762,17 +3055,17 @@
         </w:numPr>
         <w:tabs>
           <w:tab w:val="clear" w:pos="1134"/>
-          <w:tab w:val="left" w:pos="784" w:leader="none"/>
-        </w:tabs>
-        <w:bidi w:val="0"/>
-        <w:spacing w:before="75" w:after="0"/>
-        <w:ind w:left="784" w:right="75" w:hanging="283"/>
-        <w:jc w:val="left"/>
-        <w:rPr/>
-      </w:pPr>
-      <w:r>
-        <w:rPr/>
-        <w:t xml:space="preserve">QR Code par élève : affichage, copie du token, impression — c'est ce même QR Code destiné à être imprimé sur un badge PVC physique. </w:t>
+          <w:tab w:val="left" w:pos="709" w:leader="none"/>
+        </w:tabs>
+        <w:bidi w:val="0"/>
+        <w:spacing w:before="0" w:after="0"/>
+        <w:ind w:left="709" w:hanging="283"/>
+        <w:jc w:val="left"/>
+        <w:rPr/>
+      </w:pPr>
+      <w:r>
+        <w:rPr/>
+        <w:t xml:space="preserve">QR Code par élève : affichage, copie du token, impression — c'est ce même QR Code qui est destiné à être imprimé sur un badge PVC physique (voir l'offre commerciale, Annexe A, pour la fabrication des badges). </w:t>
       </w:r>
     </w:p>
     <w:p>
@@ -2784,16 +3077,38 @@
         </w:numPr>
         <w:tabs>
           <w:tab w:val="clear" w:pos="1134"/>
-          <w:tab w:val="left" w:pos="784" w:leader="none"/>
-        </w:tabs>
-        <w:bidi w:val="0"/>
-        <w:ind w:left="784" w:right="75" w:hanging="283"/>
-        <w:jc w:val="left"/>
-        <w:rPr/>
-      </w:pPr>
-      <w:r>
-        <w:rPr/>
-        <w:t xml:space="preserve">Suppression réservée à l'ADMIN. Non accessible au rôle PARENT. </w:t>
+          <w:tab w:val="left" w:pos="709" w:leader="none"/>
+        </w:tabs>
+        <w:bidi w:val="0"/>
+        <w:spacing w:before="0" w:after="0"/>
+        <w:ind w:left="709" w:hanging="283"/>
+        <w:jc w:val="left"/>
+        <w:rPr/>
+      </w:pPr>
+      <w:r>
+        <w:rPr/>
+        <w:t xml:space="preserve">Suppression réservée à l'ADMIN. </w:t>
+      </w:r>
+    </w:p>
+    <w:p>
+      <w:pPr>
+        <w:pStyle w:val="TextBody"/>
+        <w:numPr>
+          <w:ilvl w:val="0"/>
+          <w:numId w:val="5"/>
+        </w:numPr>
+        <w:tabs>
+          <w:tab w:val="clear" w:pos="1134"/>
+          <w:tab w:val="left" w:pos="709" w:leader="none"/>
+        </w:tabs>
+        <w:bidi w:val="0"/>
+        <w:ind w:left="709" w:hanging="283"/>
+        <w:jc w:val="left"/>
+        <w:rPr/>
+      </w:pPr>
+      <w:r>
+        <w:rPr/>
+        <w:t xml:space="preserve">Non accessible au rôle PARENT (le parent ajoute ses propres enfants via « Mes enfants », §8). </w:t>
       </w:r>
     </w:p>
     <w:p>
@@ -2817,11 +3132,11 @@
         </w:numPr>
         <w:tabs>
           <w:tab w:val="clear" w:pos="1134"/>
-          <w:tab w:val="left" w:pos="784" w:leader="none"/>
-        </w:tabs>
-        <w:bidi w:val="0"/>
-        <w:spacing w:before="75" w:after="0"/>
-        <w:ind w:left="784" w:right="75" w:hanging="283"/>
+          <w:tab w:val="left" w:pos="709" w:leader="none"/>
+        </w:tabs>
+        <w:bidi w:val="0"/>
+        <w:spacing w:before="0" w:after="0"/>
+        <w:ind w:left="709" w:hanging="283"/>
         <w:jc w:val="left"/>
         <w:rPr/>
       </w:pPr>
@@ -2847,7 +3162,7 @@
       </w:r>
       <w:r>
         <w:rPr/>
-        <w:t xml:space="preserve"> d'une fiche déjà créée (pas à la création) : le certificat médical associé ne peut être importé qu'une fois la fiche existante. Créez d'abord l'élève sans allergie, puis ouvrez « Modifier » pour la déclarer. </w:t>
+        <w:t xml:space="preserve"> d'une fiche déjà créée (pas à la création) : le certificat médical associé ne peut être importé qu'une fois la fiche existante (elle a besoin d'un identifiant). Créez d'abord l'élève sans allergie, puis ouvrez « Modifier » pour la déclarer. </w:t>
       </w:r>
     </w:p>
     <w:p>
@@ -2859,11 +3174,11 @@
         </w:numPr>
         <w:tabs>
           <w:tab w:val="clear" w:pos="1134"/>
-          <w:tab w:val="left" w:pos="784" w:leader="none"/>
-        </w:tabs>
-        <w:bidi w:val="0"/>
-        <w:spacing w:before="75" w:after="0"/>
-        <w:ind w:left="784" w:right="75" w:hanging="283"/>
+          <w:tab w:val="left" w:pos="709" w:leader="none"/>
+        </w:tabs>
+        <w:bidi w:val="0"/>
+        <w:spacing w:before="0" w:after="0"/>
+        <w:ind w:left="709" w:hanging="283"/>
         <w:jc w:val="left"/>
         <w:rPr/>
       </w:pPr>
@@ -2889,7 +3204,7 @@
       </w:r>
       <w:r>
         <w:rPr/>
-        <w:t xml:space="preserve"> un fichier (PDF, JPG ou PNG) — envoyé immédiatement au serveur ; une fois chargé, un badge « Certificat fourni » apparaît avec un lien pour le consulter, et un bouton « Remplacer ». </w:t>
+        <w:t xml:space="preserve"> un fichier (PDF, JPG ou PNG) — le certificat est envoyé immédiatement au serveur ; une fois chargé, un badge « Certificat fourni » apparaît avec un lien pour le consulter, et un bouton « Remplacer » pour en importer un nouveau. </w:t>
       </w:r>
     </w:p>
     <w:p>
@@ -2901,16 +3216,27 @@
         </w:numPr>
         <w:tabs>
           <w:tab w:val="clear" w:pos="1134"/>
-          <w:tab w:val="left" w:pos="784" w:leader="none"/>
-        </w:tabs>
-        <w:bidi w:val="0"/>
-        <w:ind w:left="784" w:right="75" w:hanging="283"/>
-        <w:jc w:val="left"/>
-        <w:rPr/>
-      </w:pPr>
-      <w:r>
-        <w:rPr/>
-        <w:t xml:space="preserve">L'enregistrement est bloqué (message explicite) si Allergies contient du texte sans certificat importé. </w:t>
+          <w:tab w:val="left" w:pos="709" w:leader="none"/>
+        </w:tabs>
+        <w:bidi w:val="0"/>
+        <w:ind w:left="709" w:hanging="283"/>
+        <w:jc w:val="left"/>
+        <w:rPr/>
+      </w:pPr>
+      <w:r>
+        <w:rPr/>
+        <w:t xml:space="preserve">L'enregistrement de la fiche est bloqué (message d'erreur explicite) si le champ Allergies contient du texte mais qu'aucun certificat n'a été importé. </w:t>
+      </w:r>
+    </w:p>
+    <w:p>
+      <w:pPr>
+        <w:pStyle w:val="HorizontalLine"/>
+        <w:bidi w:val="0"/>
+        <w:jc w:val="left"/>
+        <w:rPr/>
+      </w:pPr>
+      <w:r>
+        <w:rPr/>
       </w:r>
     </w:p>
     <w:p>
@@ -2929,8 +3255,7 @@
       <w:pPr>
         <w:pStyle w:val="TextBody"/>
         <w:bidi w:val="0"/>
-        <w:spacing w:before="75" w:after="75"/>
-        <w:ind w:left="75" w:right="75" w:hanging="0"/>
+        <w:spacing w:before="0" w:after="283"/>
         <w:jc w:val="left"/>
         <w:rPr/>
       </w:pPr>
@@ -2946,7 +3271,7 @@
       </w:r>
       <w:r>
         <w:rPr/>
-        <w:t xml:space="preserve"> pour :</w:t>
+        <w:t xml:space="preserve"> (menu « Mes enfants ») pour :</w:t>
       </w:r>
     </w:p>
     <w:p>
@@ -2958,11 +3283,11 @@
         </w:numPr>
         <w:tabs>
           <w:tab w:val="clear" w:pos="1134"/>
-          <w:tab w:val="left" w:pos="784" w:leader="none"/>
-        </w:tabs>
-        <w:bidi w:val="0"/>
-        <w:spacing w:before="75" w:after="0"/>
-        <w:ind w:left="784" w:right="75" w:hanging="283"/>
+          <w:tab w:val="left" w:pos="709" w:leader="none"/>
+        </w:tabs>
+        <w:bidi w:val="0"/>
+        <w:spacing w:before="0" w:after="0"/>
+        <w:ind w:left="709" w:hanging="283"/>
         <w:jc w:val="left"/>
         <w:rPr/>
       </w:pPr>
@@ -2986,11 +3311,11 @@
         </w:numPr>
         <w:tabs>
           <w:tab w:val="clear" w:pos="1134"/>
-          <w:tab w:val="left" w:pos="784" w:leader="none"/>
-        </w:tabs>
-        <w:bidi w:val="0"/>
-        <w:spacing w:before="75" w:after="0"/>
-        <w:ind w:left="784" w:right="75" w:hanging="283"/>
+          <w:tab w:val="left" w:pos="709" w:leader="none"/>
+        </w:tabs>
+        <w:bidi w:val="0"/>
+        <w:spacing w:before="0" w:after="0"/>
+        <w:ind w:left="709" w:hanging="283"/>
         <w:jc w:val="left"/>
         <w:rPr/>
       </w:pPr>
@@ -3002,7 +3327,7 @@
       </w:r>
       <w:r>
         <w:rPr/>
-        <w:t xml:space="preserve"> lui-même : établissement (liste déroulante), classe (cascade automatique selon la configuration de l'ADMIN), matricule, nom, prénom, sexe (facultatif), date de naissance (facultative), ville et commune (obligatoires), quartier (facultatif). </w:t>
+        <w:t xml:space="preserve"> lui-même, via un formulaire : établissement (liste déroulante), classe (se charge automatiquement une fois l'établissement choisi — cascade établissement → niveau → classe selon la configuration faite par l'ADMIN), matricule (communiqué par l'établissement à l'inscription), nom, prénom, sexe (facultatif), date de naissance (facultative), ville et commune (obligatoires), quartier (facultatif). </w:t>
       </w:r>
     </w:p>
     <w:p>
@@ -3014,17 +3339,27 @@
         </w:numPr>
         <w:tabs>
           <w:tab w:val="clear" w:pos="1134"/>
-          <w:tab w:val="left" w:pos="784" w:leader="none"/>
-        </w:tabs>
-        <w:bidi w:val="0"/>
-        <w:spacing w:before="75" w:after="0"/>
-        <w:ind w:left="784" w:right="75" w:hanging="283"/>
-        <w:jc w:val="left"/>
-        <w:rPr/>
-      </w:pPr>
-      <w:r>
-        <w:rPr/>
-        <w:t xml:space="preserve">Les coordonnées de contact affichées côté établissement pour cet enfant sont automatiquement reprises du compte connecté. </w:t>
+          <w:tab w:val="left" w:pos="709" w:leader="none"/>
+        </w:tabs>
+        <w:bidi w:val="0"/>
+        <w:spacing w:before="0" w:after="0"/>
+        <w:ind w:left="709" w:hanging="283"/>
+        <w:jc w:val="left"/>
+        <w:rPr/>
+      </w:pPr>
+      <w:r>
+        <w:rPr/>
+        <w:t xml:space="preserve">Les coordonnées de contact (nom du parent, téléphone, email) affichées côté établissement pour cet enfant sont </w:t>
+      </w:r>
+      <w:r>
+        <w:rPr>
+          <w:rStyle w:val="StrongEmphasis"/>
+        </w:rPr>
+        <w:t>automatiquement reprises du compte connecté</w:t>
+      </w:r>
+      <w:r>
+        <w:rPr/>
+        <w:t xml:space="preserve"> — le parent ne les ressaisit pas. </w:t>
       </w:r>
     </w:p>
     <w:p>
@@ -3036,10 +3371,10 @@
         </w:numPr>
         <w:tabs>
           <w:tab w:val="clear" w:pos="1134"/>
-          <w:tab w:val="left" w:pos="784" w:leader="none"/>
-        </w:tabs>
-        <w:bidi w:val="0"/>
-        <w:ind w:left="784" w:right="75" w:hanging="283"/>
+          <w:tab w:val="left" w:pos="709" w:leader="none"/>
+        </w:tabs>
+        <w:bidi w:val="0"/>
+        <w:ind w:left="709" w:hanging="283"/>
         <w:jc w:val="left"/>
         <w:rPr/>
       </w:pPr>
@@ -3055,7 +3390,18 @@
       </w:r>
       <w:r>
         <w:rPr/>
-        <w:t xml:space="preserve">. </w:t>
+        <w:t xml:space="preserve"> — aucun accès cantine tant qu'un paiement n'a pas été enregistré. </w:t>
+      </w:r>
+    </w:p>
+    <w:p>
+      <w:pPr>
+        <w:pStyle w:val="HorizontalLine"/>
+        <w:bidi w:val="0"/>
+        <w:jc w:val="left"/>
+        <w:rPr/>
+      </w:pPr>
+      <w:r>
+        <w:rPr/>
       </w:r>
     </w:p>
     <w:p>
@@ -3079,17 +3425,23 @@
         </w:numPr>
         <w:tabs>
           <w:tab w:val="clear" w:pos="1134"/>
-          <w:tab w:val="left" w:pos="784" w:leader="none"/>
-        </w:tabs>
-        <w:bidi w:val="0"/>
-        <w:spacing w:before="75" w:after="0"/>
-        <w:ind w:left="784" w:right="75" w:hanging="283"/>
-        <w:jc w:val="left"/>
-        <w:rPr/>
-      </w:pPr>
-      <w:r>
-        <w:rPr/>
-        <w:t xml:space="preserve">ADMIN/GESTIONNAIRE/CAISSIER voient toutes les transactions ; PARENT ne voit que celles de ses enfants. </w:t>
+          <w:tab w:val="left" w:pos="709" w:leader="none"/>
+        </w:tabs>
+        <w:bidi w:val="0"/>
+        <w:spacing w:before="0" w:after="0"/>
+        <w:ind w:left="709" w:hanging="283"/>
+        <w:jc w:val="left"/>
+        <w:rPr/>
+      </w:pPr>
+      <w:r>
+        <w:rPr>
+          <w:rStyle w:val="StrongEmphasis"/>
+        </w:rPr>
+        <w:t>ADMIN / GESTIONNAIRE / CAISSIER</w:t>
+      </w:r>
+      <w:r>
+        <w:rPr/>
+        <w:t xml:space="preserve"> : voient toutes les transactions, peuvent initier un paiement pour n'importe quel élève (recherche par nom/prénom/matricule). L'ADMIN seul peut modifier ou supprimer une transaction. </w:t>
       </w:r>
     </w:p>
     <w:p>
@@ -3101,11 +3453,11 @@
         </w:numPr>
         <w:tabs>
           <w:tab w:val="clear" w:pos="1134"/>
-          <w:tab w:val="left" w:pos="784" w:leader="none"/>
-        </w:tabs>
-        <w:bidi w:val="0"/>
-        <w:spacing w:before="75" w:after="0"/>
-        <w:ind w:left="784" w:right="75" w:hanging="283"/>
+          <w:tab w:val="left" w:pos="709" w:leader="none"/>
+        </w:tabs>
+        <w:bidi w:val="0"/>
+        <w:spacing w:before="0" w:after="0"/>
+        <w:ind w:left="709" w:hanging="283"/>
         <w:jc w:val="left"/>
         <w:rPr/>
       </w:pPr>
@@ -3113,11 +3465,11 @@
         <w:rPr>
           <w:rStyle w:val="StrongEmphasis"/>
         </w:rPr>
-        <w:t>Périodes</w:t>
-      </w:r>
-      <w:r>
-        <w:rPr/>
-        <w:t xml:space="preserve"> : trimestrielles ou annuelles uniquement — pas de mensualisation. </w:t>
+        <w:t>PARENT</w:t>
+      </w:r>
+      <w:r>
+        <w:rPr/>
+        <w:t xml:space="preserve"> : ne voit que les paiements de ses propres enfants ; le sélecteur d'élève du dialogue « Initier un paiement » ne propose que ses enfants (pas de recherche libre parmi tous les élèves). </w:t>
       </w:r>
     </w:p>
     <w:p>
@@ -3129,17 +3481,33 @@
         </w:numPr>
         <w:tabs>
           <w:tab w:val="clear" w:pos="1134"/>
-          <w:tab w:val="left" w:pos="784" w:leader="none"/>
-        </w:tabs>
-        <w:bidi w:val="0"/>
-        <w:spacing w:before="75" w:after="0"/>
-        <w:ind w:left="784" w:right="75" w:hanging="283"/>
-        <w:jc w:val="left"/>
-        <w:rPr/>
-      </w:pPr>
-      <w:r>
-        <w:rPr/>
-        <w:t xml:space="preserve">Opérateurs : Orange Money, MTN Money, Moov Money, Wave (via CinetPay/PayDunya, §16). </w:t>
+          <w:tab w:val="left" w:pos="709" w:leader="none"/>
+        </w:tabs>
+        <w:bidi w:val="0"/>
+        <w:spacing w:before="0" w:after="0"/>
+        <w:ind w:left="709" w:hanging="283"/>
+        <w:jc w:val="left"/>
+        <w:rPr/>
+      </w:pPr>
+      <w:r>
+        <w:rPr>
+          <w:rStyle w:val="StrongEmphasis"/>
+        </w:rPr>
+        <w:t>Périodes</w:t>
+      </w:r>
+      <w:r>
+        <w:rPr/>
+        <w:t xml:space="preserve"> : les paiements en mode Abonnement sont </w:t>
+      </w:r>
+      <w:r>
+        <w:rPr>
+          <w:rStyle w:val="StrongEmphasis"/>
+        </w:rPr>
+        <w:t>trimestriels ou annuels uniquement</w:t>
+      </w:r>
+      <w:r>
+        <w:rPr/>
+        <w:t xml:space="preserve"> — pas de mensualisation. </w:t>
       </w:r>
     </w:p>
     <w:p>
@@ -3151,44 +3519,135 @@
         </w:numPr>
         <w:tabs>
           <w:tab w:val="clear" w:pos="1134"/>
-          <w:tab w:val="left" w:pos="784" w:leader="none"/>
-        </w:tabs>
-        <w:bidi w:val="0"/>
-        <w:ind w:left="784" w:right="75" w:hanging="283"/>
-        <w:jc w:val="left"/>
-        <w:rPr/>
-      </w:pPr>
-      <w:r>
-        <w:rPr/>
-        <w:t xml:space="preserve">Recherche et filtres multiples, export CSV. </w:t>
-      </w:r>
-    </w:p>
-    <w:p>
-      <w:pPr>
-        <w:pStyle w:val="TextBody"/>
-        <w:bidi w:val="0"/>
-        <w:spacing w:before="120" w:after="120"/>
-        <w:ind w:left="120" w:right="120" w:hanging="0"/>
-        <w:jc w:val="left"/>
-        <w:rPr>
-          <w:bdr w:val="single" w:sz="24" w:space="9" w:color="E8720C"/>
-          <w:shd w:fill="FFF3E4" w:val="clear"/>
-        </w:rPr>
-      </w:pPr>
-      <w:r>
-        <w:rPr>
-          <w:bdr w:val="single" w:sz="24" w:space="9" w:color="E8720C"/>
-          <w:shd w:fill="FFF3E4" w:val="clear"/>
-        </w:rPr>
+          <w:tab w:val="left" w:pos="709" w:leader="none"/>
+        </w:tabs>
+        <w:bidi w:val="0"/>
+        <w:spacing w:before="0" w:after="0"/>
+        <w:ind w:left="709" w:hanging="283"/>
+        <w:jc w:val="left"/>
+        <w:rPr/>
+      </w:pPr>
+      <w:r>
+        <w:rPr/>
+        <w:t xml:space="preserve">Opérateurs supportés : Orange Money, MTN Money, Moov Money, Wave (via les agrégateurs CinetPay/PayDunya — voir §14). </w:t>
+      </w:r>
+    </w:p>
+    <w:p>
+      <w:pPr>
+        <w:pStyle w:val="TextBody"/>
+        <w:numPr>
+          <w:ilvl w:val="0"/>
+          <w:numId w:val="8"/>
+        </w:numPr>
+        <w:tabs>
+          <w:tab w:val="clear" w:pos="1134"/>
+          <w:tab w:val="left" w:pos="709" w:leader="none"/>
+        </w:tabs>
+        <w:bidi w:val="0"/>
+        <w:spacing w:before="0" w:after="0"/>
+        <w:ind w:left="709" w:hanging="283"/>
+        <w:jc w:val="left"/>
+        <w:rPr/>
+      </w:pPr>
+      <w:r>
+        <w:rPr>
+          <w:rStyle w:val="StrongEmphasis"/>
+        </w:rPr>
+        <w:t>Recherche</w:t>
+      </w:r>
+      <w:r>
+        <w:rPr/>
+        <w:t xml:space="preserve"> par nom/prénom/matricule de l'élève ; filtres par statut (En attente / Accepté / Refusé / Annulé), par plage de dates (Date début/fin) et par opérateur Mobile Money — tous cumulables. </w:t>
+      </w:r>
+    </w:p>
+    <w:p>
+      <w:pPr>
+        <w:pStyle w:val="TextBody"/>
+        <w:numPr>
+          <w:ilvl w:val="0"/>
+          <w:numId w:val="8"/>
+        </w:numPr>
+        <w:tabs>
+          <w:tab w:val="clear" w:pos="1134"/>
+          <w:tab w:val="left" w:pos="709" w:leader="none"/>
+        </w:tabs>
+        <w:bidi w:val="0"/>
+        <w:spacing w:before="0" w:after="0"/>
+        <w:ind w:left="709" w:hanging="283"/>
+        <w:jc w:val="left"/>
+        <w:rPr/>
+      </w:pPr>
+      <w:r>
+        <w:rPr>
+          <w:rStyle w:val="StrongEmphasis"/>
+        </w:rPr>
+        <w:t>Export CSV</w:t>
+      </w:r>
+      <w:r>
+        <w:rPr/>
+        <w:t xml:space="preserve"> de la page courante. </w:t>
+      </w:r>
+    </w:p>
+    <w:p>
+      <w:pPr>
+        <w:pStyle w:val="TextBody"/>
+        <w:numPr>
+          <w:ilvl w:val="0"/>
+          <w:numId w:val="8"/>
+        </w:numPr>
+        <w:tabs>
+          <w:tab w:val="clear" w:pos="1134"/>
+          <w:tab w:val="left" w:pos="709" w:leader="none"/>
+        </w:tabs>
+        <w:bidi w:val="0"/>
+        <w:ind w:left="709" w:hanging="283"/>
+        <w:jc w:val="left"/>
+        <w:rPr/>
+      </w:pPr>
+      <w:r>
+        <w:rPr/>
+        <w:t xml:space="preserve">Une tentative d'initier un paiement pour un élève qui n'est pas son enfant est refusée par le serveur (403). </w:t>
+      </w:r>
+    </w:p>
+    <w:p>
+      <w:pPr>
+        <w:pStyle w:val="Quotations"/>
+        <w:bidi w:val="0"/>
+        <w:jc w:val="left"/>
+        <w:rPr/>
+      </w:pPr>
+      <w:r>
+        <w:rPr/>
         <w:t xml:space="preserve">ℹ️ </w:t>
       </w:r>
       <w:r>
-        <w:rPr>
-          <w:sz w:val="19"/>
-          <w:bdr w:val="single" w:sz="24" w:space="9" w:color="E8720C"/>
-          <w:shd w:fill="FFF3E4" w:val="clear"/>
-        </w:rPr>
-        <w:t>L'intégration CinetPay/PayDunya appelle réellement les API des agrégateurs mais aucune clé de production n'est encore configurée — une tentative de paiement renverra une erreur claire tant que ce n'est pas fait.</w:t>
+        <w:rPr/>
+        <w:t xml:space="preserve">L'intégration CinetPay/PayDunya appelle réellement les API des agrégateurs (voir §14) mais </w:t>
+      </w:r>
+      <w:r>
+        <w:rPr>
+          <w:rStyle w:val="StrongEmphasis"/>
+        </w:rPr>
+        <w:t>aucune clé de production n'est encore configurée</w:t>
+      </w:r>
+      <w:r>
+        <w:rPr/>
+        <w:t xml:space="preserve"> — tant que ce n'est pas fait, une tentative de paiement renverra une erreur claire (« service de paiement indisponible ou mal configuré ») plutôt qu'un lien de paiement fonctionnel.</w:t>
+      </w:r>
+    </w:p>
+    <w:p>
+      <w:pPr>
+        <w:pStyle w:val="HorizontalLine"/>
+        <w:pBdr>
+          <w:bottom w:val="double" w:sz="2" w:space="0" w:color="808080"/>
+        </w:pBdr>
+        <w:bidi w:val="0"/>
+        <w:spacing w:before="0" w:after="283"/>
+        <w:jc w:val="left"/>
+        <w:rPr/>
+      </w:pPr>
+      <w:r>
+        <w:rPr/>
       </w:r>
     </w:p>
     <w:p>
@@ -3212,17 +3671,17 @@
         </w:numPr>
         <w:tabs>
           <w:tab w:val="clear" w:pos="1134"/>
-          <w:tab w:val="left" w:pos="784" w:leader="none"/>
-        </w:tabs>
-        <w:bidi w:val="0"/>
-        <w:spacing w:before="75" w:after="0"/>
-        <w:ind w:left="784" w:right="75" w:hanging="283"/>
-        <w:jc w:val="left"/>
-        <w:rPr/>
-      </w:pPr>
-      <w:r>
-        <w:rPr/>
-        <w:t xml:space="preserve">Validation du QR Code en moins d'une seconde : ✅ accordé / ❌ refusé. </w:t>
+          <w:tab w:val="left" w:pos="709" w:leader="none"/>
+        </w:tabs>
+        <w:bidi w:val="0"/>
+        <w:spacing w:before="0" w:after="0"/>
+        <w:ind w:left="709" w:hanging="283"/>
+        <w:jc w:val="left"/>
+        <w:rPr/>
+      </w:pPr>
+      <w:r>
+        <w:rPr/>
+        <w:t xml:space="preserve">Validation du QR Code d'un élève en moins d'une seconde : ✅ accordé / ❌ refusé (motif affiché). </w:t>
       </w:r>
     </w:p>
     <w:p>
@@ -3234,17 +3693,17 @@
         </w:numPr>
         <w:tabs>
           <w:tab w:val="clear" w:pos="1134"/>
-          <w:tab w:val="left" w:pos="784" w:leader="none"/>
-        </w:tabs>
-        <w:bidi w:val="0"/>
-        <w:spacing w:before="75" w:after="0"/>
-        <w:ind w:left="784" w:right="75" w:hanging="283"/>
-        <w:jc w:val="left"/>
-        <w:rPr/>
-      </w:pPr>
-      <w:r>
-        <w:rPr/>
-        <w:t xml:space="preserve">Fonctionne hors-ligne via un cache local de 24h. </w:t>
+          <w:tab w:val="left" w:pos="709" w:leader="none"/>
+        </w:tabs>
+        <w:bidi w:val="0"/>
+        <w:spacing w:before="0" w:after="0"/>
+        <w:ind w:left="709" w:hanging="283"/>
+        <w:jc w:val="left"/>
+        <w:rPr/>
+      </w:pPr>
+      <w:r>
+        <w:rPr/>
+        <w:t xml:space="preserve">Fonctionne hors-ligne via un cache local de 24h (liste des élèves actifs + statut d'accès), resynchronisé à la reconnexion. </w:t>
       </w:r>
     </w:p>
     <w:p>
@@ -3256,17 +3715,17 @@
         </w:numPr>
         <w:tabs>
           <w:tab w:val="clear" w:pos="1134"/>
-          <w:tab w:val="left" w:pos="784" w:leader="none"/>
-        </w:tabs>
-        <w:bidi w:val="0"/>
-        <w:spacing w:before="75" w:after="0"/>
-        <w:ind w:left="784" w:right="75" w:hanging="283"/>
-        <w:jc w:val="left"/>
-        <w:rPr/>
-      </w:pPr>
-      <w:r>
-        <w:rPr/>
-        <w:t xml:space="preserve">Rafraîchissement automatique du cache si activé en Configuration. </w:t>
+          <w:tab w:val="left" w:pos="709" w:leader="none"/>
+        </w:tabs>
+        <w:bidi w:val="0"/>
+        <w:spacing w:before="0" w:after="0"/>
+        <w:ind w:left="709" w:hanging="283"/>
+        <w:jc w:val="left"/>
+        <w:rPr/>
+      </w:pPr>
+      <w:r>
+        <w:rPr/>
+        <w:t xml:space="preserve">Barre de statut : indicateur « En ligne »/« Hors ligne », état du cache (« Cache absent » ou « Cache : X élèves · âge »), bouton de téléchargement manuel du cache. </w:t>
       </w:r>
     </w:p>
     <w:p>
@@ -3278,10 +3737,38 @@
         </w:numPr>
         <w:tabs>
           <w:tab w:val="clear" w:pos="1134"/>
-          <w:tab w:val="left" w:pos="784" w:leader="none"/>
-        </w:tabs>
-        <w:bidi w:val="0"/>
-        <w:ind w:left="784" w:right="75" w:hanging="283"/>
+          <w:tab w:val="left" w:pos="709" w:leader="none"/>
+        </w:tabs>
+        <w:bidi w:val="0"/>
+        <w:spacing w:before="0" w:after="0"/>
+        <w:ind w:left="709" w:hanging="283"/>
+        <w:jc w:val="left"/>
+        <w:rPr/>
+      </w:pPr>
+      <w:r>
+        <w:rPr>
+          <w:rStyle w:val="StrongEmphasis"/>
+        </w:rPr>
+        <w:t>Rafraîchissement automatique du cache</w:t>
+      </w:r>
+      <w:r>
+        <w:rPr/>
+        <w:t xml:space="preserve"> : si activé (réglage par défaut, voir §13 Configuration), le cache est téléchargé silencieusement à l'ouverture de la page si une connexion est disponible — pas besoin de cliquer manuellement. Désactivable pour repasser en téléchargement manuel uniquement. </w:t>
+      </w:r>
+    </w:p>
+    <w:p>
+      <w:pPr>
+        <w:pStyle w:val="TextBody"/>
+        <w:numPr>
+          <w:ilvl w:val="0"/>
+          <w:numId w:val="9"/>
+        </w:numPr>
+        <w:tabs>
+          <w:tab w:val="clear" w:pos="1134"/>
+          <w:tab w:val="left" w:pos="709" w:leader="none"/>
+        </w:tabs>
+        <w:bidi w:val="0"/>
+        <w:ind w:left="709" w:hanging="283"/>
         <w:jc w:val="left"/>
         <w:rPr/>
       </w:pPr>
@@ -3292,6 +3779,17 @@
     </w:p>
     <w:p>
       <w:pPr>
+        <w:pStyle w:val="HorizontalLine"/>
+        <w:bidi w:val="0"/>
+        <w:jc w:val="left"/>
+        <w:rPr/>
+      </w:pPr>
+      <w:r>
+        <w:rPr/>
+      </w:r>
+    </w:p>
+    <w:p>
+      <w:pPr>
         <w:pStyle w:val="Heading2"/>
         <w:bidi w:val="0"/>
         <w:jc w:val="left"/>
@@ -3300,120 +3798,6 @@
       <w:r>
         <w:rPr/>
         <w:t>11. Historique des Passages</w:t>
-      </w:r>
-    </w:p>
-    <w:p>
-      <w:pPr>
-        <w:pStyle w:val="TextBody"/>
-        <w:bidi w:val="0"/>
-        <w:spacing w:before="75" w:after="75"/>
-        <w:ind w:left="75" w:right="75" w:hanging="0"/>
-        <w:jc w:val="left"/>
-        <w:rPr/>
-      </w:pPr>
-      <w:r>
-        <w:rPr/>
-        <w:t>Staff : historique complet filtrable. PARENT : limité à ses enfants, filtre Établissement masqué.</w:t>
-      </w:r>
-    </w:p>
-    <w:p>
-      <w:pPr>
-        <w:pStyle w:val="Heading2"/>
-        <w:bidi w:val="0"/>
-        <w:jc w:val="left"/>
-        <w:rPr/>
-      </w:pPr>
-      <w:r>
-        <w:rPr/>
-        <w:t>12. Utilisateurs (ADMIN uniquement)</w:t>
-      </w:r>
-    </w:p>
-    <w:p>
-      <w:pPr>
-        <w:pStyle w:val="TextBody"/>
-        <w:bidi w:val="0"/>
-        <w:spacing w:before="75" w:after="75"/>
-        <w:ind w:left="75" w:right="75" w:hanging="0"/>
-        <w:jc w:val="left"/>
-        <w:rPr/>
-      </w:pPr>
-      <w:r>
-        <w:rPr/>
-        <w:t>Création, modification, changement de rôle, désactivation/réactivation, suppression définitive. Impossible de désactiver/supprimer le dernier ADMIN ou son propre compte.</w:t>
-      </w:r>
-    </w:p>
-    <w:p>
-      <w:pPr>
-        <w:pStyle w:val="Heading2"/>
-        <w:bidi w:val="0"/>
-        <w:jc w:val="left"/>
-        <w:rPr/>
-      </w:pPr>
-      <w:r>
-        <w:rPr/>
-        <w:t>13. Parents (ADMIN uniquement)</w:t>
-      </w:r>
-    </w:p>
-    <w:p>
-      <w:pPr>
-        <w:pStyle w:val="TextBody"/>
-        <w:bidi w:val="0"/>
-        <w:spacing w:before="75" w:after="75"/>
-        <w:ind w:left="75" w:right="75" w:hanging="0"/>
-        <w:jc w:val="left"/>
-        <w:rPr/>
-      </w:pPr>
-      <w:r>
-        <w:rPr/>
-        <w:t xml:space="preserve">Associe un compte PARENT à un ou plusieurs élèves. Recherche sur la liste principale par </w:t>
-      </w:r>
-      <w:r>
-        <w:rPr>
-          <w:rStyle w:val="StrongEmphasis"/>
-        </w:rPr>
-        <w:t>email OU numéro de téléphone</w:t>
-      </w:r>
-      <w:r>
-        <w:rPr/>
-        <w:t xml:space="preserve"> (étendue au téléphone).</w:t>
-      </w:r>
-    </w:p>
-    <w:p>
-      <w:pPr>
-        <w:pStyle w:val="Heading2"/>
-        <w:bidi w:val="0"/>
-        <w:jc w:val="left"/>
-        <w:rPr/>
-      </w:pPr>
-      <w:r>
-        <w:rPr/>
-        <w:t>14. Rapports (v1 exploratoire)</w:t>
-      </w:r>
-    </w:p>
-    <w:p>
-      <w:pPr>
-        <w:pStyle w:val="TextBody"/>
-        <w:bidi w:val="0"/>
-        <w:spacing w:before="75" w:after="75"/>
-        <w:ind w:left="75" w:right="75" w:hanging="0"/>
-        <w:jc w:val="left"/>
-        <w:rPr/>
-      </w:pPr>
-      <w:r>
-        <w:rPr/>
-        <w:t>Génération par période, 3 onglets (Résumé/Paiements/Passages), export Excel, impression PDF par onglet.</w:t>
-      </w:r>
-    </w:p>
-    <w:p>
-      <w:pPr>
-        <w:pStyle w:val="Heading2"/>
-        <w:bidi w:val="0"/>
-        <w:jc w:val="left"/>
-        <w:rPr/>
-      </w:pPr>
-      <w:r>
-        <w:rPr/>
-        <w:t>15. Configuration (ADMIN uniquement)</w:t>
       </w:r>
     </w:p>
     <w:p>
@@ -3425,17 +3809,23 @@
         </w:numPr>
         <w:tabs>
           <w:tab w:val="clear" w:pos="1134"/>
-          <w:tab w:val="left" w:pos="784" w:leader="none"/>
-        </w:tabs>
-        <w:bidi w:val="0"/>
-        <w:spacing w:before="75" w:after="0"/>
-        <w:ind w:left="784" w:right="75" w:hanging="283"/>
-        <w:jc w:val="left"/>
-        <w:rPr/>
-      </w:pPr>
-      <w:r>
-        <w:rPr/>
-        <w:t xml:space="preserve">Notifications email/SMS, rafraîchissement automatique du cache scan. </w:t>
+          <w:tab w:val="left" w:pos="709" w:leader="none"/>
+        </w:tabs>
+        <w:bidi w:val="0"/>
+        <w:spacing w:before="0" w:after="0"/>
+        <w:ind w:left="709" w:hanging="283"/>
+        <w:jc w:val="left"/>
+        <w:rPr/>
+      </w:pPr>
+      <w:r>
+        <w:rPr>
+          <w:rStyle w:val="StrongEmphasis"/>
+        </w:rPr>
+        <w:t>ADMIN / GESTIONNAIRE / CAISSIER</w:t>
+      </w:r>
+      <w:r>
+        <w:rPr/>
+        <w:t xml:space="preserve"> : historique complet, filtrable par date, établissement, résultat, recherche élève ; export CSV ; modification/suppression d'un passage réservées à l'ADMIN. </w:t>
       </w:r>
     </w:p>
     <w:p>
@@ -3447,38 +3837,33 @@
         </w:numPr>
         <w:tabs>
           <w:tab w:val="clear" w:pos="1134"/>
-          <w:tab w:val="left" w:pos="784" w:leader="none"/>
-        </w:tabs>
-        <w:bidi w:val="0"/>
-        <w:spacing w:before="75" w:after="0"/>
-        <w:ind w:left="784" w:right="75" w:hanging="283"/>
-        <w:jc w:val="left"/>
-        <w:rPr/>
-      </w:pPr>
-      <w:r>
-        <w:rPr/>
-        <w:t xml:space="preserve">Mode de paiement (ABONNEMENT/CREDITS, coexistants). </w:t>
-      </w:r>
-    </w:p>
-    <w:p>
-      <w:pPr>
-        <w:pStyle w:val="TextBody"/>
-        <w:numPr>
-          <w:ilvl w:val="0"/>
-          <w:numId w:val="10"/>
-        </w:numPr>
-        <w:tabs>
-          <w:tab w:val="clear" w:pos="1134"/>
-          <w:tab w:val="left" w:pos="784" w:leader="none"/>
-        </w:tabs>
-        <w:bidi w:val="0"/>
-        <w:ind w:left="784" w:right="75" w:hanging="283"/>
-        <w:jc w:val="left"/>
-        <w:rPr/>
-      </w:pPr>
-      <w:r>
-        <w:rPr/>
-        <w:t xml:space="preserve">Délai de grâce par défaut, provider de paiement actif, image de fond de connexion. </w:t>
+          <w:tab w:val="left" w:pos="709" w:leader="none"/>
+        </w:tabs>
+        <w:bidi w:val="0"/>
+        <w:ind w:left="709" w:hanging="283"/>
+        <w:jc w:val="left"/>
+        <w:rPr/>
+      </w:pPr>
+      <w:r>
+        <w:rPr>
+          <w:rStyle w:val="StrongEmphasis"/>
+        </w:rPr>
+        <w:t>PARENT</w:t>
+      </w:r>
+      <w:r>
+        <w:rPr/>
+        <w:t xml:space="preserve"> : ne voit que les passages de ses propres enfants ; le filtre « Établissement » est masqué (non pertinent pour un parent). </w:t>
+      </w:r>
+    </w:p>
+    <w:p>
+      <w:pPr>
+        <w:pStyle w:val="HorizontalLine"/>
+        <w:bidi w:val="0"/>
+        <w:jc w:val="left"/>
+        <w:rPr/>
+      </w:pPr>
+      <w:r>
+        <w:rPr/>
       </w:r>
     </w:p>
     <w:p>
@@ -3490,7 +3875,7 @@
       </w:pPr>
       <w:r>
         <w:rPr/>
-        <w:t>16. Paiement &amp; notifications — état de l'intégration</w:t>
+        <w:t>12. Utilisateurs (ADMIN uniquement)</w:t>
       </w:r>
     </w:p>
     <w:p>
@@ -3502,23 +3887,27 @@
         </w:numPr>
         <w:tabs>
           <w:tab w:val="clear" w:pos="1134"/>
-          <w:tab w:val="left" w:pos="784" w:leader="none"/>
-        </w:tabs>
-        <w:bidi w:val="0"/>
-        <w:spacing w:before="75" w:after="0"/>
-        <w:ind w:left="784" w:right="75" w:hanging="283"/>
-        <w:jc w:val="left"/>
-        <w:rPr/>
-      </w:pPr>
+          <w:tab w:val="left" w:pos="709" w:leader="none"/>
+        </w:tabs>
+        <w:bidi w:val="0"/>
+        <w:spacing w:before="0" w:after="0"/>
+        <w:ind w:left="709" w:hanging="283"/>
+        <w:jc w:val="left"/>
+        <w:rPr/>
+      </w:pPr>
+      <w:r>
+        <w:rPr/>
+        <w:t xml:space="preserve">Création d'un compte : nom, prénom, email, </w:t>
+      </w:r>
       <w:r>
         <w:rPr>
           <w:rStyle w:val="StrongEmphasis"/>
         </w:rPr>
-        <w:t>Paiement</w:t>
-      </w:r>
-      <w:r>
-        <w:rPr/>
-        <w:t xml:space="preserve"> : appels réels CinetPay/PayDunya — fonctionnel dès identifiants marchands réels fournis. </w:t>
+        <w:t>numéro de cellulaire (obligatoire, unique)</w:t>
+      </w:r>
+      <w:r>
+        <w:rPr/>
+        <w:t xml:space="preserve">, mot de passe, rôle (ADMIN, GESTIONNAIRE, CAISSIER ou PARENT). </w:t>
       </w:r>
     </w:p>
     <w:p>
@@ -3530,23 +3919,17 @@
         </w:numPr>
         <w:tabs>
           <w:tab w:val="clear" w:pos="1134"/>
-          <w:tab w:val="left" w:pos="784" w:leader="none"/>
-        </w:tabs>
-        <w:bidi w:val="0"/>
-        <w:spacing w:before="75" w:after="0"/>
-        <w:ind w:left="784" w:right="75" w:hanging="283"/>
-        <w:jc w:val="left"/>
-        <w:rPr/>
-      </w:pPr>
-      <w:r>
-        <w:rPr>
-          <w:rStyle w:val="StrongEmphasis"/>
-        </w:rPr>
-        <w:t>SMS</w:t>
-      </w:r>
-      <w:r>
-        <w:rPr/>
-        <w:t xml:space="preserve"> : intégration réelle Twilio — sans compte configuré, simple journalisation. </w:t>
+          <w:tab w:val="left" w:pos="709" w:leader="none"/>
+        </w:tabs>
+        <w:bidi w:val="0"/>
+        <w:spacing w:before="0" w:after="0"/>
+        <w:ind w:left="709" w:hanging="283"/>
+        <w:jc w:val="left"/>
+        <w:rPr/>
+      </w:pPr>
+      <w:r>
+        <w:rPr/>
+        <w:t xml:space="preserve">Modification, changement de rôle inline, désactivation/réactivation, suppression définitive. </w:t>
       </w:r>
     </w:p>
     <w:p>
@@ -3558,10 +3941,54 @@
         </w:numPr>
         <w:tabs>
           <w:tab w:val="clear" w:pos="1134"/>
-          <w:tab w:val="left" w:pos="784" w:leader="none"/>
-        </w:tabs>
-        <w:bidi w:val="0"/>
-        <w:ind w:left="784" w:right="75" w:hanging="283"/>
+          <w:tab w:val="left" w:pos="709" w:leader="none"/>
+        </w:tabs>
+        <w:bidi w:val="0"/>
+        <w:spacing w:before="0" w:after="0"/>
+        <w:ind w:left="709" w:hanging="283"/>
+        <w:jc w:val="left"/>
+        <w:rPr/>
+      </w:pPr>
+      <w:r>
+        <w:rPr/>
+        <w:t xml:space="preserve">Impossible de désactiver ou supprimer le dernier compte ADMIN du système. </w:t>
+      </w:r>
+    </w:p>
+    <w:p>
+      <w:pPr>
+        <w:pStyle w:val="TextBody"/>
+        <w:numPr>
+          <w:ilvl w:val="0"/>
+          <w:numId w:val="11"/>
+        </w:numPr>
+        <w:tabs>
+          <w:tab w:val="clear" w:pos="1134"/>
+          <w:tab w:val="left" w:pos="709" w:leader="none"/>
+        </w:tabs>
+        <w:bidi w:val="0"/>
+        <w:spacing w:before="0" w:after="0"/>
+        <w:ind w:left="709" w:hanging="283"/>
+        <w:jc w:val="left"/>
+        <w:rPr/>
+      </w:pPr>
+      <w:r>
+        <w:rPr/>
+        <w:t xml:space="preserve">Impossible de désactiver/supprimer son propre compte. </w:t>
+      </w:r>
+    </w:p>
+    <w:p>
+      <w:pPr>
+        <w:pStyle w:val="TextBody"/>
+        <w:numPr>
+          <w:ilvl w:val="0"/>
+          <w:numId w:val="11"/>
+        </w:numPr>
+        <w:tabs>
+          <w:tab w:val="clear" w:pos="1134"/>
+          <w:tab w:val="left" w:pos="709" w:leader="none"/>
+        </w:tabs>
+        <w:bidi w:val="0"/>
+        <w:ind w:left="709" w:hanging="283"/>
         <w:jc w:val="left"/>
         <w:rPr/>
       </w:pPr>
@@ -3569,11 +3996,728 @@
         <w:rPr>
           <w:rStyle w:val="StrongEmphasis"/>
         </w:rPr>
+        <w:t>Recherche</w:t>
+      </w:r>
+      <w:r>
+        <w:rPr/>
+        <w:t xml:space="preserve"> par email, nom, prénom ou téléphone ; filtres par rôle, statut (Actif/Inactif) et plage de dates de création — tous cumulables. </w:t>
+      </w:r>
+    </w:p>
+    <w:p>
+      <w:pPr>
+        <w:pStyle w:val="HorizontalLine"/>
+        <w:bidi w:val="0"/>
+        <w:jc w:val="left"/>
+        <w:rPr/>
+      </w:pPr>
+      <w:r>
+        <w:rPr/>
+      </w:r>
+    </w:p>
+    <w:p>
+      <w:pPr>
+        <w:pStyle w:val="Heading2"/>
+        <w:bidi w:val="0"/>
+        <w:jc w:val="left"/>
+        <w:rPr/>
+      </w:pPr>
+      <w:r>
+        <w:rPr/>
+        <w:t>13. Parents (ADMIN uniquement)</w:t>
+      </w:r>
+    </w:p>
+    <w:p>
+      <w:pPr>
+        <w:pStyle w:val="TextBody"/>
+        <w:numPr>
+          <w:ilvl w:val="0"/>
+          <w:numId w:val="12"/>
+        </w:numPr>
+        <w:tabs>
+          <w:tab w:val="clear" w:pos="1134"/>
+          <w:tab w:val="left" w:pos="709" w:leader="none"/>
+        </w:tabs>
+        <w:bidi w:val="0"/>
+        <w:spacing w:before="0" w:after="0"/>
+        <w:ind w:left="709" w:hanging="283"/>
+        <w:jc w:val="left"/>
+        <w:rPr/>
+      </w:pPr>
+      <w:r>
+        <w:rPr/>
+        <w:t xml:space="preserve">Associe un compte utilisateur de rôle PARENT à un ou plusieurs élèves. </w:t>
+      </w:r>
+    </w:p>
+    <w:p>
+      <w:pPr>
+        <w:pStyle w:val="TextBody"/>
+        <w:numPr>
+          <w:ilvl w:val="0"/>
+          <w:numId w:val="12"/>
+        </w:numPr>
+        <w:tabs>
+          <w:tab w:val="clear" w:pos="1134"/>
+          <w:tab w:val="left" w:pos="709" w:leader="none"/>
+        </w:tabs>
+        <w:bidi w:val="0"/>
+        <w:spacing w:before="0" w:after="0"/>
+        <w:ind w:left="709" w:hanging="283"/>
+        <w:jc w:val="left"/>
+        <w:rPr/>
+      </w:pPr>
+      <w:r>
+        <w:rPr>
+          <w:rStyle w:val="StrongEmphasis"/>
+        </w:rPr>
+        <w:t>Sélection du compte parent</w:t>
+      </w:r>
+      <w:r>
+        <w:rPr/>
+        <w:t xml:space="preserve"> (dans le formulaire) : recherche par numéro de cellulaire, nom ou prénom (le compte PARENT doit déjà exister — le créer d'abord dans « Utilisateurs », ou passer par une demande d'accès validée, §3). </w:t>
+      </w:r>
+    </w:p>
+    <w:p>
+      <w:pPr>
+        <w:pStyle w:val="TextBody"/>
+        <w:numPr>
+          <w:ilvl w:val="0"/>
+          <w:numId w:val="12"/>
+        </w:numPr>
+        <w:tabs>
+          <w:tab w:val="clear" w:pos="1134"/>
+          <w:tab w:val="left" w:pos="709" w:leader="none"/>
+        </w:tabs>
+        <w:bidi w:val="0"/>
+        <w:spacing w:before="0" w:after="0"/>
+        <w:ind w:left="709" w:hanging="283"/>
+        <w:jc w:val="left"/>
+        <w:rPr/>
+      </w:pPr>
+      <w:r>
+        <w:rPr>
+          <w:rStyle w:val="StrongEmphasis"/>
+        </w:rPr>
+        <w:t>Sélection des enfants</w:t>
+      </w:r>
+      <w:r>
+        <w:rPr/>
+        <w:t xml:space="preserve"> : recherche par matricule, nom ou prénom, sélection multiple. </w:t>
+      </w:r>
+    </w:p>
+    <w:p>
+      <w:pPr>
+        <w:pStyle w:val="TextBody"/>
+        <w:numPr>
+          <w:ilvl w:val="0"/>
+          <w:numId w:val="12"/>
+        </w:numPr>
+        <w:tabs>
+          <w:tab w:val="clear" w:pos="1134"/>
+          <w:tab w:val="left" w:pos="709" w:leader="none"/>
+        </w:tabs>
+        <w:bidi w:val="0"/>
+        <w:spacing w:before="0" w:after="0"/>
+        <w:ind w:left="709" w:hanging="283"/>
+        <w:jc w:val="left"/>
+        <w:rPr/>
+      </w:pPr>
+      <w:r>
+        <w:rPr/>
+        <w:t xml:space="preserve">Modification des enfants associés, suppression du lien (les élèves eux-mêmes ne sont pas supprimés). </w:t>
+      </w:r>
+    </w:p>
+    <w:p>
+      <w:pPr>
+        <w:pStyle w:val="TextBody"/>
+        <w:numPr>
+          <w:ilvl w:val="0"/>
+          <w:numId w:val="12"/>
+        </w:numPr>
+        <w:tabs>
+          <w:tab w:val="clear" w:pos="1134"/>
+          <w:tab w:val="left" w:pos="709" w:leader="none"/>
+        </w:tabs>
+        <w:bidi w:val="0"/>
+        <w:ind w:left="709" w:hanging="283"/>
+        <w:jc w:val="left"/>
+        <w:rPr/>
+      </w:pPr>
+      <w:r>
+        <w:rPr>
+          <w:rStyle w:val="StrongEmphasis"/>
+        </w:rPr>
+        <w:t>Recherche</w:t>
+      </w:r>
+      <w:r>
+        <w:rPr/>
+        <w:t xml:space="preserve"> sur la liste principale par </w:t>
+      </w:r>
+      <w:r>
+        <w:rPr>
+          <w:rStyle w:val="StrongEmphasis"/>
+        </w:rPr>
+        <w:t>email OU numéro de téléphone</w:t>
+      </w:r>
+      <w:r>
+        <w:rPr/>
+        <w:t xml:space="preserve"> du compte parent (étendue au téléphone — auparavant email uniquement). </w:t>
+      </w:r>
+    </w:p>
+    <w:p>
+      <w:pPr>
+        <w:pStyle w:val="HorizontalLine"/>
+        <w:bidi w:val="0"/>
+        <w:jc w:val="left"/>
+        <w:rPr/>
+      </w:pPr>
+      <w:r>
+        <w:rPr/>
+      </w:r>
+    </w:p>
+    <w:p>
+      <w:pPr>
+        <w:pStyle w:val="Heading2"/>
+        <w:bidi w:val="0"/>
+        <w:jc w:val="left"/>
+        <w:rPr/>
+      </w:pPr>
+      <w:r>
+        <w:rPr/>
+        <w:t>14. Rapports (ADMIN / GESTIONNAIRE / CAISSIER) — v1 exploratoire</w:t>
+      </w:r>
+    </w:p>
+    <w:p>
+      <w:pPr>
+        <w:pStyle w:val="Quotations"/>
+        <w:pBdr>
+          <w:left w:val="single" w:sz="24" w:space="11" w:color="D4A017"/>
+        </w:pBdr>
+        <w:shd w:fill="FFF9F2" w:val="clear"/>
+        <w:bidi w:val="0"/>
+        <w:spacing w:before="0" w:after="283"/>
+        <w:ind w:left="567" w:right="567" w:hanging="0"/>
+        <w:jc w:val="left"/>
+        <w:rPr/>
+      </w:pPr>
+      <w:r>
+        <w:rPr/>
+        <w:t>Première version, destinée à recueillir des retours avant amélioration avec le client. Non accessible au rôle PARENT.</w:t>
+      </w:r>
+    </w:p>
+    <w:p>
+      <w:pPr>
+        <w:pStyle w:val="TextBody"/>
+        <w:numPr>
+          <w:ilvl w:val="0"/>
+          <w:numId w:val="13"/>
+        </w:numPr>
+        <w:tabs>
+          <w:tab w:val="clear" w:pos="1134"/>
+          <w:tab w:val="left" w:pos="709" w:leader="none"/>
+        </w:tabs>
+        <w:bidi w:val="0"/>
+        <w:spacing w:before="0" w:after="0"/>
+        <w:ind w:left="709" w:hanging="283"/>
+        <w:jc w:val="left"/>
+        <w:rPr/>
+      </w:pPr>
+      <w:r>
+        <w:rPr/>
+        <w:t xml:space="preserve">Choisir une période (date début/fin) et, optionnellement, un établissement (filtre les passages uniquement), puis cliquer sur </w:t>
+      </w:r>
+      <w:r>
+        <w:rPr>
+          <w:rStyle w:val="StrongEmphasis"/>
+        </w:rPr>
+        <w:t>« Générer le rapport »</w:t>
+      </w:r>
+      <w:r>
+        <w:rPr/>
+        <w:t xml:space="preserve">. </w:t>
+      </w:r>
+    </w:p>
+    <w:p>
+      <w:pPr>
+        <w:pStyle w:val="TextBody"/>
+        <w:numPr>
+          <w:ilvl w:val="0"/>
+          <w:numId w:val="13"/>
+        </w:numPr>
+        <w:tabs>
+          <w:tab w:val="clear" w:pos="1134"/>
+          <w:tab w:val="left" w:pos="709" w:leader="none"/>
+        </w:tabs>
+        <w:bidi w:val="0"/>
+        <w:spacing w:before="0" w:after="0"/>
+        <w:ind w:left="709" w:hanging="283"/>
+        <w:jc w:val="left"/>
+        <w:rPr/>
+      </w:pPr>
+      <w:r>
+        <w:rPr/>
+        <w:t>Trois onglets une fois le rapport généré :</w:t>
+      </w:r>
+    </w:p>
+    <w:p>
+      <w:pPr>
+        <w:pStyle w:val="TextBody"/>
+        <w:numPr>
+          <w:ilvl w:val="1"/>
+          <w:numId w:val="13"/>
+        </w:numPr>
+        <w:tabs>
+          <w:tab w:val="clear" w:pos="1134"/>
+          <w:tab w:val="left" w:pos="1418" w:leader="none"/>
+        </w:tabs>
+        <w:bidi w:val="0"/>
+        <w:spacing w:before="0" w:after="0"/>
+        <w:ind w:left="1418" w:hanging="283"/>
+        <w:jc w:val="left"/>
+        <w:rPr/>
+      </w:pPr>
+      <w:r>
+        <w:rPr>
+          <w:rStyle w:val="StrongEmphasis"/>
+        </w:rPr>
+        <w:t>Résumé</w:t>
+      </w:r>
+      <w:r>
+        <w:rPr/>
+        <w:t xml:space="preserve"> : montant total encaissé, répartition des paiements par statut, répartition des passages par résultat, taux d'accès. </w:t>
+      </w:r>
+    </w:p>
+    <w:p>
+      <w:pPr>
+        <w:pStyle w:val="TextBody"/>
+        <w:numPr>
+          <w:ilvl w:val="1"/>
+          <w:numId w:val="13"/>
+        </w:numPr>
+        <w:tabs>
+          <w:tab w:val="clear" w:pos="1134"/>
+          <w:tab w:val="left" w:pos="1418" w:leader="none"/>
+        </w:tabs>
+        <w:bidi w:val="0"/>
+        <w:spacing w:before="0" w:after="0"/>
+        <w:ind w:left="1418" w:hanging="283"/>
+        <w:jc w:val="left"/>
+        <w:rPr/>
+      </w:pPr>
+      <w:r>
+        <w:rPr>
+          <w:rStyle w:val="StrongEmphasis"/>
+        </w:rPr>
+        <w:t>Paiements</w:t>
+      </w:r>
+      <w:r>
+        <w:rPr/>
+        <w:t xml:space="preserve"> : liste détaillée des transactions de la période. </w:t>
+      </w:r>
+    </w:p>
+    <w:p>
+      <w:pPr>
+        <w:pStyle w:val="TextBody"/>
+        <w:numPr>
+          <w:ilvl w:val="1"/>
+          <w:numId w:val="13"/>
+        </w:numPr>
+        <w:tabs>
+          <w:tab w:val="clear" w:pos="1134"/>
+          <w:tab w:val="left" w:pos="1418" w:leader="none"/>
+        </w:tabs>
+        <w:bidi w:val="0"/>
+        <w:spacing w:before="0" w:after="0"/>
+        <w:ind w:left="1418" w:hanging="283"/>
+        <w:jc w:val="left"/>
+        <w:rPr/>
+      </w:pPr>
+      <w:r>
+        <w:rPr>
+          <w:rStyle w:val="StrongEmphasis"/>
+        </w:rPr>
+        <w:t>Passages</w:t>
+      </w:r>
+      <w:r>
+        <w:rPr/>
+        <w:t xml:space="preserve"> : liste détaillée des passages réfectoire de la période. </w:t>
+      </w:r>
+    </w:p>
+    <w:p>
+      <w:pPr>
+        <w:pStyle w:val="TextBody"/>
+        <w:numPr>
+          <w:ilvl w:val="0"/>
+          <w:numId w:val="13"/>
+        </w:numPr>
+        <w:tabs>
+          <w:tab w:val="clear" w:pos="1134"/>
+          <w:tab w:val="left" w:pos="709" w:leader="none"/>
+        </w:tabs>
+        <w:bidi w:val="0"/>
+        <w:spacing w:before="0" w:after="0"/>
+        <w:ind w:left="709" w:hanging="283"/>
+        <w:jc w:val="left"/>
+        <w:rPr/>
+      </w:pPr>
+      <w:r>
+        <w:rPr>
+          <w:rStyle w:val="StrongEmphasis"/>
+        </w:rPr>
+        <w:t>Exporter Excel</w:t>
+      </w:r>
+      <w:r>
+        <w:rPr/>
+        <w:t xml:space="preserve"> : télécharge un classeur </w:t>
+      </w:r>
+      <w:r>
+        <w:rPr>
+          <w:rStyle w:val="SourceText"/>
+        </w:rPr>
+        <w:t>.xlsx</w:t>
+      </w:r>
+      <w:r>
+        <w:rPr/>
+        <w:t xml:space="preserve"> à 3 feuilles (Résumé / Paiements / Passages) couvrant toute la période sélectionnée. </w:t>
+      </w:r>
+    </w:p>
+    <w:p>
+      <w:pPr>
+        <w:pStyle w:val="TextBody"/>
+        <w:numPr>
+          <w:ilvl w:val="0"/>
+          <w:numId w:val="13"/>
+        </w:numPr>
+        <w:tabs>
+          <w:tab w:val="clear" w:pos="1134"/>
+          <w:tab w:val="left" w:pos="709" w:leader="none"/>
+        </w:tabs>
+        <w:bidi w:val="0"/>
+        <w:spacing w:before="0" w:after="0"/>
+        <w:ind w:left="709" w:hanging="283"/>
+        <w:jc w:val="left"/>
+        <w:rPr/>
+      </w:pPr>
+      <w:r>
+        <w:rPr>
+          <w:rStyle w:val="StrongEmphasis"/>
+        </w:rPr>
+        <w:t>Imprimer / PDF</w:t>
+      </w:r>
+      <w:r>
+        <w:rPr/>
+        <w:t xml:space="preserve"> (par onglet) : ouvre la boîte de dialogue d'impression du navigateur, limitée au contenu de l'onglet actif — utiliser « Enregistrer au format PDF » pour obtenir un fichier PDF. </w:t>
+      </w:r>
+    </w:p>
+    <w:p>
+      <w:pPr>
+        <w:pStyle w:val="TextBody"/>
+        <w:numPr>
+          <w:ilvl w:val="0"/>
+          <w:numId w:val="13"/>
+        </w:numPr>
+        <w:tabs>
+          <w:tab w:val="clear" w:pos="1134"/>
+          <w:tab w:val="left" w:pos="709" w:leader="none"/>
+        </w:tabs>
+        <w:bidi w:val="0"/>
+        <w:ind w:left="709" w:hanging="283"/>
+        <w:jc w:val="left"/>
+        <w:rPr/>
+      </w:pPr>
+      <w:r>
+        <w:rPr/>
+        <w:t xml:space="preserve">Sur une période très volumineuse, un avertissement s'affiche si le rapport a dû être tronqué (au-delà de 10 000 lignes) : réduire la plage de dates dans ce cas. </w:t>
+      </w:r>
+    </w:p>
+    <w:p>
+      <w:pPr>
+        <w:pStyle w:val="HorizontalLine"/>
+        <w:bidi w:val="0"/>
+        <w:jc w:val="left"/>
+        <w:rPr/>
+      </w:pPr>
+      <w:r>
+        <w:rPr/>
+      </w:r>
+    </w:p>
+    <w:p>
+      <w:pPr>
+        <w:pStyle w:val="Heading2"/>
+        <w:bidi w:val="0"/>
+        <w:jc w:val="left"/>
+        <w:rPr/>
+      </w:pPr>
+      <w:r>
+        <w:rPr/>
+        <w:t>15. Configuration (ADMIN uniquement)</w:t>
+      </w:r>
+    </w:p>
+    <w:p>
+      <w:pPr>
+        <w:pStyle w:val="TextBody"/>
+        <w:numPr>
+          <w:ilvl w:val="0"/>
+          <w:numId w:val="14"/>
+        </w:numPr>
+        <w:tabs>
+          <w:tab w:val="clear" w:pos="1134"/>
+          <w:tab w:val="left" w:pos="709" w:leader="none"/>
+        </w:tabs>
+        <w:bidi w:val="0"/>
+        <w:spacing w:before="0" w:after="0"/>
+        <w:ind w:left="709" w:hanging="283"/>
+        <w:jc w:val="left"/>
+        <w:rPr/>
+      </w:pPr>
+      <w:r>
+        <w:rPr/>
+        <w:t xml:space="preserve">Activation/désactivation des notifications email et SMS. </w:t>
+      </w:r>
+    </w:p>
+    <w:p>
+      <w:pPr>
+        <w:pStyle w:val="TextBody"/>
+        <w:numPr>
+          <w:ilvl w:val="0"/>
+          <w:numId w:val="14"/>
+        </w:numPr>
+        <w:tabs>
+          <w:tab w:val="clear" w:pos="1134"/>
+          <w:tab w:val="left" w:pos="709" w:leader="none"/>
+        </w:tabs>
+        <w:bidi w:val="0"/>
+        <w:spacing w:before="0" w:after="0"/>
+        <w:ind w:left="709" w:hanging="283"/>
+        <w:jc w:val="left"/>
+        <w:rPr/>
+      </w:pPr>
+      <w:r>
+        <w:rPr/>
+        <w:t xml:space="preserve">Activation/désactivation du rafraîchissement automatique du cache hors-ligne (Scan Réfectoire) — activé par défaut. </w:t>
+      </w:r>
+    </w:p>
+    <w:p>
+      <w:pPr>
+        <w:pStyle w:val="TextBody"/>
+        <w:numPr>
+          <w:ilvl w:val="0"/>
+          <w:numId w:val="14"/>
+        </w:numPr>
+        <w:tabs>
+          <w:tab w:val="clear" w:pos="1134"/>
+          <w:tab w:val="left" w:pos="709" w:leader="none"/>
+        </w:tabs>
+        <w:bidi w:val="0"/>
+        <w:spacing w:before="0" w:after="0"/>
+        <w:ind w:left="709" w:hanging="283"/>
+        <w:jc w:val="left"/>
+        <w:rPr/>
+      </w:pPr>
+      <w:r>
+        <w:rPr/>
+        <w:t xml:space="preserve">Mode de paiement : </w:t>
+      </w:r>
+      <w:r>
+        <w:rPr>
+          <w:rStyle w:val="SourceText"/>
+        </w:rPr>
+        <w:t>ABONNEMENT</w:t>
+      </w:r>
+      <w:r>
+        <w:rPr/>
+        <w:t xml:space="preserve"> (accès trimestriel/annuel) ou </w:t>
+      </w:r>
+      <w:r>
+        <w:rPr>
+          <w:rStyle w:val="SourceText"/>
+        </w:rPr>
+        <w:t>CREDITS</w:t>
+      </w:r>
+      <w:r>
+        <w:rPr/>
+        <w:t xml:space="preserve"> (débit par repas, avec tarif configurable) — les deux modes coexistent, un établissement peut utiliser l'un ou l'autre selon l'élève. </w:t>
+      </w:r>
+    </w:p>
+    <w:p>
+      <w:pPr>
+        <w:pStyle w:val="TextBody"/>
+        <w:numPr>
+          <w:ilvl w:val="0"/>
+          <w:numId w:val="14"/>
+        </w:numPr>
+        <w:tabs>
+          <w:tab w:val="clear" w:pos="1134"/>
+          <w:tab w:val="left" w:pos="709" w:leader="none"/>
+        </w:tabs>
+        <w:bidi w:val="0"/>
+        <w:spacing w:before="0" w:after="0"/>
+        <w:ind w:left="709" w:hanging="283"/>
+        <w:jc w:val="left"/>
+        <w:rPr/>
+      </w:pPr>
+      <w:r>
+        <w:rPr/>
+        <w:t xml:space="preserve">Délai de grâce par défaut (7 jours), surchargeable par établissement (§6). </w:t>
+      </w:r>
+    </w:p>
+    <w:p>
+      <w:pPr>
+        <w:pStyle w:val="TextBody"/>
+        <w:numPr>
+          <w:ilvl w:val="0"/>
+          <w:numId w:val="14"/>
+        </w:numPr>
+        <w:tabs>
+          <w:tab w:val="clear" w:pos="1134"/>
+          <w:tab w:val="left" w:pos="709" w:leader="none"/>
+        </w:tabs>
+        <w:bidi w:val="0"/>
+        <w:spacing w:before="0" w:after="0"/>
+        <w:ind w:left="709" w:hanging="283"/>
+        <w:jc w:val="left"/>
+        <w:rPr/>
+      </w:pPr>
+      <w:r>
+        <w:rPr/>
+        <w:t xml:space="preserve">Provider de paiement actif (CinetPay ou PayDunya). </w:t>
+      </w:r>
+    </w:p>
+    <w:p>
+      <w:pPr>
+        <w:pStyle w:val="TextBody"/>
+        <w:numPr>
+          <w:ilvl w:val="0"/>
+          <w:numId w:val="14"/>
+        </w:numPr>
+        <w:tabs>
+          <w:tab w:val="clear" w:pos="1134"/>
+          <w:tab w:val="left" w:pos="709" w:leader="none"/>
+        </w:tabs>
+        <w:bidi w:val="0"/>
+        <w:ind w:left="709" w:hanging="283"/>
+        <w:jc w:val="left"/>
+        <w:rPr/>
+      </w:pPr>
+      <w:r>
+        <w:rPr/>
+        <w:t xml:space="preserve">Image de fond personnalisée pour l'écran de connexion. </w:t>
+      </w:r>
+    </w:p>
+    <w:p>
+      <w:pPr>
+        <w:pStyle w:val="HorizontalLine"/>
+        <w:bidi w:val="0"/>
+        <w:jc w:val="left"/>
+        <w:rPr/>
+      </w:pPr>
+      <w:r>
+        <w:rPr/>
+      </w:r>
+    </w:p>
+    <w:p>
+      <w:pPr>
+        <w:pStyle w:val="Heading2"/>
+        <w:bidi w:val="0"/>
+        <w:jc w:val="left"/>
+        <w:rPr/>
+      </w:pPr>
+      <w:r>
+        <w:rPr/>
+        <w:t>16. Paiement &amp; notifications — état de l'intégration</w:t>
+      </w:r>
+    </w:p>
+    <w:p>
+      <w:pPr>
+        <w:pStyle w:val="TextBody"/>
+        <w:numPr>
+          <w:ilvl w:val="0"/>
+          <w:numId w:val="15"/>
+        </w:numPr>
+        <w:tabs>
+          <w:tab w:val="clear" w:pos="1134"/>
+          <w:tab w:val="left" w:pos="709" w:leader="none"/>
+        </w:tabs>
+        <w:bidi w:val="0"/>
+        <w:spacing w:before="0" w:after="0"/>
+        <w:ind w:left="709" w:hanging="283"/>
+        <w:jc w:val="left"/>
+        <w:rPr/>
+      </w:pPr>
+      <w:r>
+        <w:rPr>
+          <w:rStyle w:val="StrongEmphasis"/>
+        </w:rPr>
+        <w:t>Paiement</w:t>
+      </w:r>
+      <w:r>
+        <w:rPr/>
+        <w:t xml:space="preserve"> : les appels vers CinetPay et PayDunya sont réels (pas une simulation) — dès que le client fournit ses identifiants marchands réels (clé API, site ID, etc.), le paiement fonctionne sans nouveau développement. Sans ces identifiants, une tentative de paiement échoue avec un message clair plutôt qu'un lien invalide. </w:t>
+      </w:r>
+    </w:p>
+    <w:p>
+      <w:pPr>
+        <w:pStyle w:val="TextBody"/>
+        <w:numPr>
+          <w:ilvl w:val="0"/>
+          <w:numId w:val="15"/>
+        </w:numPr>
+        <w:tabs>
+          <w:tab w:val="clear" w:pos="1134"/>
+          <w:tab w:val="left" w:pos="709" w:leader="none"/>
+        </w:tabs>
+        <w:bidi w:val="0"/>
+        <w:spacing w:before="0" w:after="0"/>
+        <w:ind w:left="709" w:hanging="283"/>
+        <w:jc w:val="left"/>
+        <w:rPr/>
+      </w:pPr>
+      <w:r>
+        <w:rPr>
+          <w:rStyle w:val="StrongEmphasis"/>
+        </w:rPr>
+        <w:t>SMS</w:t>
+      </w:r>
+      <w:r>
+        <w:rPr/>
+        <w:t xml:space="preserve"> : intégration réelle avec le fournisseur Twilio. Sans compte Twilio configuré, les notifications SMS sont simplement journalisées (aucun envoi réel, aucune erreur visible pour l'utilisateur). </w:t>
+      </w:r>
+    </w:p>
+    <w:p>
+      <w:pPr>
+        <w:pStyle w:val="TextBody"/>
+        <w:numPr>
+          <w:ilvl w:val="0"/>
+          <w:numId w:val="15"/>
+        </w:numPr>
+        <w:tabs>
+          <w:tab w:val="clear" w:pos="1134"/>
+          <w:tab w:val="left" w:pos="709" w:leader="none"/>
+        </w:tabs>
+        <w:bidi w:val="0"/>
+        <w:ind w:left="709" w:hanging="283"/>
+        <w:jc w:val="left"/>
+        <w:rPr/>
+      </w:pPr>
+      <w:r>
+        <w:rPr>
+          <w:rStyle w:val="StrongEmphasis"/>
+        </w:rPr>
         <w:t>Email</w:t>
       </w:r>
       <w:r>
         <w:rPr/>
-        <w:t xml:space="preserve"> : fonctionne dès identifiants SMTP réels renseignés. </w:t>
+        <w:t xml:space="preserve"> : fonctionne dès que les identifiants SMTP réels sont renseignés (ex. compte Gmail avec mot de passe d'application). </w:t>
+      </w:r>
+    </w:p>
+    <w:p>
+      <w:pPr>
+        <w:pStyle w:val="HorizontalLine"/>
+        <w:bidi w:val="0"/>
+        <w:jc w:val="left"/>
+        <w:rPr/>
+      </w:pPr>
+      <w:r>
+        <w:rPr/>
       </w:r>
     </w:p>
     <w:p>
@@ -3592,8 +4736,7 @@
       <w:pPr>
         <w:pStyle w:val="TextBody"/>
         <w:bidi w:val="0"/>
-        <w:spacing w:before="75" w:after="75"/>
-        <w:ind w:left="75" w:right="75" w:hanging="0"/>
+        <w:spacing w:before="0" w:after="283"/>
         <w:jc w:val="left"/>
         <w:rPr/>
       </w:pPr>
@@ -3605,30 +4748,25 @@
       </w:r>
       <w:r>
         <w:rPr/>
-        <w:t xml:space="preserve"> — 📞 +225 07 58 89 24 77 · 📧 infos@klemtech.net</w:t>
-      </w:r>
-    </w:p>
-    <w:p>
-      <w:pPr>
-        <w:pStyle w:val="TextBodyfooternote"/>
-        <w:bidi w:val="0"/>
-        <w:spacing w:before="360" w:after="75"/>
-        <w:jc w:val="center"/>
-        <w:rPr/>
-      </w:pPr>
-      <w:r>
-        <w:rPr/>
-        <w:t>Ce manuel remplace la version précédente (2026-07-01) — les captures d'écran de l'ancienne version n'ont pas été reconduites (nouvelle UI, capture à refaire avec un environnement navigateur disponible).</w:t>
-      </w:r>
+        <w:t xml:space="preserve"> — 📞 +225 07 58 89 24 77 · 📧 </w:t>
+      </w:r>
+      <w:hyperlink r:id="rId2">
+        <w:r>
+          <w:rPr>
+            <w:rStyle w:val="InternetLink"/>
+          </w:rPr>
+          <w:t>infos@klemtech.net</w:t>
+        </w:r>
+      </w:hyperlink>
     </w:p>
     <w:sectPr>
       <w:type w:val="nextPage"/>
       <w:pgSz w:w="11906" w:h="16838"/>
-      <w:pgMar w:left="907" w:right="907" w:gutter="0" w:header="0" w:top="1134" w:footer="0" w:bottom="1134"/>
+      <w:pgMar w:left="1134" w:right="1134" w:gutter="0" w:header="0" w:top="1134" w:footer="0" w:bottom="1134"/>
       <w:pgNumType w:fmt="decimal"/>
       <w:formProt w:val="false"/>
       <w:textDirection w:val="lrTb"/>
-      <w:docGrid w:type="default" w:linePitch="600" w:charSpace="38911"/>
+      <w:docGrid w:type="default" w:linePitch="600" w:charSpace="36864"/>
     </w:sectPr>
   </w:body>
 </w:document>
@@ -5126,6 +6264,554 @@
     </w:lvl>
   </w:abstractNum>
   <w:abstractNum w:abstractNumId="12">
+    <w:lvl w:ilvl="0">
+      <w:start w:val="1"/>
+      <w:numFmt w:val="bullet"/>
+      <w:lvlText w:val=""/>
+      <w:lvlJc w:val="left"/>
+      <w:pPr>
+        <w:tabs>
+          <w:tab w:val="num" w:pos="709"/>
+        </w:tabs>
+        <w:ind w:left="709" w:hanging="283"/>
+      </w:pPr>
+      <w:rPr>
+        <w:rFonts w:ascii="Symbol" w:hAnsi="Symbol" w:cs="Symbol" w:hint="default"/>
+      </w:rPr>
+    </w:lvl>
+    <w:lvl w:ilvl="1">
+      <w:start w:val="1"/>
+      <w:numFmt w:val="bullet"/>
+      <w:lvlText w:val=""/>
+      <w:lvlJc w:val="left"/>
+      <w:pPr>
+        <w:tabs>
+          <w:tab w:val="num" w:pos="1418"/>
+        </w:tabs>
+        <w:ind w:left="1418" w:hanging="283"/>
+      </w:pPr>
+      <w:rPr>
+        <w:rFonts w:ascii="Symbol" w:hAnsi="Symbol" w:cs="Symbol" w:hint="default"/>
+      </w:rPr>
+    </w:lvl>
+    <w:lvl w:ilvl="2">
+      <w:start w:val="1"/>
+      <w:numFmt w:val="bullet"/>
+      <w:lvlText w:val=""/>
+      <w:lvlJc w:val="left"/>
+      <w:pPr>
+        <w:tabs>
+          <w:tab w:val="num" w:pos="2127"/>
+        </w:tabs>
+        <w:ind w:left="2127" w:hanging="283"/>
+      </w:pPr>
+      <w:rPr>
+        <w:rFonts w:ascii="Symbol" w:hAnsi="Symbol" w:cs="Symbol" w:hint="default"/>
+      </w:rPr>
+    </w:lvl>
+    <w:lvl w:ilvl="3">
+      <w:start w:val="1"/>
+      <w:numFmt w:val="bullet"/>
+      <w:lvlText w:val=""/>
+      <w:lvlJc w:val="left"/>
+      <w:pPr>
+        <w:tabs>
+          <w:tab w:val="num" w:pos="2836"/>
+        </w:tabs>
+        <w:ind w:left="2836" w:hanging="283"/>
+      </w:pPr>
+      <w:rPr>
+        <w:rFonts w:ascii="Symbol" w:hAnsi="Symbol" w:cs="Symbol" w:hint="default"/>
+      </w:rPr>
+    </w:lvl>
+    <w:lvl w:ilvl="4">
+      <w:start w:val="1"/>
+      <w:numFmt w:val="bullet"/>
+      <w:lvlText w:val=""/>
+      <w:lvlJc w:val="left"/>
+      <w:pPr>
+        <w:tabs>
+          <w:tab w:val="num" w:pos="3545"/>
+        </w:tabs>
+        <w:ind w:left="3545" w:hanging="283"/>
+      </w:pPr>
+      <w:rPr>
+        <w:rFonts w:ascii="Symbol" w:hAnsi="Symbol" w:cs="Symbol" w:hint="default"/>
+      </w:rPr>
+    </w:lvl>
+    <w:lvl w:ilvl="5">
+      <w:start w:val="1"/>
+      <w:numFmt w:val="bullet"/>
+      <w:lvlText w:val=""/>
+      <w:lvlJc w:val="left"/>
+      <w:pPr>
+        <w:tabs>
+          <w:tab w:val="num" w:pos="4254"/>
+        </w:tabs>
+        <w:ind w:left="4254" w:hanging="283"/>
+      </w:pPr>
+      <w:rPr>
+        <w:rFonts w:ascii="Symbol" w:hAnsi="Symbol" w:cs="Symbol" w:hint="default"/>
+      </w:rPr>
+    </w:lvl>
+    <w:lvl w:ilvl="6">
+      <w:start w:val="1"/>
+      <w:numFmt w:val="bullet"/>
+      <w:lvlText w:val=""/>
+      <w:lvlJc w:val="left"/>
+      <w:pPr>
+        <w:tabs>
+          <w:tab w:val="num" w:pos="4963"/>
+        </w:tabs>
+        <w:ind w:left="4963" w:hanging="283"/>
+      </w:pPr>
+      <w:rPr>
+        <w:rFonts w:ascii="Symbol" w:hAnsi="Symbol" w:cs="Symbol" w:hint="default"/>
+      </w:rPr>
+    </w:lvl>
+    <w:lvl w:ilvl="7">
+      <w:start w:val="1"/>
+      <w:numFmt w:val="bullet"/>
+      <w:lvlText w:val=""/>
+      <w:lvlJc w:val="left"/>
+      <w:pPr>
+        <w:tabs>
+          <w:tab w:val="num" w:pos="5672"/>
+        </w:tabs>
+        <w:ind w:left="5672" w:hanging="283"/>
+      </w:pPr>
+      <w:rPr>
+        <w:rFonts w:ascii="Symbol" w:hAnsi="Symbol" w:cs="Symbol" w:hint="default"/>
+      </w:rPr>
+    </w:lvl>
+    <w:lvl w:ilvl="8">
+      <w:start w:val="1"/>
+      <w:numFmt w:val="bullet"/>
+      <w:lvlText w:val=""/>
+      <w:lvlJc w:val="left"/>
+      <w:pPr>
+        <w:tabs>
+          <w:tab w:val="num" w:pos="6381"/>
+        </w:tabs>
+        <w:ind w:left="6381" w:hanging="283"/>
+      </w:pPr>
+      <w:rPr>
+        <w:rFonts w:ascii="Symbol" w:hAnsi="Symbol" w:cs="Symbol" w:hint="default"/>
+      </w:rPr>
+    </w:lvl>
+  </w:abstractNum>
+  <w:abstractNum w:abstractNumId="13">
+    <w:lvl w:ilvl="0">
+      <w:start w:val="1"/>
+      <w:numFmt w:val="bullet"/>
+      <w:lvlText w:val=""/>
+      <w:lvlJc w:val="left"/>
+      <w:pPr>
+        <w:tabs>
+          <w:tab w:val="num" w:pos="709"/>
+        </w:tabs>
+        <w:ind w:left="709" w:hanging="283"/>
+      </w:pPr>
+      <w:rPr>
+        <w:rFonts w:ascii="Symbol" w:hAnsi="Symbol" w:cs="Symbol" w:hint="default"/>
+      </w:rPr>
+    </w:lvl>
+    <w:lvl w:ilvl="1">
+      <w:start w:val="1"/>
+      <w:numFmt w:val="bullet"/>
+      <w:lvlText w:val=""/>
+      <w:lvlJc w:val="left"/>
+      <w:pPr>
+        <w:tabs>
+          <w:tab w:val="num" w:pos="1418"/>
+        </w:tabs>
+        <w:ind w:left="1418" w:hanging="283"/>
+      </w:pPr>
+      <w:rPr>
+        <w:rFonts w:ascii="Symbol" w:hAnsi="Symbol" w:cs="Symbol" w:hint="default"/>
+      </w:rPr>
+    </w:lvl>
+    <w:lvl w:ilvl="2">
+      <w:start w:val="1"/>
+      <w:numFmt w:val="bullet"/>
+      <w:lvlText w:val=""/>
+      <w:lvlJc w:val="left"/>
+      <w:pPr>
+        <w:tabs>
+          <w:tab w:val="num" w:pos="2127"/>
+        </w:tabs>
+        <w:ind w:left="2127" w:hanging="283"/>
+      </w:pPr>
+      <w:rPr>
+        <w:rFonts w:ascii="Symbol" w:hAnsi="Symbol" w:cs="Symbol" w:hint="default"/>
+      </w:rPr>
+    </w:lvl>
+    <w:lvl w:ilvl="3">
+      <w:start w:val="1"/>
+      <w:numFmt w:val="bullet"/>
+      <w:lvlText w:val=""/>
+      <w:lvlJc w:val="left"/>
+      <w:pPr>
+        <w:tabs>
+          <w:tab w:val="num" w:pos="2836"/>
+        </w:tabs>
+        <w:ind w:left="2836" w:hanging="283"/>
+      </w:pPr>
+      <w:rPr>
+        <w:rFonts w:ascii="Symbol" w:hAnsi="Symbol" w:cs="Symbol" w:hint="default"/>
+      </w:rPr>
+    </w:lvl>
+    <w:lvl w:ilvl="4">
+      <w:start w:val="1"/>
+      <w:numFmt w:val="bullet"/>
+      <w:lvlText w:val=""/>
+      <w:lvlJc w:val="left"/>
+      <w:pPr>
+        <w:tabs>
+          <w:tab w:val="num" w:pos="3545"/>
+        </w:tabs>
+        <w:ind w:left="3545" w:hanging="283"/>
+      </w:pPr>
+      <w:rPr>
+        <w:rFonts w:ascii="Symbol" w:hAnsi="Symbol" w:cs="Symbol" w:hint="default"/>
+      </w:rPr>
+    </w:lvl>
+    <w:lvl w:ilvl="5">
+      <w:start w:val="1"/>
+      <w:numFmt w:val="bullet"/>
+      <w:lvlText w:val=""/>
+      <w:lvlJc w:val="left"/>
+      <w:pPr>
+        <w:tabs>
+          <w:tab w:val="num" w:pos="4254"/>
+        </w:tabs>
+        <w:ind w:left="4254" w:hanging="283"/>
+      </w:pPr>
+      <w:rPr>
+        <w:rFonts w:ascii="Symbol" w:hAnsi="Symbol" w:cs="Symbol" w:hint="default"/>
+      </w:rPr>
+    </w:lvl>
+    <w:lvl w:ilvl="6">
+      <w:start w:val="1"/>
+      <w:numFmt w:val="bullet"/>
+      <w:lvlText w:val=""/>
+      <w:lvlJc w:val="left"/>
+      <w:pPr>
+        <w:tabs>
+          <w:tab w:val="num" w:pos="4963"/>
+        </w:tabs>
+        <w:ind w:left="4963" w:hanging="283"/>
+      </w:pPr>
+      <w:rPr>
+        <w:rFonts w:ascii="Symbol" w:hAnsi="Symbol" w:cs="Symbol" w:hint="default"/>
+      </w:rPr>
+    </w:lvl>
+    <w:lvl w:ilvl="7">
+      <w:start w:val="1"/>
+      <w:numFmt w:val="bullet"/>
+      <w:lvlText w:val=""/>
+      <w:lvlJc w:val="left"/>
+      <w:pPr>
+        <w:tabs>
+          <w:tab w:val="num" w:pos="5672"/>
+        </w:tabs>
+        <w:ind w:left="5672" w:hanging="283"/>
+      </w:pPr>
+      <w:rPr>
+        <w:rFonts w:ascii="Symbol" w:hAnsi="Symbol" w:cs="Symbol" w:hint="default"/>
+      </w:rPr>
+    </w:lvl>
+    <w:lvl w:ilvl="8">
+      <w:start w:val="1"/>
+      <w:numFmt w:val="bullet"/>
+      <w:lvlText w:val=""/>
+      <w:lvlJc w:val="left"/>
+      <w:pPr>
+        <w:tabs>
+          <w:tab w:val="num" w:pos="6381"/>
+        </w:tabs>
+        <w:ind w:left="6381" w:hanging="283"/>
+      </w:pPr>
+      <w:rPr>
+        <w:rFonts w:ascii="Symbol" w:hAnsi="Symbol" w:cs="Symbol" w:hint="default"/>
+      </w:rPr>
+    </w:lvl>
+  </w:abstractNum>
+  <w:abstractNum w:abstractNumId="14">
+    <w:lvl w:ilvl="0">
+      <w:start w:val="1"/>
+      <w:numFmt w:val="bullet"/>
+      <w:lvlText w:val=""/>
+      <w:lvlJc w:val="left"/>
+      <w:pPr>
+        <w:tabs>
+          <w:tab w:val="num" w:pos="709"/>
+        </w:tabs>
+        <w:ind w:left="709" w:hanging="283"/>
+      </w:pPr>
+      <w:rPr>
+        <w:rFonts w:ascii="Symbol" w:hAnsi="Symbol" w:cs="Symbol" w:hint="default"/>
+      </w:rPr>
+    </w:lvl>
+    <w:lvl w:ilvl="1">
+      <w:start w:val="1"/>
+      <w:numFmt w:val="bullet"/>
+      <w:lvlText w:val=""/>
+      <w:lvlJc w:val="left"/>
+      <w:pPr>
+        <w:tabs>
+          <w:tab w:val="num" w:pos="1418"/>
+        </w:tabs>
+        <w:ind w:left="1418" w:hanging="283"/>
+      </w:pPr>
+      <w:rPr>
+        <w:rFonts w:ascii="Symbol" w:hAnsi="Symbol" w:cs="Symbol" w:hint="default"/>
+      </w:rPr>
+    </w:lvl>
+    <w:lvl w:ilvl="2">
+      <w:start w:val="1"/>
+      <w:numFmt w:val="bullet"/>
+      <w:lvlText w:val=""/>
+      <w:lvlJc w:val="left"/>
+      <w:pPr>
+        <w:tabs>
+          <w:tab w:val="num" w:pos="2127"/>
+        </w:tabs>
+        <w:ind w:left="2127" w:hanging="283"/>
+      </w:pPr>
+      <w:rPr>
+        <w:rFonts w:ascii="Symbol" w:hAnsi="Symbol" w:cs="Symbol" w:hint="default"/>
+      </w:rPr>
+    </w:lvl>
+    <w:lvl w:ilvl="3">
+      <w:start w:val="1"/>
+      <w:numFmt w:val="bullet"/>
+      <w:lvlText w:val=""/>
+      <w:lvlJc w:val="left"/>
+      <w:pPr>
+        <w:tabs>
+          <w:tab w:val="num" w:pos="2836"/>
+        </w:tabs>
+        <w:ind w:left="2836" w:hanging="283"/>
+      </w:pPr>
+      <w:rPr>
+        <w:rFonts w:ascii="Symbol" w:hAnsi="Symbol" w:cs="Symbol" w:hint="default"/>
+      </w:rPr>
+    </w:lvl>
+    <w:lvl w:ilvl="4">
+      <w:start w:val="1"/>
+      <w:numFmt w:val="bullet"/>
+      <w:lvlText w:val=""/>
+      <w:lvlJc w:val="left"/>
+      <w:pPr>
+        <w:tabs>
+          <w:tab w:val="num" w:pos="3545"/>
+        </w:tabs>
+        <w:ind w:left="3545" w:hanging="283"/>
+      </w:pPr>
+      <w:rPr>
+        <w:rFonts w:ascii="Symbol" w:hAnsi="Symbol" w:cs="Symbol" w:hint="default"/>
+      </w:rPr>
+    </w:lvl>
+    <w:lvl w:ilvl="5">
+      <w:start w:val="1"/>
+      <w:numFmt w:val="bullet"/>
+      <w:lvlText w:val=""/>
+      <w:lvlJc w:val="left"/>
+      <w:pPr>
+        <w:tabs>
+          <w:tab w:val="num" w:pos="4254"/>
+        </w:tabs>
+        <w:ind w:left="4254" w:hanging="283"/>
+      </w:pPr>
+      <w:rPr>
+        <w:rFonts w:ascii="Symbol" w:hAnsi="Symbol" w:cs="Symbol" w:hint="default"/>
+      </w:rPr>
+    </w:lvl>
+    <w:lvl w:ilvl="6">
+      <w:start w:val="1"/>
+      <w:numFmt w:val="bullet"/>
+      <w:lvlText w:val=""/>
+      <w:lvlJc w:val="left"/>
+      <w:pPr>
+        <w:tabs>
+          <w:tab w:val="num" w:pos="4963"/>
+        </w:tabs>
+        <w:ind w:left="4963" w:hanging="283"/>
+      </w:pPr>
+      <w:rPr>
+        <w:rFonts w:ascii="Symbol" w:hAnsi="Symbol" w:cs="Symbol" w:hint="default"/>
+      </w:rPr>
+    </w:lvl>
+    <w:lvl w:ilvl="7">
+      <w:start w:val="1"/>
+      <w:numFmt w:val="bullet"/>
+      <w:lvlText w:val=""/>
+      <w:lvlJc w:val="left"/>
+      <w:pPr>
+        <w:tabs>
+          <w:tab w:val="num" w:pos="5672"/>
+        </w:tabs>
+        <w:ind w:left="5672" w:hanging="283"/>
+      </w:pPr>
+      <w:rPr>
+        <w:rFonts w:ascii="Symbol" w:hAnsi="Symbol" w:cs="Symbol" w:hint="default"/>
+      </w:rPr>
+    </w:lvl>
+    <w:lvl w:ilvl="8">
+      <w:start w:val="1"/>
+      <w:numFmt w:val="bullet"/>
+      <w:lvlText w:val=""/>
+      <w:lvlJc w:val="left"/>
+      <w:pPr>
+        <w:tabs>
+          <w:tab w:val="num" w:pos="6381"/>
+        </w:tabs>
+        <w:ind w:left="6381" w:hanging="283"/>
+      </w:pPr>
+      <w:rPr>
+        <w:rFonts w:ascii="Symbol" w:hAnsi="Symbol" w:cs="Symbol" w:hint="default"/>
+      </w:rPr>
+    </w:lvl>
+  </w:abstractNum>
+  <w:abstractNum w:abstractNumId="15">
+    <w:lvl w:ilvl="0">
+      <w:start w:val="1"/>
+      <w:numFmt w:val="bullet"/>
+      <w:lvlText w:val=""/>
+      <w:lvlJc w:val="left"/>
+      <w:pPr>
+        <w:tabs>
+          <w:tab w:val="num" w:pos="709"/>
+        </w:tabs>
+        <w:ind w:left="709" w:hanging="283"/>
+      </w:pPr>
+      <w:rPr>
+        <w:rFonts w:ascii="Symbol" w:hAnsi="Symbol" w:cs="Symbol" w:hint="default"/>
+      </w:rPr>
+    </w:lvl>
+    <w:lvl w:ilvl="1">
+      <w:start w:val="1"/>
+      <w:numFmt w:val="bullet"/>
+      <w:lvlText w:val=""/>
+      <w:lvlJc w:val="left"/>
+      <w:pPr>
+        <w:tabs>
+          <w:tab w:val="num" w:pos="1418"/>
+        </w:tabs>
+        <w:ind w:left="1418" w:hanging="283"/>
+      </w:pPr>
+      <w:rPr>
+        <w:rFonts w:ascii="Symbol" w:hAnsi="Symbol" w:cs="Symbol" w:hint="default"/>
+      </w:rPr>
+    </w:lvl>
+    <w:lvl w:ilvl="2">
+      <w:start w:val="1"/>
+      <w:numFmt w:val="bullet"/>
+      <w:lvlText w:val=""/>
+      <w:lvlJc w:val="left"/>
+      <w:pPr>
+        <w:tabs>
+          <w:tab w:val="num" w:pos="2127"/>
+        </w:tabs>
+        <w:ind w:left="2127" w:hanging="283"/>
+      </w:pPr>
+      <w:rPr>
+        <w:rFonts w:ascii="Symbol" w:hAnsi="Symbol" w:cs="Symbol" w:hint="default"/>
+      </w:rPr>
+    </w:lvl>
+    <w:lvl w:ilvl="3">
+      <w:start w:val="1"/>
+      <w:numFmt w:val="bullet"/>
+      <w:lvlText w:val=""/>
+      <w:lvlJc w:val="left"/>
+      <w:pPr>
+        <w:tabs>
+          <w:tab w:val="num" w:pos="2836"/>
+        </w:tabs>
+        <w:ind w:left="2836" w:hanging="283"/>
+      </w:pPr>
+      <w:rPr>
+        <w:rFonts w:ascii="Symbol" w:hAnsi="Symbol" w:cs="Symbol" w:hint="default"/>
+      </w:rPr>
+    </w:lvl>
+    <w:lvl w:ilvl="4">
+      <w:start w:val="1"/>
+      <w:numFmt w:val="bullet"/>
+      <w:lvlText w:val=""/>
+      <w:lvlJc w:val="left"/>
+      <w:pPr>
+        <w:tabs>
+          <w:tab w:val="num" w:pos="3545"/>
+        </w:tabs>
+        <w:ind w:left="3545" w:hanging="283"/>
+      </w:pPr>
+      <w:rPr>
+        <w:rFonts w:ascii="Symbol" w:hAnsi="Symbol" w:cs="Symbol" w:hint="default"/>
+      </w:rPr>
+    </w:lvl>
+    <w:lvl w:ilvl="5">
+      <w:start w:val="1"/>
+      <w:numFmt w:val="bullet"/>
+      <w:lvlText w:val=""/>
+      <w:lvlJc w:val="left"/>
+      <w:pPr>
+        <w:tabs>
+          <w:tab w:val="num" w:pos="4254"/>
+        </w:tabs>
+        <w:ind w:left="4254" w:hanging="283"/>
+      </w:pPr>
+      <w:rPr>
+        <w:rFonts w:ascii="Symbol" w:hAnsi="Symbol" w:cs="Symbol" w:hint="default"/>
+      </w:rPr>
+    </w:lvl>
+    <w:lvl w:ilvl="6">
+      <w:start w:val="1"/>
+      <w:numFmt w:val="bullet"/>
+      <w:lvlText w:val=""/>
+      <w:lvlJc w:val="left"/>
+      <w:pPr>
+        <w:tabs>
+          <w:tab w:val="num" w:pos="4963"/>
+        </w:tabs>
+        <w:ind w:left="4963" w:hanging="283"/>
+      </w:pPr>
+      <w:rPr>
+        <w:rFonts w:ascii="Symbol" w:hAnsi="Symbol" w:cs="Symbol" w:hint="default"/>
+      </w:rPr>
+    </w:lvl>
+    <w:lvl w:ilvl="7">
+      <w:start w:val="1"/>
+      <w:numFmt w:val="bullet"/>
+      <w:lvlText w:val=""/>
+      <w:lvlJc w:val="left"/>
+      <w:pPr>
+        <w:tabs>
+          <w:tab w:val="num" w:pos="5672"/>
+        </w:tabs>
+        <w:ind w:left="5672" w:hanging="283"/>
+      </w:pPr>
+      <w:rPr>
+        <w:rFonts w:ascii="Symbol" w:hAnsi="Symbol" w:cs="Symbol" w:hint="default"/>
+      </w:rPr>
+    </w:lvl>
+    <w:lvl w:ilvl="8">
+      <w:start w:val="1"/>
+      <w:numFmt w:val="bullet"/>
+      <w:lvlText w:val=""/>
+      <w:lvlJc w:val="left"/>
+      <w:pPr>
+        <w:tabs>
+          <w:tab w:val="num" w:pos="6381"/>
+        </w:tabs>
+        <w:ind w:left="6381" w:hanging="283"/>
+      </w:pPr>
+      <w:rPr>
+        <w:rFonts w:ascii="Symbol" w:hAnsi="Symbol" w:cs="Symbol" w:hint="default"/>
+      </w:rPr>
+    </w:lvl>
+  </w:abstractNum>
+  <w:abstractNum w:abstractNumId="16">
     <w:lvl w:ilvl="0">
       <w:start w:val="1"/>
       <w:numFmt w:val="none"/>
@@ -5282,6 +6968,18 @@
   <w:num w:numId="12">
     <w:abstractNumId w:val="12"/>
   </w:num>
+  <w:num w:numId="13">
+    <w:abstractNumId w:val="13"/>
+  </w:num>
+  <w:num w:numId="14">
+    <w:abstractNumId w:val="14"/>
+  </w:num>
+  <w:num w:numId="15">
+    <w:abstractNumId w:val="15"/>
+  </w:num>
+  <w:num w:numId="16">
+    <w:abstractNumId w:val="16"/>
+  </w:num>
 </w:numbering>
 </file>
 
@@ -5308,13 +7006,13 @@
     <w:pPr>
       <w:widowControl w:val="false"/>
       <w:bidi w:val="0"/>
-      <w:spacing w:lineRule="auto" w:line="360"/>
+      <w:spacing w:lineRule="auto" w:line="348"/>
     </w:pPr>
     <w:rPr>
-      <w:rFonts w:ascii="Helvetica Neue;Arial;sans-serif" w:hAnsi="Helvetica Neue;Arial;sans-serif" w:eastAsia="Helvetica Neue;Arial;sans-serif" w:cs="Helvetica Neue;Arial;sans-serif"/>
+      <w:rFonts w:ascii="Liberation Sans;Arial;sans-serif" w:hAnsi="Liberation Sans;Arial;sans-serif" w:eastAsia="Liberation Sans;Arial;sans-serif" w:cs="Liberation Sans;Arial;sans-serif"/>
       <w:color w:val="2B2118"/>
-      <w:sz w:val="21"/>
-      <w:szCs w:val="21"/>
+      <w:sz w:val="22"/>
+      <w:szCs w:val="22"/>
       <w:lang w:val="en-US" w:eastAsia="zh-CN" w:bidi="hi-IN"/>
     </w:rPr>
   </w:style>
@@ -5324,7 +7022,9 @@
     <w:next w:val="TextBody"/>
     <w:qFormat/>
     <w:pPr>
-      <w:spacing w:before="240" w:after="60"/>
+      <w:pBdr>
+        <w:bottom w:val="single" w:sz="12" w:space="5" w:color="E8720C"/>
+      </w:pBdr>
     </w:pPr>
     <w:rPr>
       <w:rFonts w:ascii="Liberation Sans Unicode MS" w:hAnsi="Liberation Sans Unicode MS"/>
@@ -5341,10 +7041,6 @@
     <w:next w:val="TextBody"/>
     <w:qFormat/>
     <w:pPr>
-      <w:keepNext w:val="true"/>
-      <w:pBdr>
-        <w:bottom w:val="single" w:sz="12" w:space="3" w:color="E8720C"/>
-      </w:pBdr>
       <w:spacing w:before="330" w:after="120"/>
       <w:outlineLvl w:val="1"/>
     </w:pPr>
@@ -5353,8 +7049,8 @@
       <w:b/>
       <w:bCs/>
       <w:color w:val="B85400"/>
-      <w:sz w:val="27"/>
-      <w:szCs w:val="27"/>
+      <w:sz w:val="30"/>
+      <w:szCs w:val="30"/>
     </w:rPr>
   </w:style>
   <w:style w:type="paragraph" w:styleId="Heading3">
@@ -5363,7 +7059,6 @@
     <w:next w:val="TextBody"/>
     <w:qFormat/>
     <w:pPr>
-      <w:keepNext w:val="true"/>
       <w:spacing w:before="210" w:after="120"/>
       <w:outlineLvl w:val="2"/>
     </w:pPr>
@@ -5372,8 +7067,8 @@
       <w:b/>
       <w:bCs/>
       <w:color w:val="0E7C4A"/>
-      <w:sz w:val="22"/>
-      <w:szCs w:val="22"/>
+      <w:sz w:val="25"/>
+      <w:szCs w:val="25"/>
     </w:rPr>
   </w:style>
   <w:style w:type="character" w:styleId="EndnoteCharacters">
@@ -5397,7 +7092,10 @@
     <w:name w:val="Source Text"/>
     <w:qFormat/>
     <w:rPr>
-      <w:rFonts w:ascii="Liberation Mono" w:hAnsi="Liberation Mono" w:eastAsia="Noto Sans Mono CJK SC" w:cs="Liberation Mono"/>
+      <w:rFonts w:ascii="Liberation Mono;monospace" w:hAnsi="Liberation Mono;monospace" w:eastAsia="Liberation Mono;monospace" w:cs="Liberation Mono;monospace"/>
+      <w:sz w:val="19"/>
+      <w:szCs w:val="19"/>
+      <w:shd w:fill="F3ECE0" w:val="clear"/>
     </w:rPr>
   </w:style>
   <w:style w:type="character" w:styleId="Bullets">
@@ -5539,8 +7237,7 @@
     <w:name w:val="Body Text"/>
     <w:basedOn w:val="Normal"/>
     <w:pPr>
-      <w:spacing w:before="75" w:after="75"/>
-      <w:ind w:left="75" w:right="75" w:hanging="0"/>
+      <w:spacing w:before="0" w:after="283"/>
     </w:pPr>
     <w:rPr/>
   </w:style>
@@ -5559,6 +7256,22 @@
       <w:szCs w:val="28"/>
     </w:rPr>
   </w:style>
+  <w:style w:type="paragraph" w:styleId="Quotations">
+    <w:name w:val="Quotations"/>
+    <w:basedOn w:val="Normal"/>
+    <w:qFormat/>
+    <w:pPr>
+      <w:pBdr>
+        <w:left w:val="single" w:sz="24" w:space="11" w:color="D4A017"/>
+      </w:pBdr>
+      <w:shd w:fill="FFF9F2" w:val="clear"/>
+      <w:spacing w:before="0" w:after="283"/>
+      <w:ind w:left="567" w:right="567" w:hanging="0"/>
+    </w:pPr>
+    <w:rPr>
+      <w:color w:val="55483A"/>
+    </w:rPr>
+  </w:style>
   <w:style w:type="paragraph" w:styleId="TableHeading">
     <w:name w:val="Table Heading"/>
     <w:basedOn w:val="TableContents"/>
@@ -5574,21 +7287,5 @@
       <w:color w:val="B85400"/>
     </w:rPr>
   </w:style>
-  <w:style w:type="paragraph" w:styleId="TextBodyfooternote">
-    <w:name w:val="Text Body.footer-note"/>
-    <w:basedOn w:val="TextBody"/>
-    <w:qFormat/>
-    <w:pPr>
-      <w:spacing w:before="360" w:after="75"/>
-      <w:jc w:val="center"/>
-    </w:pPr>
-    <w:rPr>
-      <w:i/>
-      <w:iCs/>
-      <w:color w:val="6B5E52"/>
-      <w:sz w:val="17"/>
-      <w:szCs w:val="17"/>
-    </w:rPr>
-  </w:style>
 </w:styles>
 </file>